--- a/appendix/Doc - 20260409 - v1 (by 20260414).docx
+++ b/appendix/Doc - 20260409 - v1 (by 20260414).docx
@@ -5183,6 +5183,557 @@
               <w:t>/id_rsa.pub</w:t>
             </w:r>
           </w:p>
+          <w:p>
+            <w:pPr>
+              <w:rPr>
+                <w:rFonts w:ascii="Times New Roman" w:eastAsia="宋体" w:hAnsi="Times New Roman" w:cs="Times New Roman"/>
+              </w:rPr>
+            </w:pPr>
+          </w:p>
+          <w:p>
+            <w:pPr>
+              <w:pStyle w:val="HTML"/>
+              <w:rPr>
+                <w:rFonts w:asciiTheme="minorHAnsi" w:hAnsiTheme="minorHAnsi" w:cstheme="minorHAnsi"/>
+                <w:sz w:val="22"/>
+                <w:szCs w:val="22"/>
+              </w:rPr>
+            </w:pPr>
+            <w:r>
+              <w:rPr>
+                <w:rFonts w:asciiTheme="minorHAnsi" w:hAnsiTheme="minorHAnsi" w:cstheme="minorHAnsi"/>
+                <w:sz w:val="22"/>
+                <w:szCs w:val="22"/>
+              </w:rPr>
+              <w:t xml:space="preserve">$ </w:t>
+            </w:r>
+            <w:proofErr w:type="spellStart"/>
+            <w:r>
+              <w:rPr>
+                <w:rFonts w:asciiTheme="minorHAnsi" w:hAnsiTheme="minorHAnsi" w:cstheme="minorHAnsi"/>
+                <w:sz w:val="22"/>
+                <w:szCs w:val="22"/>
+              </w:rPr>
+              <w:t>ssh</w:t>
+            </w:r>
+            <w:proofErr w:type="spellEnd"/>
+            <w:r>
+              <w:rPr>
+                <w:rFonts w:asciiTheme="minorHAnsi" w:hAnsiTheme="minorHAnsi" w:cstheme="minorHAnsi"/>
+                <w:sz w:val="22"/>
+                <w:szCs w:val="22"/>
+              </w:rPr>
+              <w:t xml:space="preserve"> </w:t>
+            </w:r>
+            <w:r>
+              <w:rPr>
+                <w:rFonts w:ascii="Times New Roman" w:eastAsia="宋体" w:hAnsi="Times New Roman" w:cs="Times New Roman"/>
+              </w:rPr>
+              <w:t>172.31.210.70</w:t>
+            </w:r>
+            <w:r>
+              <w:rPr>
+                <w:rFonts w:asciiTheme="minorHAnsi" w:hAnsiTheme="minorHAnsi" w:cstheme="minorHAnsi"/>
+                <w:sz w:val="22"/>
+                <w:szCs w:val="22"/>
+              </w:rPr>
+              <w:t xml:space="preserve"> "echo 'hi'"</w:t>
+            </w:r>
+            <w:r>
+              <w:rPr>
+                <w:rFonts w:asciiTheme="minorHAnsi" w:hAnsiTheme="minorHAnsi" w:cstheme="minorHAnsi"/>
+                <w:sz w:val="22"/>
+                <w:szCs w:val="22"/>
+              </w:rPr>
+              <w:br/>
+              <w:t xml:space="preserve">$ </w:t>
+            </w:r>
+            <w:proofErr w:type="spellStart"/>
+            <w:r>
+              <w:rPr>
+                <w:rFonts w:asciiTheme="minorHAnsi" w:hAnsiTheme="minorHAnsi" w:cstheme="minorHAnsi"/>
+                <w:sz w:val="22"/>
+                <w:szCs w:val="22"/>
+              </w:rPr>
+              <w:t>ssh</w:t>
+            </w:r>
+            <w:proofErr w:type="spellEnd"/>
+            <w:r>
+              <w:rPr>
+                <w:rFonts w:asciiTheme="minorHAnsi" w:hAnsiTheme="minorHAnsi" w:cstheme="minorHAnsi"/>
+                <w:sz w:val="22"/>
+                <w:szCs w:val="22"/>
+              </w:rPr>
+              <w:t xml:space="preserve"> </w:t>
+            </w:r>
+            <w:r>
+              <w:rPr>
+                <w:rFonts w:ascii="Times New Roman" w:eastAsia="宋体" w:hAnsi="Times New Roman" w:cs="Times New Roman"/>
+              </w:rPr>
+              <w:t>172.31.210.7</w:t>
+            </w:r>
+            <w:r>
+              <w:rPr>
+                <w:rFonts w:ascii="Times New Roman" w:eastAsia="宋体" w:hAnsi="Times New Roman" w:cs="Times New Roman"/>
+              </w:rPr>
+              <w:t>1</w:t>
+            </w:r>
+            <w:r>
+              <w:rPr>
+                <w:rFonts w:asciiTheme="minorHAnsi" w:hAnsiTheme="minorHAnsi" w:cstheme="minorHAnsi"/>
+                <w:sz w:val="22"/>
+                <w:szCs w:val="22"/>
+              </w:rPr>
+              <w:t xml:space="preserve"> "echo 'hi'"</w:t>
+            </w:r>
+            <w:r>
+              <w:rPr>
+                <w:rFonts w:asciiTheme="minorHAnsi" w:hAnsiTheme="minorHAnsi" w:cstheme="minorHAnsi"/>
+                <w:sz w:val="22"/>
+                <w:szCs w:val="22"/>
+              </w:rPr>
+              <w:br/>
+              <w:t xml:space="preserve">$ </w:t>
+            </w:r>
+            <w:proofErr w:type="spellStart"/>
+            <w:r>
+              <w:rPr>
+                <w:rFonts w:asciiTheme="minorHAnsi" w:hAnsiTheme="minorHAnsi" w:cstheme="minorHAnsi"/>
+                <w:sz w:val="22"/>
+                <w:szCs w:val="22"/>
+              </w:rPr>
+              <w:t>ssh</w:t>
+            </w:r>
+            <w:proofErr w:type="spellEnd"/>
+            <w:r>
+              <w:rPr>
+                <w:rFonts w:asciiTheme="minorHAnsi" w:hAnsiTheme="minorHAnsi" w:cstheme="minorHAnsi"/>
+                <w:sz w:val="22"/>
+                <w:szCs w:val="22"/>
+              </w:rPr>
+              <w:t xml:space="preserve"> </w:t>
+            </w:r>
+            <w:r>
+              <w:rPr>
+                <w:rFonts w:ascii="Times New Roman" w:eastAsia="宋体" w:hAnsi="Times New Roman" w:cs="Times New Roman"/>
+              </w:rPr>
+              <w:t>172.31.210.7</w:t>
+            </w:r>
+            <w:r>
+              <w:rPr>
+                <w:rFonts w:ascii="Times New Roman" w:eastAsia="宋体" w:hAnsi="Times New Roman" w:cs="Times New Roman"/>
+              </w:rPr>
+              <w:t>2</w:t>
+            </w:r>
+            <w:r>
+              <w:rPr>
+                <w:rFonts w:asciiTheme="minorHAnsi" w:hAnsiTheme="minorHAnsi" w:cstheme="minorHAnsi"/>
+                <w:sz w:val="22"/>
+                <w:szCs w:val="22"/>
+              </w:rPr>
+              <w:t xml:space="preserve"> "echo 'hi'"</w:t>
+            </w:r>
+          </w:p>
+          <w:p>
+            <w:pPr>
+              <w:pStyle w:val="HTML"/>
+              <w:rPr>
+                <w:rFonts w:asciiTheme="minorHAnsi" w:hAnsiTheme="minorHAnsi" w:cstheme="minorHAnsi"/>
+                <w:sz w:val="22"/>
+                <w:szCs w:val="22"/>
+              </w:rPr>
+            </w:pPr>
+            <w:r>
+              <w:rPr>
+                <w:rFonts w:asciiTheme="minorHAnsi" w:hAnsiTheme="minorHAnsi" w:cstheme="minorHAnsi"/>
+                <w:sz w:val="22"/>
+                <w:szCs w:val="22"/>
+              </w:rPr>
+              <w:t xml:space="preserve">$ </w:t>
+            </w:r>
+            <w:proofErr w:type="spellStart"/>
+            <w:r>
+              <w:rPr>
+                <w:rFonts w:asciiTheme="minorHAnsi" w:hAnsiTheme="minorHAnsi" w:cstheme="minorHAnsi"/>
+                <w:sz w:val="22"/>
+                <w:szCs w:val="22"/>
+              </w:rPr>
+              <w:t>ssh</w:t>
+            </w:r>
+            <w:proofErr w:type="spellEnd"/>
+            <w:r>
+              <w:rPr>
+                <w:rFonts w:asciiTheme="minorHAnsi" w:hAnsiTheme="minorHAnsi" w:cstheme="minorHAnsi"/>
+                <w:sz w:val="22"/>
+                <w:szCs w:val="22"/>
+              </w:rPr>
+              <w:t xml:space="preserve"> </w:t>
+            </w:r>
+            <w:r>
+              <w:rPr>
+                <w:rFonts w:ascii="Times New Roman" w:eastAsia="宋体" w:hAnsi="Times New Roman" w:cs="Times New Roman"/>
+              </w:rPr>
+              <w:t>172.31.210.7</w:t>
+            </w:r>
+            <w:r>
+              <w:rPr>
+                <w:rFonts w:ascii="Times New Roman" w:eastAsia="宋体" w:hAnsi="Times New Roman" w:cs="Times New Roman"/>
+              </w:rPr>
+              <w:t>3</w:t>
+            </w:r>
+            <w:r>
+              <w:rPr>
+                <w:rFonts w:asciiTheme="minorHAnsi" w:hAnsiTheme="minorHAnsi" w:cstheme="minorHAnsi"/>
+                <w:sz w:val="22"/>
+                <w:szCs w:val="22"/>
+              </w:rPr>
+              <w:t xml:space="preserve"> "echo 'hi'"</w:t>
+            </w:r>
+          </w:p>
+          <w:p>
+            <w:pPr>
+              <w:pStyle w:val="HTML"/>
+              <w:rPr>
+                <w:rFonts w:asciiTheme="minorHAnsi" w:hAnsiTheme="minorHAnsi" w:cstheme="minorHAnsi"/>
+                <w:sz w:val="22"/>
+                <w:szCs w:val="22"/>
+              </w:rPr>
+            </w:pPr>
+            <w:r>
+              <w:rPr>
+                <w:rFonts w:asciiTheme="minorHAnsi" w:hAnsiTheme="minorHAnsi" w:cstheme="minorHAnsi"/>
+                <w:sz w:val="22"/>
+                <w:szCs w:val="22"/>
+              </w:rPr>
+              <w:t xml:space="preserve">$ </w:t>
+            </w:r>
+            <w:proofErr w:type="spellStart"/>
+            <w:r>
+              <w:rPr>
+                <w:rFonts w:asciiTheme="minorHAnsi" w:hAnsiTheme="minorHAnsi" w:cstheme="minorHAnsi"/>
+                <w:sz w:val="22"/>
+                <w:szCs w:val="22"/>
+              </w:rPr>
+              <w:t>ssh</w:t>
+            </w:r>
+            <w:proofErr w:type="spellEnd"/>
+            <w:r>
+              <w:rPr>
+                <w:rFonts w:asciiTheme="minorHAnsi" w:hAnsiTheme="minorHAnsi" w:cstheme="minorHAnsi"/>
+                <w:sz w:val="22"/>
+                <w:szCs w:val="22"/>
+              </w:rPr>
+              <w:t xml:space="preserve"> </w:t>
+            </w:r>
+            <w:r>
+              <w:rPr>
+                <w:rFonts w:ascii="Times New Roman" w:eastAsia="宋体" w:hAnsi="Times New Roman" w:cs="Times New Roman"/>
+              </w:rPr>
+              <w:t>172.31.210.7</w:t>
+            </w:r>
+            <w:r>
+              <w:rPr>
+                <w:rFonts w:ascii="Times New Roman" w:eastAsia="宋体" w:hAnsi="Times New Roman" w:cs="Times New Roman"/>
+              </w:rPr>
+              <w:t>4</w:t>
+            </w:r>
+            <w:r>
+              <w:rPr>
+                <w:rFonts w:asciiTheme="minorHAnsi" w:hAnsiTheme="minorHAnsi" w:cstheme="minorHAnsi"/>
+                <w:sz w:val="22"/>
+                <w:szCs w:val="22"/>
+              </w:rPr>
+              <w:t xml:space="preserve"> "echo 'hi'"</w:t>
+            </w:r>
+          </w:p>
+          <w:p>
+            <w:pPr>
+              <w:pStyle w:val="HTML"/>
+              <w:rPr>
+                <w:rFonts w:asciiTheme="minorHAnsi" w:hAnsiTheme="minorHAnsi" w:cstheme="minorHAnsi"/>
+                <w:sz w:val="22"/>
+                <w:szCs w:val="22"/>
+              </w:rPr>
+            </w:pPr>
+            <w:r>
+              <w:rPr>
+                <w:rFonts w:asciiTheme="minorHAnsi" w:hAnsiTheme="minorHAnsi" w:cstheme="minorHAnsi"/>
+                <w:sz w:val="22"/>
+                <w:szCs w:val="22"/>
+              </w:rPr>
+              <w:t xml:space="preserve">$ </w:t>
+            </w:r>
+            <w:proofErr w:type="spellStart"/>
+            <w:r>
+              <w:rPr>
+                <w:rFonts w:asciiTheme="minorHAnsi" w:hAnsiTheme="minorHAnsi" w:cstheme="minorHAnsi"/>
+                <w:sz w:val="22"/>
+                <w:szCs w:val="22"/>
+              </w:rPr>
+              <w:t>ssh</w:t>
+            </w:r>
+            <w:proofErr w:type="spellEnd"/>
+            <w:r>
+              <w:rPr>
+                <w:rFonts w:asciiTheme="minorHAnsi" w:hAnsiTheme="minorHAnsi" w:cstheme="minorHAnsi"/>
+                <w:sz w:val="22"/>
+                <w:szCs w:val="22"/>
+              </w:rPr>
+              <w:t xml:space="preserve"> </w:t>
+            </w:r>
+            <w:r>
+              <w:rPr>
+                <w:rFonts w:ascii="Times New Roman" w:eastAsia="宋体" w:hAnsi="Times New Roman" w:cs="Times New Roman"/>
+              </w:rPr>
+              <w:t>172.31.210.7</w:t>
+            </w:r>
+            <w:r>
+              <w:rPr>
+                <w:rFonts w:ascii="Times New Roman" w:eastAsia="宋体" w:hAnsi="Times New Roman" w:cs="Times New Roman"/>
+              </w:rPr>
+              <w:t>5</w:t>
+            </w:r>
+            <w:r>
+              <w:rPr>
+                <w:rFonts w:asciiTheme="minorHAnsi" w:hAnsiTheme="minorHAnsi" w:cstheme="minorHAnsi"/>
+                <w:sz w:val="22"/>
+                <w:szCs w:val="22"/>
+              </w:rPr>
+              <w:t xml:space="preserve"> "echo 'hi'"</w:t>
+            </w:r>
+          </w:p>
+          <w:p>
+            <w:pPr>
+              <w:pStyle w:val="HTML"/>
+              <w:rPr>
+                <w:rFonts w:asciiTheme="minorHAnsi" w:hAnsiTheme="minorHAnsi" w:cstheme="minorHAnsi"/>
+                <w:sz w:val="22"/>
+                <w:szCs w:val="22"/>
+              </w:rPr>
+            </w:pPr>
+            <w:r>
+              <w:rPr>
+                <w:rFonts w:asciiTheme="minorHAnsi" w:hAnsiTheme="minorHAnsi" w:cstheme="minorHAnsi"/>
+                <w:sz w:val="22"/>
+                <w:szCs w:val="22"/>
+              </w:rPr>
+              <w:t xml:space="preserve">$ </w:t>
+            </w:r>
+            <w:proofErr w:type="spellStart"/>
+            <w:r>
+              <w:rPr>
+                <w:rFonts w:asciiTheme="minorHAnsi" w:hAnsiTheme="minorHAnsi" w:cstheme="minorHAnsi"/>
+                <w:sz w:val="22"/>
+                <w:szCs w:val="22"/>
+              </w:rPr>
+              <w:t>ssh</w:t>
+            </w:r>
+            <w:proofErr w:type="spellEnd"/>
+            <w:r>
+              <w:rPr>
+                <w:rFonts w:asciiTheme="minorHAnsi" w:hAnsiTheme="minorHAnsi" w:cstheme="minorHAnsi"/>
+                <w:sz w:val="22"/>
+                <w:szCs w:val="22"/>
+              </w:rPr>
+              <w:t xml:space="preserve"> </w:t>
+            </w:r>
+            <w:r>
+              <w:rPr>
+                <w:rFonts w:ascii="Times New Roman" w:eastAsia="宋体" w:hAnsi="Times New Roman" w:cs="Times New Roman"/>
+              </w:rPr>
+              <w:t>172.31.210.7</w:t>
+            </w:r>
+            <w:r>
+              <w:rPr>
+                <w:rFonts w:ascii="Times New Roman" w:eastAsia="宋体" w:hAnsi="Times New Roman" w:cs="Times New Roman"/>
+              </w:rPr>
+              <w:t>6</w:t>
+            </w:r>
+            <w:r>
+              <w:rPr>
+                <w:rFonts w:asciiTheme="minorHAnsi" w:hAnsiTheme="minorHAnsi" w:cstheme="minorHAnsi"/>
+                <w:sz w:val="22"/>
+                <w:szCs w:val="22"/>
+              </w:rPr>
+              <w:t xml:space="preserve"> "echo 'hi'"</w:t>
+            </w:r>
+          </w:p>
+          <w:p>
+            <w:pPr>
+              <w:pStyle w:val="HTML"/>
+              <w:rPr>
+                <w:rFonts w:asciiTheme="minorHAnsi" w:hAnsiTheme="minorHAnsi" w:cstheme="minorHAnsi"/>
+                <w:sz w:val="22"/>
+                <w:szCs w:val="22"/>
+              </w:rPr>
+            </w:pPr>
+            <w:r>
+              <w:rPr>
+                <w:rFonts w:asciiTheme="minorHAnsi" w:hAnsiTheme="minorHAnsi" w:cstheme="minorHAnsi"/>
+                <w:sz w:val="22"/>
+                <w:szCs w:val="22"/>
+              </w:rPr>
+              <w:t xml:space="preserve">$ </w:t>
+            </w:r>
+            <w:proofErr w:type="spellStart"/>
+            <w:r>
+              <w:rPr>
+                <w:rFonts w:asciiTheme="minorHAnsi" w:hAnsiTheme="minorHAnsi" w:cstheme="minorHAnsi"/>
+                <w:sz w:val="22"/>
+                <w:szCs w:val="22"/>
+              </w:rPr>
+              <w:t>ssh</w:t>
+            </w:r>
+            <w:proofErr w:type="spellEnd"/>
+            <w:r>
+              <w:rPr>
+                <w:rFonts w:asciiTheme="minorHAnsi" w:hAnsiTheme="minorHAnsi" w:cstheme="minorHAnsi"/>
+                <w:sz w:val="22"/>
+                <w:szCs w:val="22"/>
+              </w:rPr>
+              <w:t xml:space="preserve"> </w:t>
+            </w:r>
+            <w:r>
+              <w:rPr>
+                <w:rFonts w:ascii="Times New Roman" w:eastAsia="宋体" w:hAnsi="Times New Roman" w:cs="Times New Roman"/>
+              </w:rPr>
+              <w:t>172.31.210.7</w:t>
+            </w:r>
+            <w:r>
+              <w:rPr>
+                <w:rFonts w:ascii="Times New Roman" w:eastAsia="宋体" w:hAnsi="Times New Roman" w:cs="Times New Roman"/>
+              </w:rPr>
+              <w:t>7</w:t>
+            </w:r>
+            <w:r>
+              <w:rPr>
+                <w:rFonts w:asciiTheme="minorHAnsi" w:hAnsiTheme="minorHAnsi" w:cstheme="minorHAnsi"/>
+                <w:sz w:val="22"/>
+                <w:szCs w:val="22"/>
+              </w:rPr>
+              <w:t xml:space="preserve"> "echo 'hi'"</w:t>
+            </w:r>
+          </w:p>
+          <w:p>
+            <w:pPr>
+              <w:pStyle w:val="HTML"/>
+              <w:rPr>
+                <w:rFonts w:asciiTheme="minorHAnsi" w:hAnsiTheme="minorHAnsi" w:cstheme="minorHAnsi"/>
+                <w:sz w:val="22"/>
+                <w:szCs w:val="22"/>
+              </w:rPr>
+            </w:pPr>
+            <w:r>
+              <w:rPr>
+                <w:rFonts w:asciiTheme="minorHAnsi" w:hAnsiTheme="minorHAnsi" w:cstheme="minorHAnsi"/>
+                <w:sz w:val="22"/>
+                <w:szCs w:val="22"/>
+              </w:rPr>
+              <w:t xml:space="preserve">$ </w:t>
+            </w:r>
+            <w:proofErr w:type="spellStart"/>
+            <w:r>
+              <w:rPr>
+                <w:rFonts w:asciiTheme="minorHAnsi" w:hAnsiTheme="minorHAnsi" w:cstheme="minorHAnsi"/>
+                <w:sz w:val="22"/>
+                <w:szCs w:val="22"/>
+              </w:rPr>
+              <w:t>ssh</w:t>
+            </w:r>
+            <w:proofErr w:type="spellEnd"/>
+            <w:r>
+              <w:rPr>
+                <w:rFonts w:asciiTheme="minorHAnsi" w:hAnsiTheme="minorHAnsi" w:cstheme="minorHAnsi"/>
+                <w:sz w:val="22"/>
+                <w:szCs w:val="22"/>
+              </w:rPr>
+              <w:t xml:space="preserve"> </w:t>
+            </w:r>
+            <w:r>
+              <w:rPr>
+                <w:rFonts w:ascii="Times New Roman" w:eastAsia="宋体" w:hAnsi="Times New Roman" w:cs="Times New Roman"/>
+              </w:rPr>
+              <w:t>172.31.210.7</w:t>
+            </w:r>
+            <w:r>
+              <w:rPr>
+                <w:rFonts w:ascii="Times New Roman" w:eastAsia="宋体" w:hAnsi="Times New Roman" w:cs="Times New Roman"/>
+              </w:rPr>
+              <w:t>8</w:t>
+            </w:r>
+            <w:r>
+              <w:rPr>
+                <w:rFonts w:asciiTheme="minorHAnsi" w:hAnsiTheme="minorHAnsi" w:cstheme="minorHAnsi"/>
+                <w:sz w:val="22"/>
+                <w:szCs w:val="22"/>
+              </w:rPr>
+              <w:t xml:space="preserve"> "echo 'hi'"</w:t>
+            </w:r>
+          </w:p>
+          <w:p>
+            <w:pPr>
+              <w:pStyle w:val="HTML"/>
+              <w:rPr>
+                <w:rFonts w:asciiTheme="minorHAnsi" w:hAnsiTheme="minorHAnsi" w:cstheme="minorHAnsi" w:hint="eastAsia"/>
+                <w:sz w:val="22"/>
+                <w:szCs w:val="22"/>
+              </w:rPr>
+            </w:pPr>
+            <w:r>
+              <w:rPr>
+                <w:rFonts w:asciiTheme="minorHAnsi" w:hAnsiTheme="minorHAnsi" w:cstheme="minorHAnsi"/>
+                <w:sz w:val="22"/>
+                <w:szCs w:val="22"/>
+              </w:rPr>
+              <w:t xml:space="preserve">$ </w:t>
+            </w:r>
+            <w:proofErr w:type="spellStart"/>
+            <w:r>
+              <w:rPr>
+                <w:rFonts w:asciiTheme="minorHAnsi" w:hAnsiTheme="minorHAnsi" w:cstheme="minorHAnsi"/>
+                <w:sz w:val="22"/>
+                <w:szCs w:val="22"/>
+              </w:rPr>
+              <w:t>ssh</w:t>
+            </w:r>
+            <w:proofErr w:type="spellEnd"/>
+            <w:r>
+              <w:rPr>
+                <w:rFonts w:asciiTheme="minorHAnsi" w:hAnsiTheme="minorHAnsi" w:cstheme="minorHAnsi"/>
+                <w:sz w:val="22"/>
+                <w:szCs w:val="22"/>
+              </w:rPr>
+              <w:t xml:space="preserve"> </w:t>
+            </w:r>
+            <w:r>
+              <w:rPr>
+                <w:rFonts w:ascii="Times New Roman" w:eastAsia="宋体" w:hAnsi="Times New Roman" w:cs="Times New Roman"/>
+              </w:rPr>
+              <w:t>172.31.210.7</w:t>
+            </w:r>
+            <w:r>
+              <w:rPr>
+                <w:rFonts w:ascii="Times New Roman" w:eastAsia="宋体" w:hAnsi="Times New Roman" w:cs="Times New Roman"/>
+              </w:rPr>
+              <w:t>9</w:t>
+            </w:r>
+            <w:r>
+              <w:rPr>
+                <w:rFonts w:asciiTheme="minorHAnsi" w:hAnsiTheme="minorHAnsi" w:cstheme="minorHAnsi"/>
+                <w:sz w:val="22"/>
+                <w:szCs w:val="22"/>
+              </w:rPr>
+              <w:t xml:space="preserve"> "echo 'hi'"</w:t>
+            </w:r>
+            <w:r>
+              <w:rPr>
+                <w:rFonts w:asciiTheme="minorHAnsi" w:hAnsiTheme="minorHAnsi" w:cstheme="minorHAnsi"/>
+                <w:sz w:val="22"/>
+                <w:szCs w:val="22"/>
+              </w:rPr>
+              <w:br/>
+            </w:r>
+          </w:p>
         </w:tc>
       </w:tr>
     </w:tbl>
@@ -5269,7 +5820,6 @@
           <w:rStyle w:val="a3"/>
           <w:color w:val="2F5496" w:themeColor="accent1" w:themeShade="BF"/>
         </w:rPr>
-        <w:lastRenderedPageBreak/>
         <w:t>1</w:t>
       </w:r>
       <w:r>
@@ -5786,7 +6336,6 @@
         </w:numPr>
       </w:pPr>
       <w:r>
-        <w:lastRenderedPageBreak/>
         <w:t>Prepare Fabric Multiple Nodes</w:t>
       </w:r>
     </w:p>
@@ -6451,6 +7000,14 @@
                 <w:szCs w:val="22"/>
               </w:rPr>
               <w:br/>
+            </w:r>
+            <w:r>
+              <w:rPr>
+                <w:rFonts w:asciiTheme="minorHAnsi" w:hAnsiTheme="minorHAnsi" w:cstheme="minorHAnsi"/>
+                <w:sz w:val="22"/>
+                <w:szCs w:val="22"/>
+              </w:rPr>
+              <w:lastRenderedPageBreak/>
               <w:t xml:space="preserve">$ </w:t>
             </w:r>
             <w:r>
@@ -6641,7 +7198,6 @@
           <w:b/>
           <w:bCs/>
         </w:rPr>
-        <w:lastRenderedPageBreak/>
         <w:t>S</w:t>
       </w:r>
       <w:r>
@@ -7695,6 +8251,7 @@
               <w:rPr>
                 <w:rFonts w:hint="eastAsia"/>
               </w:rPr>
+              <w:lastRenderedPageBreak/>
               <w:t>$</w:t>
             </w:r>
             <w:r>
@@ -7832,7 +8389,6 @@
           <w:b/>
           <w:bCs/>
         </w:rPr>
-        <w:lastRenderedPageBreak/>
         <w:t>S</w:t>
       </w:r>
       <w:r>
@@ -8547,6 +9103,7 @@
                 <w:sz w:val="22"/>
                 <w:szCs w:val="22"/>
               </w:rPr>
+              <w:lastRenderedPageBreak/>
               <w:t>// Prerequisite: Node.js v12.20.1 or higher</w:t>
             </w:r>
           </w:p>
@@ -8851,7 +9408,6 @@
                 <w:sz w:val="22"/>
                 <w:szCs w:val="22"/>
               </w:rPr>
-              <w:lastRenderedPageBreak/>
               <w:t xml:space="preserve">$ </w:t>
             </w:r>
             <w:proofErr w:type="spellStart"/>
@@ -9485,6 +10041,7 @@
           </w:tcPr>
           <w:p>
             <w:r>
+              <w:lastRenderedPageBreak/>
               <w:t>download "${BINARY_FILE}" "</w:t>
             </w:r>
             <w:proofErr w:type="gramStart"/>
@@ -9573,7 +10130,6 @@
         <w:rPr>
           <w:rFonts w:hint="eastAsia"/>
         </w:rPr>
-        <w:lastRenderedPageBreak/>
         <w:t>I</w:t>
       </w:r>
       <w:r>
@@ -10100,6 +10656,7 @@
           <w:iCs w:val="0"/>
           <w:color w:val="2F5496" w:themeColor="accent1" w:themeShade="BF"/>
         </w:rPr>
+        <w:lastRenderedPageBreak/>
         <w:t>2</w:t>
       </w:r>
       <w:r>
@@ -10333,7 +10890,6 @@
         <w:rPr>
           <w:noProof/>
         </w:rPr>
-        <w:lastRenderedPageBreak/>
         <w:drawing>
           <wp:inline distT="0" distB="0" distL="0" distR="0" wp14:anchorId="4042B6AF" wp14:editId="469C6133">
             <wp:extent cx="5554639" cy="1952593"/>
@@ -10572,6 +11128,7 @@
         <w:rPr>
           <w:noProof/>
         </w:rPr>
+        <w:lastRenderedPageBreak/>
         <w:drawing>
           <wp:inline distT="0" distB="0" distL="0" distR="0" wp14:anchorId="458201CC" wp14:editId="0FAA9652">
             <wp:extent cx="5533256" cy="3316406"/>
@@ -10626,7 +11183,6 @@
           <w:iCs w:val="0"/>
           <w:color w:val="2F5496" w:themeColor="accent1" w:themeShade="BF"/>
         </w:rPr>
-        <w:lastRenderedPageBreak/>
         <w:t>2</w:t>
       </w:r>
       <w:r>
@@ -10968,6 +11524,14 @@
                 <w:szCs w:val="22"/>
               </w:rPr>
               <w:br/>
+            </w:r>
+            <w:r>
+              <w:rPr>
+                <w:rFonts w:asciiTheme="minorHAnsi" w:hAnsiTheme="minorHAnsi" w:cstheme="minorHAnsi"/>
+                <w:sz w:val="22"/>
+                <w:szCs w:val="22"/>
+              </w:rPr>
+              <w:lastRenderedPageBreak/>
               <w:t xml:space="preserve">$ vi </w:t>
             </w:r>
             <w:hyperlink r:id="rId37" w:anchor="file-peer-base-yaml" w:tgtFrame="_blank" w:history="1">
@@ -11979,6 +12543,7 @@
                 <w:sz w:val="22"/>
                 <w:szCs w:val="22"/>
               </w:rPr>
+              <w:lastRenderedPageBreak/>
               <w:t>$ docker</w:t>
             </w:r>
             <w:r>
@@ -13317,7 +13882,16 @@
                 <w:szCs w:val="22"/>
               </w:rPr>
               <w:br/>
-              <w:t># CORE_PEER_MSPCONFIGPATH=/opt/gopath/src/github.com/hyperledger/fabric/peer/crypto/peerOrganizations/org1.example.com/users/Admin@org1.example.com/msp CORE_PEER_ADDRESS=peer1.org1.example.com:8051 CORE_PEER_LOCALMSPID="Org1MSP" CORE_PEER_TLS_ROOTCERT_FILE=/opt/gopath/src/github.com/hyperledger/fabric/peer/crypto/peerOrganizations/org1.example.com/peers/peer1.org1.example.com/tls/ca.crt peer channel join -b mychannel.block</w:t>
+              <w:t xml:space="preserve"># CORE_PEER_MSPCONFIGPATH=/opt/gopath/src/github.com/hyperledger/fabric/peer/crypto/peerOrganizations/org1.example.com/users/Admin@org1.example.com/msp CORE_PEER_ADDRESS=peer1.org1.example.com:8051 CORE_PEER_LOCALMSPID="Org1MSP" CORE_PEER_TLS_ROOTCERT_FILE=/opt/gopath/src/github.com/hyperledger/fabric/peer/crypto/peerOrganizations/org1.example.com/peers/peer1.org1.example.com/tls/ca.crt peer channel join -b </w:t>
+            </w:r>
+            <w:r>
+              <w:rPr>
+                <w:rFonts w:asciiTheme="minorHAnsi" w:hAnsiTheme="minorHAnsi" w:cstheme="minorHAnsi"/>
+                <w:sz w:val="22"/>
+                <w:szCs w:val="22"/>
+              </w:rPr>
+              <w:lastRenderedPageBreak/>
+              <w:t>mychannel.block</w:t>
             </w:r>
             <w:r>
               <w:rPr>
@@ -13469,7 +14043,11 @@
               <w:t>#</w:t>
             </w:r>
             <w:r>
-              <w:t xml:space="preserve"> CORE_PEER_MSPCONFIGPATH=/opt/gopath/src/github.com/hyperledger/fabric/peer/crypto/peerOrganizations/org2.example.com/users/Admin@org2.example.com/msp CORE_PEER_ADDRESS=peer0.org2.example.com:9051 CORE_PEER_LOCALMSPID="Org2MSP" CORE_PEER_TLS_ROOTCERT_FILE=/opt/gopath/src/github.com/hyperledger/fabric/peer/crypto/peerOrganizations/org2.example.com/peers/peer0.org2.example.com/tls/ca.crt peer channel update -o orderer.example.com:7050 -c $CHANNEL_NAME -f ./channel-artifacts/Org2MSPanchors.tx --tls --cafile /opt/gopath/src/github.com/hyperledger/fabric/peer/crypto/ordererOrganizations/example.com/orderers/orderer.example.com/msp/tlscacerts/tlsca.example.com-cert.pem</w:t>
+              <w:t xml:space="preserve"> CORE_PEER_MSPCONFIGPATH=/opt/gopath/src/github.com/hyperledger/fabric/peer/crypto/peerOrganizations/org2.example.com/users/Admin@org2.example.com/msp CORE_PEER_ADDRESS=peer0.org2.example.com:9051 CORE_PEER_LOCALMSPID="Org2MSP" </w:t>
+            </w:r>
+            <w:r>
+              <w:lastRenderedPageBreak/>
+              <w:t>CORE_PEER_TLS_ROOTCERT_FILE=/opt/gopath/src/github.com/hyperledger/fabric/peer/crypto/peerOrganizations/org2.example.com/peers/peer0.org2.example.com/tls/ca.crt peer channel update -o orderer.example.com:7050 -c $CHANNEL_NAME -f ./channel-artifacts/Org2MSPanchors.tx --tls --cafile /opt/gopath/src/github.com/hyperledger/fabric/peer/crypto/ordererOrganizations/example.com/orderers/orderer.example.com/msp/tlscacerts/tlsca.example.com-cert.pem</w:t>
             </w:r>
           </w:p>
         </w:tc>
@@ -13855,14 +14433,6 @@
                 <w:szCs w:val="22"/>
               </w:rPr>
               <w:br/>
-            </w:r>
-            <w:r>
-              <w:rPr>
-                <w:rFonts w:asciiTheme="minorHAnsi" w:hAnsiTheme="minorHAnsi" w:cstheme="minorHAnsi"/>
-                <w:sz w:val="22"/>
-                <w:szCs w:val="22"/>
-              </w:rPr>
-              <w:lastRenderedPageBreak/>
               <w:t># peer lifecycle chaincode package mycc</w:t>
             </w:r>
             <w:r>
@@ -14969,16 +15539,7 @@
                 <w:szCs w:val="22"/>
               </w:rPr>
               <w:br/>
-              <w:t xml:space="preserve"># </w:t>
-            </w:r>
-            <w:r>
-              <w:rPr>
-                <w:rFonts w:asciiTheme="minorHAnsi" w:hAnsiTheme="minorHAnsi" w:cstheme="minorHAnsi"/>
-                <w:sz w:val="22"/>
-                <w:szCs w:val="22"/>
-              </w:rPr>
-              <w:lastRenderedPageBreak/>
-              <w:t>CORE_PEER_TLS_ROOTCERT_FILE</w:t>
+              <w:t># CORE_PEER_TLS_ROOTCERT_FILE</w:t>
             </w:r>
             <w:r>
               <w:rPr>
@@ -15585,7 +16146,16 @@
                 <w:szCs w:val="22"/>
               </w:rPr>
               <w:br/>
-              <w:t># peer lifecycle chaincode commit -o orderer.example.com:7050 --channelID $CHANNEL_NAME --name mycc --version 1.0 --sequence 1 --init-required --tls true --cafile /opt/gopath/src/github.com/hyperledger/fabric/peer/crypto/ordererOrganizations/example.com/orderers/orderer.example.com/msp/tlscacerts/tlsca.example.com-cert.pem --peerAddresses peer0.org1.example.com:7051 --tlsRootCertFiles /opt/gopath/src/github.com/hyperledger/fabric/peer/crypto/peerOrganizations/org1.example.com/peers/peer0.org1.example.com/tls/ca.crt --peerAddresses peer0.org2.example.com:9051 --tlsRootCertFiles /opt/gopath/src/github.com/hyperledger/fabric/peer/crypto/peerOrganizations/org2.example.com/peers/peer0.org2.example.com/tls/ca.crt</w:t>
+              <w:t># peer lifecycle chaincode commit -o orderer.example.com:7050 --channelID $CHANNEL_NAME --name mycc --version 1.0 --sequence 1 --init-required --tls true --cafile /opt/gopath/src/github.com/hyperledger/fabric/peer/crypto/ordererOrganizations/example.com/orderers/orderer.example.com/msp/tlscacerts/tlsca.example.com-cert.pem --peerAddresses peer0.org1.example.com:7051 --tlsRootCertFiles /opt/gopath/src/github.com/hyperledger/fabric/peer/crypto/peerOrganizations/org1.example.com/</w:t>
+            </w:r>
+            <w:r>
+              <w:rPr>
+                <w:rFonts w:asciiTheme="minorHAnsi" w:hAnsiTheme="minorHAnsi" w:cstheme="minorHAnsi"/>
+                <w:sz w:val="22"/>
+                <w:szCs w:val="22"/>
+              </w:rPr>
+              <w:lastRenderedPageBreak/>
+              <w:t>peers/peer0.org1.example.com/tls/ca.crt --peerAddresses peer0.org2.example.com:9051 --tlsRootCertFiles /opt/gopath/src/github.com/hyperledger/fabric/peer/crypto/peerOrganizations/org2.example.com/peers/peer0.org2.example.com/tls/ca.crt</w:t>
             </w:r>
           </w:p>
         </w:tc>
@@ -15649,16 +16219,7 @@
                 <w:szCs w:val="22"/>
               </w:rPr>
               <w:br/>
-              <w:t xml:space="preserve"># peer chaincode invoke -o orderer.example.com:7050 --isInit --tls true --cafile /opt/gopath/src/github.com/hyperledger/fabric/peer/crypto/ordererOrganizations/example.com/orderers/orderer.example.com/msp/tlscacerts/tlsca.example.com-cert.pem -C $CHANNEL_NAME -n mycc --peerAddresses peer0.org1.example.com:7051 --tlsRootCertFiles </w:t>
-            </w:r>
-            <w:r>
-              <w:rPr>
-                <w:rFonts w:asciiTheme="minorHAnsi" w:hAnsiTheme="minorHAnsi" w:cstheme="minorHAnsi"/>
-                <w:sz w:val="22"/>
-                <w:szCs w:val="22"/>
-              </w:rPr>
-              <w:lastRenderedPageBreak/>
-              <w:t>/opt/gopath/src/github.com/hyperledger/fabric/peer/crypto/peerOrganizations/org1.example.com/peers/peer0.org1.example.com/tls/ca.crt --peerAddresses peer0.org2.example.com:9051 --tlsRootCertFiles /opt/gopath/src/github.com/hyperledger/fabric/peer/crypto/peerOrganizations/org2.example.com/peers/peer0.org2.example.com/tls/ca.crt -c '{"Args":["Init","a","100","b","100"]}' --waitForEvent</w:t>
+              <w:t># peer chaincode invoke -o orderer.example.com:7050 --isInit --tls true --cafile /opt/gopath/src/github.com/hyperledger/fabric/peer/crypto/ordererOrganizations/example.com/orderers/orderer.example.com/msp/tlscacerts/tlsca.example.com-cert.pem -C $CHANNEL_NAME -n mycc --peerAddresses peer0.org1.example.com:7051 --tlsRootCertFiles /opt/gopath/src/github.com/hyperledger/fabric/peer/crypto/peerOrganizations/org1.example.com/peers/peer0.org1.example.com/tls/ca.crt --peerAddresses peer0.org2.example.com:9051 --tlsRootCertFiles /opt/gopath/src/github.com/hyperledger/fabric/peer/crypto/peerOrganizations/org2.example.com/peers/peer0.org2.example.com/tls/ca.crt -c '{"Args":["Init","a","100","b","100"]}' --waitForEvent</w:t>
             </w:r>
           </w:p>
           <w:p>
@@ -16221,7 +16782,16 @@
                 <w:sz w:val="22"/>
                 <w:szCs w:val="22"/>
               </w:rPr>
-              <w:t>"Org2MSP" CORE_PEER_TLS_ROOTCERT_FILE</w:t>
+              <w:t xml:space="preserve">"Org2MSP" </w:t>
+            </w:r>
+            <w:r>
+              <w:rPr>
+                <w:rFonts w:asciiTheme="minorHAnsi" w:hAnsiTheme="minorHAnsi" w:cstheme="minorHAnsi"/>
+                <w:sz w:val="22"/>
+                <w:szCs w:val="22"/>
+              </w:rPr>
+              <w:lastRenderedPageBreak/>
+              <w:t>CORE_PEER_TLS_ROOTCERT_FILE</w:t>
             </w:r>
             <w:r>
               <w:rPr>
@@ -16839,7 +17409,6 @@
                 <w:sz w:val="22"/>
                 <w:szCs w:val="22"/>
               </w:rPr>
-              <w:lastRenderedPageBreak/>
               <w:t>$ sudo rm -rf $HOME/fabric-samples/</w:t>
             </w:r>
             <w:r>
@@ -17152,6 +17721,7 @@
           <w:rFonts w:ascii="宋体" w:eastAsia="宋体" w:hAnsi="宋体" w:cs="宋体" w:hint="eastAsia"/>
           <w:noProof/>
         </w:rPr>
+        <w:lastRenderedPageBreak/>
         <w:drawing>
           <wp:inline distT="0" distB="0" distL="0" distR="0" wp14:anchorId="025A6058" wp14:editId="33DF0BB5">
             <wp:extent cx="5307021" cy="3305175"/>
@@ -17242,7 +17812,6 @@
           <w:rFonts w:ascii="宋体" w:eastAsia="宋体" w:hAnsi="宋体" w:cs="宋体"/>
           <w:noProof/>
         </w:rPr>
-        <w:lastRenderedPageBreak/>
         <w:drawing>
           <wp:inline distT="0" distB="0" distL="0" distR="0" wp14:anchorId="7960A9AD" wp14:editId="781145C9">
             <wp:extent cx="4493213" cy="2257425"/>
@@ -17298,6 +17867,7 @@
         <w:rPr>
           <w:noProof/>
         </w:rPr>
+        <w:lastRenderedPageBreak/>
         <w:drawing>
           <wp:inline distT="0" distB="0" distL="0" distR="0" wp14:anchorId="4B726098" wp14:editId="23E7A1D5">
             <wp:extent cx="5629275" cy="2114367"/>
@@ -17382,6 +17952,7 @@
           <w:rFonts w:hint="eastAsia"/>
           <w:color w:val="2F5496" w:themeColor="accent1" w:themeShade="BF"/>
         </w:rPr>
+        <w:lastRenderedPageBreak/>
         <w:t>2</w:t>
       </w:r>
       <w:r>
@@ -17560,7 +18131,6 @@
     <w:p/>
     <w:p>
       <w:r>
-        <w:lastRenderedPageBreak/>
         <w:pict w14:anchorId="69C0D739">
           <v:shape id="_x0000_i1027" type="#_x0000_t75" style="width:466.95pt;height:242.35pt">
             <v:imagedata r:id="rId48" o:title="Capture"/>
@@ -17642,6 +18212,7 @@
           <w:rFonts w:hint="eastAsia"/>
           <w:noProof/>
         </w:rPr>
+        <w:lastRenderedPageBreak/>
         <w:drawing>
           <wp:inline distT="0" distB="0" distL="0" distR="0" wp14:anchorId="44B661C5" wp14:editId="36A63AEC">
             <wp:extent cx="5934075" cy="2695575"/>
@@ -17832,7 +18403,6 @@
         <w:rPr>
           <w:noProof/>
         </w:rPr>
-        <w:lastRenderedPageBreak/>
         <w:drawing>
           <wp:inline distT="0" distB="0" distL="0" distR="0" wp14:anchorId="4FE9058B" wp14:editId="10AB6829">
             <wp:extent cx="5934075" cy="2714625"/>
@@ -18008,6 +18578,7 @@
         <w:rPr>
           <w:noProof/>
         </w:rPr>
+        <w:lastRenderedPageBreak/>
         <w:drawing>
           <wp:inline distT="0" distB="0" distL="0" distR="0" wp14:anchorId="15A21DC7" wp14:editId="2E4627A9">
             <wp:extent cx="5934075" cy="1095375"/>
@@ -18295,6 +18866,7 @@
           <w:b/>
           <w:bCs/>
         </w:rPr>
+        <w:lastRenderedPageBreak/>
         <w:t>Step</w:t>
       </w:r>
       <w:r>
@@ -18804,7 +19376,6 @@
               <w:rPr>
                 <w:rFonts w:cstheme="minorHAnsi"/>
               </w:rPr>
-              <w:lastRenderedPageBreak/>
               <w:t>$ vi $HOME/fabric-samples/</w:t>
             </w:r>
             <w:proofErr w:type="spellStart"/>
@@ -19467,6 +20038,7 @@
               <w:rPr>
                 <w:rFonts w:ascii="Times New Roman" w:hAnsi="Times New Roman" w:cs="Times New Roman" w:hint="eastAsia"/>
               </w:rPr>
+              <w:lastRenderedPageBreak/>
               <w:t>$</w:t>
             </w:r>
             <w:r>
@@ -19849,7 +20421,6 @@
           <w:rStyle w:val="a3"/>
           <w:color w:val="2F5496" w:themeColor="accent1" w:themeShade="BF"/>
         </w:rPr>
-        <w:lastRenderedPageBreak/>
         <w:t>3</w:t>
       </w:r>
       <w:r>
@@ -20196,45 +20767,48 @@
     </w:p>
     <w:p/>
     <w:p>
-      <w:r>
-        <w:rPr>
-          <w:rFonts w:hint="eastAsia"/>
+      <w:pPr>
+        <w:rPr>
+          <w:bCs/>
+        </w:rPr>
+      </w:pPr>
+      <w:r>
+        <w:rPr>
           <w:b/>
         </w:rPr>
-        <w:t>第一，</w:t>
-      </w:r>
-      <w:r>
-        <w:rPr>
-          <w:rFonts w:hint="eastAsia"/>
-        </w:rPr>
-        <w:t>配置</w:t>
-      </w:r>
-      <w:r>
-        <w:rPr>
-          <w:rFonts w:hint="eastAsia"/>
-        </w:rPr>
-        <w:t>Nodejs</w:t>
-      </w:r>
-      <w:r>
-        <w:t xml:space="preserve"> SDK</w:t>
-      </w:r>
-      <w:r>
-        <w:rPr>
-          <w:rFonts w:hint="eastAsia"/>
-        </w:rPr>
-        <w:t>相关的文件夹和</w:t>
-      </w:r>
-      <w:r>
-        <w:rPr>
-          <w:rFonts w:hint="eastAsia"/>
-        </w:rPr>
-        <w:t>TLS</w:t>
-      </w:r>
-      <w:r>
-        <w:rPr>
-          <w:rFonts w:hint="eastAsia"/>
-        </w:rPr>
-        <w:t>文件，如下，</w:t>
+        <w:t xml:space="preserve">Step 1: </w:t>
+      </w:r>
+      <w:r>
+        <w:rPr>
+          <w:bCs/>
+        </w:rPr>
+        <w:t xml:space="preserve">Config </w:t>
+      </w:r>
+      <w:r>
+        <w:rPr>
+          <w:bCs/>
+        </w:rPr>
+        <w:t xml:space="preserve">the Nodejs SDK folder and </w:t>
+      </w:r>
+      <w:proofErr w:type="spellStart"/>
+      <w:r>
+        <w:rPr>
+          <w:bCs/>
+        </w:rPr>
+        <w:t>tls</w:t>
+      </w:r>
+      <w:proofErr w:type="spellEnd"/>
+      <w:r>
+        <w:rPr>
+          <w:bCs/>
+        </w:rPr>
+        <w:t>, wallet, and workload</w:t>
+      </w:r>
+      <w:r>
+        <w:rPr>
+          <w:bCs/>
+        </w:rPr>
+        <w:t xml:space="preserve"> files on CLI,</w:t>
       </w:r>
     </w:p>
     <w:tbl>
@@ -20253,121 +20827,195 @@
           </w:tcPr>
           <w:p>
             <w:pPr>
-              <w:pStyle w:val="HTML"/>
-              <w:rPr>
-                <w:rFonts w:asciiTheme="minorHAnsi" w:hAnsiTheme="minorHAnsi" w:cstheme="minorHAnsi"/>
-                <w:sz w:val="22"/>
-                <w:szCs w:val="22"/>
-              </w:rPr>
-            </w:pPr>
-            <w:r>
-              <w:rPr>
-                <w:rFonts w:asciiTheme="minorHAnsi" w:hAnsiTheme="minorHAnsi" w:cstheme="minorHAnsi"/>
-                <w:sz w:val="22"/>
-                <w:szCs w:val="22"/>
-              </w:rPr>
-              <w:t>$ mkdir -p /home/t716/fabric-samples/demo-first/workload</w:t>
-            </w:r>
-            <w:r>
-              <w:rPr>
-                <w:rFonts w:asciiTheme="minorHAnsi" w:hAnsiTheme="minorHAnsi" w:cstheme="minorHAnsi"/>
-                <w:sz w:val="22"/>
-                <w:szCs w:val="22"/>
+              <w:rPr>
+                <w:rFonts w:cstheme="minorHAnsi"/>
+              </w:rPr>
+            </w:pPr>
+            <w:r>
+              <w:rPr>
+                <w:rFonts w:hint="eastAsia"/>
+                <w:bCs/>
+              </w:rPr>
+              <w:t>$</w:t>
+            </w:r>
+            <w:r>
+              <w:rPr>
+                <w:bCs/>
+              </w:rPr>
+              <w:t xml:space="preserve"> </w:t>
+            </w:r>
+            <w:proofErr w:type="spellStart"/>
+            <w:r>
+              <w:rPr>
+                <w:rFonts w:cstheme="minorHAnsi"/>
+              </w:rPr>
+              <w:t>mkdir</w:t>
+            </w:r>
+            <w:proofErr w:type="spellEnd"/>
+            <w:r>
+              <w:rPr>
+                <w:rFonts w:cstheme="minorHAnsi"/>
+              </w:rPr>
+              <w:t xml:space="preserve"> -p </w:t>
+            </w:r>
+            <w:r>
+              <w:rPr>
+                <w:rFonts w:cstheme="minorHAnsi"/>
+              </w:rPr>
+              <w:t>$HOME</w:t>
+            </w:r>
+            <w:r>
+              <w:rPr>
+                <w:rFonts w:cstheme="minorHAnsi"/>
+              </w:rPr>
+              <w:t>/fabric-samples/demo-first/workload</w:t>
+            </w:r>
+          </w:p>
+          <w:p>
+            <w:pPr>
+              <w:rPr>
+                <w:rFonts w:cstheme="minorHAnsi"/>
+              </w:rPr>
+            </w:pPr>
+            <w:r>
+              <w:rPr>
+                <w:rFonts w:cstheme="minorHAnsi"/>
+              </w:rPr>
+              <w:t xml:space="preserve">$ </w:t>
+            </w:r>
+            <w:proofErr w:type="spellStart"/>
+            <w:r>
+              <w:rPr>
+                <w:rFonts w:cstheme="minorHAnsi"/>
+              </w:rPr>
+              <w:t>mkdir</w:t>
+            </w:r>
+            <w:proofErr w:type="spellEnd"/>
+            <w:r>
+              <w:rPr>
+                <w:rFonts w:cstheme="minorHAnsi"/>
+              </w:rPr>
+              <w:t xml:space="preserve"> -p</w:t>
+            </w:r>
+            <w:r>
+              <w:rPr>
+                <w:rFonts w:cstheme="minorHAnsi"/>
+              </w:rPr>
+              <w:t xml:space="preserve"> $HOME</w:t>
+            </w:r>
+            <w:r>
+              <w:rPr>
+                <w:rFonts w:cstheme="minorHAnsi"/>
+              </w:rPr>
+              <w:t>/fabric-samples/demo-first/workload/</w:t>
+            </w:r>
+            <w:proofErr w:type="spellStart"/>
+            <w:r>
+              <w:rPr>
+                <w:rFonts w:cstheme="minorHAnsi"/>
+              </w:rPr>
+              <w:t>tls</w:t>
+            </w:r>
+            <w:proofErr w:type="spellEnd"/>
+            <w:r>
+              <w:rPr>
+                <w:rFonts w:cstheme="minorHAnsi"/>
               </w:rPr>
               <w:br/>
-              <w:t>$ mkdir -p /home/t716/fabric-samples/demo-first/workload/tls</w:t>
-            </w:r>
-            <w:r>
-              <w:rPr>
-                <w:rFonts w:asciiTheme="minorHAnsi" w:hAnsiTheme="minorHAnsi" w:cstheme="minorHAnsi"/>
-                <w:sz w:val="22"/>
-                <w:szCs w:val="22"/>
-              </w:rPr>
-              <w:br/>
-              <w:t>$ mkdir -p /home/t716/fabric-samples/demo-first/workload/wallet</w:t>
-            </w:r>
-          </w:p>
-          <w:p>
-            <w:pPr>
+              <w:t xml:space="preserve">$ </w:t>
+            </w:r>
+            <w:proofErr w:type="spellStart"/>
+            <w:r>
               <w:rPr>
                 <w:rFonts w:cstheme="minorHAnsi"/>
               </w:rPr>
-            </w:pPr>
-          </w:p>
-          <w:p>
-            <w:pPr>
-              <w:pStyle w:val="HTML"/>
-              <w:rPr>
-                <w:rFonts w:asciiTheme="minorHAnsi" w:eastAsiaTheme="minorEastAsia" w:hAnsiTheme="minorHAnsi" w:cstheme="minorHAnsi"/>
-                <w:sz w:val="22"/>
-                <w:szCs w:val="22"/>
-              </w:rPr>
-            </w:pPr>
-            <w:r>
-              <w:rPr>
-                <w:rFonts w:asciiTheme="minorHAnsi" w:hAnsiTheme="minorHAnsi" w:cstheme="minorHAnsi"/>
-                <w:sz w:val="22"/>
-                <w:szCs w:val="22"/>
-              </w:rPr>
-              <w:t xml:space="preserve">$ cd </w:t>
-            </w:r>
-            <w:r>
-              <w:rPr>
-                <w:rFonts w:asciiTheme="minorHAnsi" w:hAnsiTheme="minorHAnsi" w:cstheme="minorHAnsi"/>
-                <w:sz w:val="22"/>
-                <w:szCs w:val="22"/>
+              <w:t>mkdir</w:t>
+            </w:r>
+            <w:proofErr w:type="spellEnd"/>
+            <w:r>
+              <w:rPr>
+                <w:rFonts w:cstheme="minorHAnsi"/>
+              </w:rPr>
+              <w:t xml:space="preserve"> -p </w:t>
+            </w:r>
+            <w:r>
+              <w:rPr>
+                <w:rFonts w:cstheme="minorHAnsi"/>
               </w:rPr>
               <w:t>$HOME</w:t>
             </w:r>
             <w:r>
               <w:rPr>
-                <w:rFonts w:asciiTheme="minorHAnsi" w:hAnsiTheme="minorHAnsi" w:cstheme="minorHAnsi"/>
-                <w:sz w:val="22"/>
-                <w:szCs w:val="22"/>
-              </w:rPr>
-              <w:t>/fabric-samples/demo-first/</w:t>
-            </w:r>
-            <w:r>
-              <w:rPr>
-                <w:rFonts w:asciiTheme="minorHAnsi" w:hAnsiTheme="minorHAnsi" w:cstheme="minorHAnsi"/>
-                <w:sz w:val="22"/>
-                <w:szCs w:val="22"/>
-              </w:rPr>
-              <w:t>workload</w:t>
-            </w:r>
-            <w:r>
-              <w:rPr>
-                <w:rFonts w:asciiTheme="minorHAnsi" w:eastAsiaTheme="minorEastAsia" w:hAnsiTheme="minorHAnsi" w:cstheme="minorHAnsi"/>
-                <w:sz w:val="22"/>
-                <w:szCs w:val="22"/>
-              </w:rPr>
-              <w:t>/tls</w:t>
-            </w:r>
-          </w:p>
-          <w:p>
-            <w:pPr>
-              <w:pStyle w:val="HTML"/>
-              <w:rPr>
-                <w:rFonts w:asciiTheme="minorHAnsi" w:hAnsiTheme="minorHAnsi" w:cstheme="minorHAnsi"/>
-                <w:sz w:val="22"/>
-                <w:szCs w:val="22"/>
-              </w:rPr>
-            </w:pPr>
-            <w:r>
-              <w:rPr>
-                <w:rFonts w:asciiTheme="minorHAnsi" w:hAnsiTheme="minorHAnsi" w:cstheme="minorHAnsi"/>
-                <w:sz w:val="22"/>
-                <w:szCs w:val="22"/>
-              </w:rPr>
-              <w:t xml:space="preserve">$ vi </w:t>
+                <w:rFonts w:cstheme="minorHAnsi"/>
+              </w:rPr>
+              <w:t>/fabric-samples/demo-first/workload/wallet</w:t>
+            </w:r>
+          </w:p>
+          <w:p>
+            <w:pPr>
+              <w:rPr>
+                <w:bCs/>
+              </w:rPr>
+            </w:pPr>
+          </w:p>
+          <w:p>
+            <w:pPr>
+              <w:rPr>
+                <w:bCs/>
+              </w:rPr>
+            </w:pPr>
+            <w:r>
+              <w:rPr>
+                <w:rFonts w:hint="eastAsia"/>
+                <w:bCs/>
+              </w:rPr>
+              <w:t>$</w:t>
+            </w:r>
+            <w:r>
+              <w:rPr>
+                <w:bCs/>
+              </w:rPr>
+              <w:t xml:space="preserve"> cd </w:t>
+            </w:r>
+            <w:r>
+              <w:rPr>
+                <w:bCs/>
+              </w:rPr>
+              <w:t>$HOME/fabric-samples/demo-first/workload/</w:t>
+            </w:r>
+            <w:proofErr w:type="spellStart"/>
+            <w:r>
+              <w:rPr>
+                <w:bCs/>
+              </w:rPr>
+              <w:t>tls</w:t>
+            </w:r>
+            <w:proofErr w:type="spellEnd"/>
+          </w:p>
+          <w:p>
+            <w:pPr>
+              <w:rPr>
+                <w:bCs/>
+              </w:rPr>
+            </w:pPr>
+            <w:r>
+              <w:rPr>
+                <w:rFonts w:hint="eastAsia"/>
+                <w:bCs/>
+              </w:rPr>
+              <w:t>$</w:t>
+            </w:r>
+            <w:r>
+              <w:rPr>
+                <w:bCs/>
+              </w:rPr>
+              <w:t xml:space="preserve"> vi </w:t>
             </w:r>
             <w:hyperlink r:id="rId68" w:anchor="file-read_pem-py" w:history="1">
               <w:r>
                 <w:rPr>
                   <w:rStyle w:val="a7"/>
-                  <w:rFonts w:asciiTheme="minorHAnsi" w:hAnsiTheme="minorHAnsi" w:cstheme="minorHAnsi"/>
-                  <w:sz w:val="22"/>
-                  <w:szCs w:val="22"/>
+                  <w:bCs/>
                 </w:rPr>
                 <w:t>read_pem.py</w:t>
               </w:r>
@@ -20375,57 +21023,71 @@
           </w:p>
           <w:p>
             <w:pPr>
-              <w:pStyle w:val="HTML"/>
-              <w:rPr>
-                <w:rFonts w:asciiTheme="minorHAnsi" w:hAnsiTheme="minorHAnsi" w:cstheme="minorHAnsi"/>
-                <w:sz w:val="22"/>
-                <w:szCs w:val="22"/>
-              </w:rPr>
-            </w:pPr>
-            <w:r>
-              <w:rPr>
-                <w:rFonts w:asciiTheme="minorHAnsi" w:hAnsiTheme="minorHAnsi" w:cstheme="minorHAnsi"/>
-                <w:sz w:val="22"/>
-                <w:szCs w:val="22"/>
-              </w:rPr>
-              <w:t xml:space="preserve">$ vi </w:t>
+              <w:rPr>
+                <w:bCs/>
+              </w:rPr>
+            </w:pPr>
+            <w:r>
+              <w:rPr>
+                <w:rFonts w:hint="eastAsia"/>
+                <w:bCs/>
+              </w:rPr>
+              <w:t>$</w:t>
+            </w:r>
+            <w:r>
+              <w:rPr>
+                <w:bCs/>
+              </w:rPr>
+              <w:t xml:space="preserve"> vi </w:t>
             </w:r>
             <w:hyperlink r:id="rId69" w:anchor="file-prepare_tls_peer0_org1-sh" w:history="1">
               <w:r>
                 <w:rPr>
                   <w:rStyle w:val="a7"/>
-                  <w:rFonts w:asciiTheme="minorHAnsi" w:hAnsiTheme="minorHAnsi" w:cstheme="minorHAnsi"/>
-                  <w:sz w:val="22"/>
-                  <w:szCs w:val="22"/>
+                  <w:bCs/>
                 </w:rPr>
-                <w:t>prepare_tls_peer0_org1.sh</w:t>
+                <w:t>prepare_tls_peer0_</w:t>
+              </w:r>
+              <w:r>
+                <w:rPr>
+                  <w:rStyle w:val="a7"/>
+                  <w:bCs/>
+                </w:rPr>
+                <w:t>o</w:t>
+              </w:r>
+              <w:r>
+                <w:rPr>
+                  <w:rStyle w:val="a7"/>
+                  <w:bCs/>
+                </w:rPr>
+                <w:t>rg1.sh</w:t>
               </w:r>
             </w:hyperlink>
           </w:p>
           <w:p>
             <w:pPr>
-              <w:pStyle w:val="HTML"/>
-              <w:rPr>
-                <w:rFonts w:asciiTheme="minorHAnsi" w:hAnsiTheme="minorHAnsi" w:cstheme="minorHAnsi"/>
-                <w:sz w:val="22"/>
-                <w:szCs w:val="22"/>
-              </w:rPr>
-            </w:pPr>
-            <w:r>
-              <w:rPr>
-                <w:rFonts w:asciiTheme="minorHAnsi" w:hAnsiTheme="minorHAnsi" w:cstheme="minorHAnsi"/>
-                <w:sz w:val="22"/>
-                <w:szCs w:val="22"/>
-              </w:rPr>
-              <w:t xml:space="preserve">$ vi </w:t>
+              <w:rPr>
+                <w:bCs/>
+              </w:rPr>
+            </w:pPr>
+            <w:r>
+              <w:rPr>
+                <w:rFonts w:hint="eastAsia"/>
+                <w:bCs/>
+              </w:rPr>
+              <w:t>$</w:t>
+            </w:r>
+            <w:r>
+              <w:rPr>
+                <w:bCs/>
+              </w:rPr>
+              <w:t xml:space="preserve"> vi </w:t>
             </w:r>
             <w:hyperlink r:id="rId70" w:anchor="file-prepare_tls_peer0_org2-sh" w:history="1">
               <w:r>
                 <w:rPr>
                   <w:rStyle w:val="a7"/>
-                  <w:rFonts w:asciiTheme="minorHAnsi" w:hAnsiTheme="minorHAnsi" w:cstheme="minorHAnsi"/>
-                  <w:sz w:val="22"/>
-                  <w:szCs w:val="22"/>
+                  <w:bCs/>
                 </w:rPr>
                 <w:t>prepare_tls_peer0_org2.sh</w:t>
               </w:r>
@@ -20433,212 +21095,28 @@
           </w:p>
           <w:p>
             <w:pPr>
-              <w:pStyle w:val="HTML"/>
-              <w:rPr>
-                <w:rFonts w:asciiTheme="minorHAnsi" w:hAnsiTheme="minorHAnsi" w:cstheme="minorHAnsi"/>
-                <w:sz w:val="22"/>
-                <w:szCs w:val="22"/>
-              </w:rPr>
-            </w:pPr>
-            <w:r>
-              <w:rPr>
-                <w:rFonts w:asciiTheme="minorHAnsi" w:hAnsiTheme="minorHAnsi" w:cstheme="minorHAnsi"/>
-                <w:sz w:val="22"/>
-                <w:szCs w:val="22"/>
-              </w:rPr>
-              <w:t xml:space="preserve">$ vi </w:t>
-            </w:r>
-            <w:hyperlink r:id="rId71" w:anchor="file-prepare_tls_peer0_org3-sh" w:history="1">
+              <w:rPr>
+                <w:bCs/>
+              </w:rPr>
+            </w:pPr>
+            <w:r>
+              <w:rPr>
+                <w:rFonts w:hint="eastAsia"/>
+                <w:bCs/>
+              </w:rPr>
+              <w:t>$</w:t>
+            </w:r>
+            <w:r>
+              <w:rPr>
+                <w:bCs/>
+              </w:rPr>
+              <w:t xml:space="preserve"> vi </w:t>
+            </w:r>
+            <w:hyperlink r:id="rId71" w:anchor="file-all-sh" w:history="1">
               <w:r>
                 <w:rPr>
                   <w:rStyle w:val="a7"/>
-                  <w:rFonts w:asciiTheme="minorHAnsi" w:hAnsiTheme="minorHAnsi" w:cstheme="minorHAnsi"/>
-                  <w:sz w:val="22"/>
-                  <w:szCs w:val="22"/>
-                </w:rPr>
-                <w:t>prepare_tls_peer0_org3.sh</w:t>
-              </w:r>
-            </w:hyperlink>
-          </w:p>
-          <w:p>
-            <w:pPr>
-              <w:pStyle w:val="HTML"/>
-              <w:rPr>
-                <w:rFonts w:asciiTheme="minorHAnsi" w:hAnsiTheme="minorHAnsi" w:cstheme="minorHAnsi"/>
-                <w:sz w:val="22"/>
-                <w:szCs w:val="22"/>
-              </w:rPr>
-            </w:pPr>
-            <w:r>
-              <w:rPr>
-                <w:rFonts w:asciiTheme="minorHAnsi" w:hAnsiTheme="minorHAnsi" w:cstheme="minorHAnsi"/>
-                <w:sz w:val="22"/>
-                <w:szCs w:val="22"/>
-              </w:rPr>
-              <w:t xml:space="preserve">$ vi </w:t>
-            </w:r>
-            <w:hyperlink r:id="rId72" w:anchor="file-prepare_tls_peer0_org4-sh" w:history="1">
-              <w:r>
-                <w:rPr>
-                  <w:rStyle w:val="a7"/>
-                  <w:rFonts w:asciiTheme="minorHAnsi" w:hAnsiTheme="minorHAnsi" w:cstheme="minorHAnsi"/>
-                  <w:sz w:val="22"/>
-                  <w:szCs w:val="22"/>
-                </w:rPr>
-                <w:t>prepare_tls_peer0_org4.sh</w:t>
-              </w:r>
-            </w:hyperlink>
-          </w:p>
-          <w:p>
-            <w:pPr>
-              <w:pStyle w:val="HTML"/>
-              <w:rPr>
-                <w:rFonts w:asciiTheme="minorHAnsi" w:hAnsiTheme="minorHAnsi" w:cstheme="minorHAnsi"/>
-                <w:sz w:val="22"/>
-                <w:szCs w:val="22"/>
-              </w:rPr>
-            </w:pPr>
-            <w:r>
-              <w:rPr>
-                <w:rFonts w:asciiTheme="minorHAnsi" w:hAnsiTheme="minorHAnsi" w:cstheme="minorHAnsi"/>
-                <w:sz w:val="22"/>
-                <w:szCs w:val="22"/>
-              </w:rPr>
-              <w:t xml:space="preserve">$ vi </w:t>
-            </w:r>
-            <w:hyperlink r:id="rId73" w:anchor="file-prepare_tls_peer0_org5-sh" w:history="1">
-              <w:r>
-                <w:rPr>
-                  <w:rStyle w:val="a7"/>
-                  <w:rFonts w:asciiTheme="minorHAnsi" w:hAnsiTheme="minorHAnsi" w:cstheme="minorHAnsi"/>
-                  <w:sz w:val="22"/>
-                  <w:szCs w:val="22"/>
-                </w:rPr>
-                <w:t>prepare_tls_peer0_org5.sh</w:t>
-              </w:r>
-            </w:hyperlink>
-          </w:p>
-          <w:p>
-            <w:pPr>
-              <w:pStyle w:val="HTML"/>
-              <w:rPr>
-                <w:rFonts w:asciiTheme="minorHAnsi" w:hAnsiTheme="minorHAnsi" w:cstheme="minorHAnsi"/>
-                <w:sz w:val="22"/>
-                <w:szCs w:val="22"/>
-              </w:rPr>
-            </w:pPr>
-            <w:r>
-              <w:rPr>
-                <w:rFonts w:asciiTheme="minorHAnsi" w:hAnsiTheme="minorHAnsi" w:cstheme="minorHAnsi"/>
-                <w:sz w:val="22"/>
-                <w:szCs w:val="22"/>
-              </w:rPr>
-              <w:t xml:space="preserve">$ vi </w:t>
-            </w:r>
-            <w:hyperlink r:id="rId74" w:anchor="file-prepare_tls_peer0_org6-sh" w:history="1">
-              <w:r>
-                <w:rPr>
-                  <w:rStyle w:val="a7"/>
-                  <w:rFonts w:asciiTheme="minorHAnsi" w:hAnsiTheme="minorHAnsi" w:cstheme="minorHAnsi"/>
-                  <w:sz w:val="22"/>
-                  <w:szCs w:val="22"/>
-                </w:rPr>
-                <w:t>prepare_tls_peer0_org6.sh</w:t>
-              </w:r>
-            </w:hyperlink>
-          </w:p>
-          <w:p>
-            <w:pPr>
-              <w:pStyle w:val="HTML"/>
-              <w:rPr>
-                <w:rFonts w:asciiTheme="minorHAnsi" w:hAnsiTheme="minorHAnsi" w:cstheme="minorHAnsi"/>
-                <w:sz w:val="22"/>
-                <w:szCs w:val="22"/>
-              </w:rPr>
-            </w:pPr>
-            <w:r>
-              <w:rPr>
-                <w:rFonts w:asciiTheme="minorHAnsi" w:hAnsiTheme="minorHAnsi" w:cstheme="minorHAnsi"/>
-                <w:sz w:val="22"/>
-                <w:szCs w:val="22"/>
-              </w:rPr>
-              <w:t xml:space="preserve">$ vi </w:t>
-            </w:r>
-            <w:hyperlink r:id="rId75" w:anchor="file-prepare_tls_peer0_org7-sh" w:history="1">
-              <w:r>
-                <w:rPr>
-                  <w:rStyle w:val="a7"/>
-                  <w:rFonts w:asciiTheme="minorHAnsi" w:hAnsiTheme="minorHAnsi" w:cstheme="minorHAnsi"/>
-                  <w:sz w:val="22"/>
-                  <w:szCs w:val="22"/>
-                </w:rPr>
-                <w:t>prepare_tls_peer0_org7.sh</w:t>
-              </w:r>
-            </w:hyperlink>
-          </w:p>
-          <w:p>
-            <w:pPr>
-              <w:pStyle w:val="HTML"/>
-              <w:rPr>
-                <w:rFonts w:asciiTheme="minorHAnsi" w:hAnsiTheme="minorHAnsi" w:cstheme="minorHAnsi"/>
-                <w:sz w:val="22"/>
-                <w:szCs w:val="22"/>
-              </w:rPr>
-            </w:pPr>
-            <w:r>
-              <w:rPr>
-                <w:rFonts w:asciiTheme="minorHAnsi" w:hAnsiTheme="minorHAnsi" w:cstheme="minorHAnsi"/>
-                <w:sz w:val="22"/>
-                <w:szCs w:val="22"/>
-              </w:rPr>
-              <w:t xml:space="preserve">$ vi </w:t>
-            </w:r>
-            <w:hyperlink r:id="rId76" w:anchor="file-prepare_tls_peer0_org8-sh" w:history="1">
-              <w:r>
-                <w:rPr>
-                  <w:rStyle w:val="a7"/>
-                  <w:rFonts w:asciiTheme="minorHAnsi" w:hAnsiTheme="minorHAnsi" w:cstheme="minorHAnsi"/>
-                  <w:sz w:val="22"/>
-                  <w:szCs w:val="22"/>
-                </w:rPr>
-                <w:t>prepare_tls_peer0_org8.sh</w:t>
-              </w:r>
-            </w:hyperlink>
-          </w:p>
-          <w:p>
-            <w:pPr>
-              <w:pStyle w:val="HTML"/>
-              <w:rPr>
-                <w:rFonts w:asciiTheme="minorHAnsi" w:hAnsiTheme="minorHAnsi" w:cstheme="minorHAnsi"/>
-                <w:sz w:val="22"/>
-                <w:szCs w:val="22"/>
-              </w:rPr>
-            </w:pPr>
-            <w:proofErr w:type="gramStart"/>
-            <w:r>
-              <w:rPr>
-                <w:rFonts w:asciiTheme="minorHAnsi" w:hAnsiTheme="minorHAnsi" w:cstheme="minorHAnsi"/>
-                <w:sz w:val="22"/>
-                <w:szCs w:val="22"/>
-              </w:rPr>
-              <w:t>$ .</w:t>
-            </w:r>
-            <w:proofErr w:type="gramEnd"/>
-            <w:r>
-              <w:rPr>
-                <w:rFonts w:asciiTheme="minorHAnsi" w:hAnsiTheme="minorHAnsi" w:cstheme="minorHAnsi"/>
-                <w:sz w:val="22"/>
-                <w:szCs w:val="22"/>
-              </w:rPr>
-              <w:t>/</w:t>
-            </w:r>
-            <w:hyperlink r:id="rId77" w:anchor="file-all-sh" w:history="1">
-              <w:r>
-                <w:rPr>
-                  <w:rStyle w:val="a7"/>
-                  <w:rFonts w:asciiTheme="minorHAnsi" w:hAnsiTheme="minorHAnsi" w:cstheme="minorHAnsi"/>
-                  <w:sz w:val="22"/>
-                  <w:szCs w:val="22"/>
+                  <w:bCs/>
                 </w:rPr>
                 <w:t>all.sh</w:t>
               </w:r>
@@ -20646,56 +21124,61 @@
           </w:p>
           <w:p>
             <w:pPr>
-              <w:pStyle w:val="HTML"/>
-              <w:rPr>
-                <w:rFonts w:asciiTheme="minorHAnsi" w:hAnsiTheme="minorHAnsi" w:cstheme="minorHAnsi"/>
-                <w:sz w:val="22"/>
-                <w:szCs w:val="22"/>
-              </w:rPr>
-            </w:pPr>
-          </w:p>
-          <w:p>
-            <w:pPr>
-              <w:pStyle w:val="HTML"/>
-              <w:rPr>
-                <w:rFonts w:asciiTheme="minorHAnsi" w:hAnsiTheme="minorHAnsi" w:cstheme="minorHAnsi"/>
-                <w:sz w:val="22"/>
-                <w:szCs w:val="22"/>
-              </w:rPr>
-            </w:pPr>
-            <w:r>
-              <w:rPr>
-                <w:rFonts w:asciiTheme="minorHAnsi" w:hAnsiTheme="minorHAnsi" w:cstheme="minorHAnsi"/>
-                <w:sz w:val="22"/>
-                <w:szCs w:val="22"/>
-              </w:rPr>
-              <w:t>$ cd $HOME/fabric-samples/demo-first/workload/wallet</w:t>
-            </w:r>
-          </w:p>
-          <w:p>
-            <w:pPr>
-              <w:pStyle w:val="HTML"/>
-              <w:rPr>
-                <w:rFonts w:asciiTheme="minorHAnsi" w:hAnsiTheme="minorHAnsi" w:cstheme="minorHAnsi"/>
-                <w:sz w:val="22"/>
-                <w:szCs w:val="22"/>
-              </w:rPr>
-            </w:pPr>
-            <w:r>
-              <w:rPr>
-                <w:rFonts w:asciiTheme="minorHAnsi" w:hAnsiTheme="minorHAnsi" w:cstheme="minorHAnsi"/>
-                <w:sz w:val="22"/>
-                <w:szCs w:val="22"/>
-              </w:rPr>
-              <w:t xml:space="preserve">$ vi </w:t>
-            </w:r>
-            <w:hyperlink r:id="rId78" w:anchor="file-prepare_wallet_user1_org1-py" w:history="1">
+              <w:rPr>
+                <w:bCs/>
+              </w:rPr>
+            </w:pPr>
+          </w:p>
+          <w:p>
+            <w:pPr>
+              <w:rPr>
+                <w:rFonts w:cstheme="minorHAnsi"/>
+              </w:rPr>
+            </w:pPr>
+            <w:r>
+              <w:rPr>
+                <w:rFonts w:hint="eastAsia"/>
+                <w:bCs/>
+              </w:rPr>
+              <w:t>$</w:t>
+            </w:r>
+            <w:r>
+              <w:rPr>
+                <w:bCs/>
+              </w:rPr>
+              <w:t xml:space="preserve"> cd </w:t>
+            </w:r>
+            <w:r>
+              <w:rPr>
+                <w:rFonts w:cstheme="minorHAnsi"/>
+              </w:rPr>
+              <w:t>$HOME/fabric-samples/demo-first/workload/wallet</w:t>
+            </w:r>
+          </w:p>
+          <w:p>
+            <w:pPr>
+              <w:rPr>
+                <w:bCs/>
+              </w:rPr>
+            </w:pPr>
+            <w:r>
+              <w:rPr>
+                <w:rFonts w:hint="eastAsia"/>
+                <w:bCs/>
+              </w:rPr>
+              <w:t>$</w:t>
+            </w:r>
+            <w:r>
+              <w:rPr>
+                <w:bCs/>
+              </w:rPr>
+              <w:t xml:space="preserve"> vi </w:t>
+            </w:r>
+            <w:hyperlink r:id="rId72" w:anchor="file-prepare_wallet_user1_org1-py" w:history="1">
               <w:r>
                 <w:rPr>
                   <w:rStyle w:val="a7"/>
-                  <w:rFonts w:asciiTheme="minorHAnsi" w:hAnsiTheme="minorHAnsi" w:cstheme="minorHAnsi"/>
-                  <w:sz w:val="22"/>
-                  <w:szCs w:val="22"/>
+                  <w:bCs/>
                 </w:rPr>
                 <w:t>prepare_wallet_user1_org1.py</w:t>
               </w:r>
@@ -20703,733 +21186,303 @@
           </w:p>
           <w:p>
             <w:pPr>
-              <w:pStyle w:val="HTML"/>
-              <w:rPr>
-                <w:rFonts w:asciiTheme="minorHAnsi" w:hAnsiTheme="minorHAnsi" w:cstheme="minorHAnsi"/>
-                <w:sz w:val="22"/>
-                <w:szCs w:val="22"/>
-              </w:rPr>
-            </w:pPr>
-            <w:r>
-              <w:rPr>
-                <w:rFonts w:asciiTheme="minorHAnsi" w:hAnsiTheme="minorHAnsi" w:cstheme="minorHAnsi"/>
-                <w:sz w:val="22"/>
-                <w:szCs w:val="22"/>
-              </w:rPr>
-              <w:t xml:space="preserve">$ vi </w:t>
-            </w:r>
-            <w:hyperlink r:id="rId79" w:anchor="file-prepare_wallet_user1_org2-py" w:history="1">
+              <w:rPr>
+                <w:rFonts w:hint="eastAsia"/>
+                <w:bCs/>
+              </w:rPr>
+            </w:pPr>
+            <w:r>
+              <w:rPr>
+                <w:rFonts w:hint="eastAsia"/>
+                <w:bCs/>
+              </w:rPr>
+              <w:t>$</w:t>
+            </w:r>
+            <w:r>
+              <w:rPr>
+                <w:bCs/>
+              </w:rPr>
+              <w:t xml:space="preserve"> vi </w:t>
+            </w:r>
+            <w:hyperlink r:id="rId73" w:anchor="file-prepare_wallet_user1_org2-py" w:history="1">
               <w:r>
                 <w:rPr>
                   <w:rStyle w:val="a7"/>
-                  <w:rFonts w:asciiTheme="minorHAnsi" w:hAnsiTheme="minorHAnsi" w:cstheme="minorHAnsi"/>
-                  <w:sz w:val="22"/>
-                  <w:szCs w:val="22"/>
+                  <w:bCs/>
                 </w:rPr>
-                <w:t>prepare_wallet_user1_org2.py</w:t>
-              </w:r>
-            </w:hyperlink>
-          </w:p>
-          <w:p>
-            <w:pPr>
-              <w:pStyle w:val="HTML"/>
-              <w:rPr>
-                <w:rFonts w:asciiTheme="minorHAnsi" w:hAnsiTheme="minorHAnsi" w:cstheme="minorHAnsi"/>
-                <w:sz w:val="22"/>
-                <w:szCs w:val="22"/>
-              </w:rPr>
-            </w:pPr>
-            <w:r>
-              <w:rPr>
-                <w:rFonts w:asciiTheme="minorHAnsi" w:hAnsiTheme="minorHAnsi" w:cstheme="minorHAnsi"/>
-                <w:sz w:val="22"/>
-                <w:szCs w:val="22"/>
-              </w:rPr>
-              <w:t xml:space="preserve">$ vi </w:t>
-            </w:r>
-            <w:hyperlink r:id="rId80" w:anchor="file-prepare_wallet_user1_org3-py" w:history="1">
-              <w:r>
-                <w:rPr>
-                  <w:rStyle w:val="a7"/>
-                  <w:rFonts w:asciiTheme="minorHAnsi" w:hAnsiTheme="minorHAnsi" w:cstheme="minorHAnsi"/>
-                  <w:sz w:val="22"/>
-                  <w:szCs w:val="22"/>
-                </w:rPr>
-                <w:t>prepare_wallet_user1_org3.py</w:t>
-              </w:r>
-            </w:hyperlink>
-          </w:p>
-          <w:p>
-            <w:pPr>
-              <w:pStyle w:val="HTML"/>
-              <w:rPr>
-                <w:rFonts w:asciiTheme="minorHAnsi" w:hAnsiTheme="minorHAnsi" w:cstheme="minorHAnsi"/>
-                <w:sz w:val="22"/>
-                <w:szCs w:val="22"/>
-              </w:rPr>
-            </w:pPr>
-            <w:r>
-              <w:rPr>
-                <w:rFonts w:asciiTheme="minorHAnsi" w:hAnsiTheme="minorHAnsi" w:cstheme="minorHAnsi"/>
-                <w:sz w:val="22"/>
-                <w:szCs w:val="22"/>
-              </w:rPr>
-              <w:t xml:space="preserve">$ vi </w:t>
-            </w:r>
-            <w:hyperlink r:id="rId81" w:anchor="file-prepare_wallet_user1_org4-py" w:history="1">
-              <w:r>
-                <w:rPr>
-                  <w:rStyle w:val="a7"/>
-                  <w:rFonts w:asciiTheme="minorHAnsi" w:hAnsiTheme="minorHAnsi" w:cstheme="minorHAnsi"/>
-                  <w:sz w:val="22"/>
-                  <w:szCs w:val="22"/>
-                </w:rPr>
-                <w:t>prepare_wallet_user1_org4.py</w:t>
-              </w:r>
-            </w:hyperlink>
-          </w:p>
-          <w:p>
-            <w:pPr>
-              <w:pStyle w:val="HTML"/>
-              <w:rPr>
-                <w:rFonts w:asciiTheme="minorHAnsi" w:hAnsiTheme="minorHAnsi" w:cstheme="minorHAnsi"/>
-                <w:sz w:val="22"/>
-                <w:szCs w:val="22"/>
-              </w:rPr>
-            </w:pPr>
-            <w:r>
-              <w:rPr>
-                <w:rFonts w:asciiTheme="minorHAnsi" w:hAnsiTheme="minorHAnsi" w:cstheme="minorHAnsi"/>
-                <w:sz w:val="22"/>
-                <w:szCs w:val="22"/>
-              </w:rPr>
-              <w:t xml:space="preserve">$ vi </w:t>
-            </w:r>
-            <w:hyperlink r:id="rId82" w:anchor="file-prepare_wallet_user1_org5-py" w:history="1">
-              <w:r>
-                <w:rPr>
-                  <w:rStyle w:val="a7"/>
-                  <w:rFonts w:asciiTheme="minorHAnsi" w:hAnsiTheme="minorHAnsi" w:cstheme="minorHAnsi"/>
-                  <w:sz w:val="22"/>
-                  <w:szCs w:val="22"/>
-                </w:rPr>
-                <w:t>prepare_wallet_user1_org5.py</w:t>
-              </w:r>
-            </w:hyperlink>
-          </w:p>
-          <w:p>
-            <w:pPr>
-              <w:pStyle w:val="HTML"/>
-              <w:rPr>
-                <w:rFonts w:asciiTheme="minorHAnsi" w:hAnsiTheme="minorHAnsi" w:cstheme="minorHAnsi"/>
-                <w:sz w:val="22"/>
-                <w:szCs w:val="22"/>
-              </w:rPr>
-            </w:pPr>
-            <w:r>
-              <w:rPr>
-                <w:rFonts w:asciiTheme="minorHAnsi" w:hAnsiTheme="minorHAnsi" w:cstheme="minorHAnsi"/>
-                <w:sz w:val="22"/>
-                <w:szCs w:val="22"/>
-              </w:rPr>
-              <w:t xml:space="preserve">$ vi </w:t>
-            </w:r>
-            <w:hyperlink r:id="rId83" w:anchor="file-prepare_wallet_user1_org6-py" w:history="1">
-              <w:r>
-                <w:rPr>
-                  <w:rStyle w:val="a7"/>
-                  <w:rFonts w:asciiTheme="minorHAnsi" w:hAnsiTheme="minorHAnsi" w:cstheme="minorHAnsi"/>
-                  <w:sz w:val="22"/>
-                  <w:szCs w:val="22"/>
-                </w:rPr>
-                <w:t>prepare_wallet_user1_org6.py</w:t>
-              </w:r>
-            </w:hyperlink>
-          </w:p>
-          <w:p>
-            <w:pPr>
-              <w:pStyle w:val="HTML"/>
-              <w:rPr>
-                <w:rFonts w:asciiTheme="minorHAnsi" w:hAnsiTheme="minorHAnsi" w:cstheme="minorHAnsi"/>
-                <w:sz w:val="22"/>
-                <w:szCs w:val="22"/>
-              </w:rPr>
-            </w:pPr>
-            <w:r>
-              <w:rPr>
-                <w:rFonts w:asciiTheme="minorHAnsi" w:hAnsiTheme="minorHAnsi" w:cstheme="minorHAnsi"/>
-                <w:sz w:val="22"/>
-                <w:szCs w:val="22"/>
-              </w:rPr>
-              <w:t xml:space="preserve">$ vi </w:t>
-            </w:r>
-            <w:hyperlink r:id="rId84" w:anchor="file-prepare_wallet_user1_org7-py" w:history="1">
-              <w:r>
-                <w:rPr>
-                  <w:rStyle w:val="a7"/>
-                  <w:rFonts w:asciiTheme="minorHAnsi" w:hAnsiTheme="minorHAnsi" w:cstheme="minorHAnsi"/>
-                  <w:sz w:val="22"/>
-                  <w:szCs w:val="22"/>
-                </w:rPr>
-                <w:t>prepare_wallet_user1_org7.py</w:t>
-              </w:r>
-            </w:hyperlink>
-          </w:p>
-          <w:p>
-            <w:pPr>
-              <w:pStyle w:val="HTML"/>
-              <w:rPr>
-                <w:rFonts w:asciiTheme="minorHAnsi" w:hAnsiTheme="minorHAnsi" w:cstheme="minorHAnsi"/>
-                <w:sz w:val="22"/>
-                <w:szCs w:val="22"/>
-              </w:rPr>
-            </w:pPr>
-            <w:r>
-              <w:rPr>
-                <w:rFonts w:asciiTheme="minorHAnsi" w:hAnsiTheme="minorHAnsi" w:cstheme="minorHAnsi"/>
-                <w:sz w:val="22"/>
-                <w:szCs w:val="22"/>
-              </w:rPr>
-              <w:t xml:space="preserve">$ vi </w:t>
-            </w:r>
-            <w:hyperlink r:id="rId85" w:anchor="file-prepare_wallet_user1_org8-py" w:history="1">
-              <w:r>
-                <w:rPr>
-                  <w:rStyle w:val="a7"/>
-                  <w:rFonts w:asciiTheme="minorHAnsi" w:hAnsiTheme="minorHAnsi" w:cstheme="minorHAnsi"/>
-                  <w:sz w:val="22"/>
-                  <w:szCs w:val="22"/>
-                </w:rPr>
-                <w:t>prepare_wallet_user1_org8.py</w:t>
-              </w:r>
-            </w:hyperlink>
-          </w:p>
-          <w:p>
-            <w:pPr>
-              <w:pStyle w:val="HTML"/>
-              <w:rPr>
-                <w:rFonts w:asciiTheme="minorHAnsi" w:hAnsiTheme="minorHAnsi" w:cstheme="minorHAnsi"/>
-                <w:sz w:val="22"/>
-                <w:szCs w:val="22"/>
-              </w:rPr>
-            </w:pPr>
-            <w:proofErr w:type="gramStart"/>
-            <w:r>
-              <w:rPr>
-                <w:rFonts w:asciiTheme="minorHAnsi" w:hAnsiTheme="minorHAnsi" w:cstheme="minorHAnsi"/>
-                <w:sz w:val="22"/>
-                <w:szCs w:val="22"/>
-              </w:rPr>
-              <w:t>$ .</w:t>
-            </w:r>
-            <w:proofErr w:type="gramEnd"/>
-            <w:r>
-              <w:rPr>
-                <w:rFonts w:asciiTheme="minorHAnsi" w:hAnsiTheme="minorHAnsi" w:cstheme="minorHAnsi"/>
-                <w:sz w:val="22"/>
-                <w:szCs w:val="22"/>
-              </w:rPr>
-              <w:t>/</w:t>
-            </w:r>
-            <w:hyperlink r:id="rId86" w:anchor="file-all-sh" w:history="1">
-              <w:r>
-                <w:rPr>
-                  <w:rStyle w:val="a7"/>
-                  <w:rFonts w:asciiTheme="minorHAnsi" w:hAnsiTheme="minorHAnsi" w:cstheme="minorHAnsi"/>
-                  <w:sz w:val="22"/>
-                  <w:szCs w:val="22"/>
-                </w:rPr>
-                <w:t>all.sh</w:t>
-              </w:r>
-            </w:hyperlink>
-          </w:p>
-          <w:p>
-            <w:pPr>
-              <w:pStyle w:val="HTML"/>
-              <w:rPr>
-                <w:rFonts w:asciiTheme="minorHAnsi" w:hAnsiTheme="minorHAnsi" w:cstheme="minorHAnsi"/>
-                <w:sz w:val="22"/>
-                <w:szCs w:val="22"/>
-              </w:rPr>
-            </w:pPr>
-          </w:p>
-          <w:p>
-            <w:pPr>
-              <w:pStyle w:val="HTML"/>
-              <w:rPr>
-                <w:rFonts w:asciiTheme="minorHAnsi" w:hAnsiTheme="minorHAnsi" w:cstheme="minorHAnsi"/>
-                <w:sz w:val="22"/>
-                <w:szCs w:val="22"/>
-              </w:rPr>
-            </w:pPr>
-            <w:r>
-              <w:rPr>
-                <w:rFonts w:asciiTheme="minorHAnsi" w:hAnsiTheme="minorHAnsi" w:cstheme="minorHAnsi"/>
-                <w:sz w:val="22"/>
-                <w:szCs w:val="22"/>
-              </w:rPr>
-              <w:t>$ cd $HOME/fabric-samples/demo-first/workload</w:t>
-            </w:r>
-          </w:p>
-          <w:p>
-            <w:pPr>
-              <w:pStyle w:val="HTML"/>
-              <w:rPr>
-                <w:rFonts w:asciiTheme="minorHAnsi" w:hAnsiTheme="minorHAnsi" w:cstheme="minorHAnsi"/>
-                <w:sz w:val="22"/>
-                <w:szCs w:val="22"/>
-              </w:rPr>
-            </w:pPr>
-            <w:r>
-              <w:rPr>
-                <w:rFonts w:asciiTheme="minorHAnsi" w:hAnsiTheme="minorHAnsi" w:cstheme="minorHAnsi"/>
-                <w:sz w:val="22"/>
-                <w:szCs w:val="22"/>
-              </w:rPr>
-              <w:t xml:space="preserve">$ vi </w:t>
-            </w:r>
-            <w:hyperlink r:id="rId87" w:anchor="file-invoke-js" w:history="1">
-              <w:r>
-                <w:rPr>
-                  <w:rStyle w:val="a7"/>
-                  <w:rFonts w:asciiTheme="minorHAnsi" w:hAnsiTheme="minorHAnsi" w:cstheme="minorHAnsi"/>
-                  <w:sz w:val="22"/>
-                  <w:szCs w:val="22"/>
-                </w:rPr>
-                <w:t>invoke.js</w:t>
-              </w:r>
-            </w:hyperlink>
-          </w:p>
-          <w:p>
-            <w:pPr>
-              <w:pStyle w:val="HTML"/>
-              <w:rPr>
-                <w:rFonts w:asciiTheme="minorHAnsi" w:hAnsiTheme="minorHAnsi" w:cstheme="minorHAnsi"/>
-                <w:sz w:val="22"/>
-                <w:szCs w:val="22"/>
-              </w:rPr>
-            </w:pPr>
-            <w:r>
-              <w:rPr>
-                <w:rFonts w:asciiTheme="minorHAnsi" w:hAnsiTheme="minorHAnsi" w:cstheme="minorHAnsi"/>
-                <w:sz w:val="22"/>
-                <w:szCs w:val="22"/>
-              </w:rPr>
-              <w:t xml:space="preserve">$ vi </w:t>
-            </w:r>
-            <w:hyperlink r:id="rId88" w:anchor="file-prepare_sdk_peer0_org1-sh" w:history="1">
-              <w:r>
-                <w:rPr>
-                  <w:rStyle w:val="a7"/>
-                  <w:rFonts w:asciiTheme="minorHAnsi" w:hAnsiTheme="minorHAnsi" w:cstheme="minorHAnsi"/>
-                  <w:sz w:val="22"/>
-                  <w:szCs w:val="22"/>
-                </w:rPr>
-                <w:t>prepare_sdk_peer0_org1.sh</w:t>
-              </w:r>
-            </w:hyperlink>
-          </w:p>
-          <w:p>
-            <w:pPr>
-              <w:pStyle w:val="HTML"/>
-              <w:rPr>
-                <w:rFonts w:asciiTheme="minorHAnsi" w:hAnsiTheme="minorHAnsi" w:cstheme="minorHAnsi"/>
-                <w:sz w:val="22"/>
-                <w:szCs w:val="22"/>
-              </w:rPr>
-            </w:pPr>
-            <w:r>
-              <w:rPr>
-                <w:rFonts w:asciiTheme="minorHAnsi" w:hAnsiTheme="minorHAnsi" w:cstheme="minorHAnsi"/>
-                <w:sz w:val="22"/>
-                <w:szCs w:val="22"/>
-              </w:rPr>
-              <w:t xml:space="preserve">$ vi </w:t>
-            </w:r>
-            <w:hyperlink r:id="rId89" w:anchor="file-prepare_sdk_peer0_org2-sh" w:history="1">
-              <w:r>
-                <w:rPr>
-                  <w:rStyle w:val="a7"/>
-                  <w:rFonts w:asciiTheme="minorHAnsi" w:hAnsiTheme="minorHAnsi" w:cstheme="minorHAnsi"/>
-                  <w:sz w:val="22"/>
-                  <w:szCs w:val="22"/>
-                </w:rPr>
-                <w:t>prepare_sdk_peer0_org</w:t>
+                <w:t>prepare_wallet_user</w:t>
               </w:r>
               <w:r>
                 <w:rPr>
                   <w:rStyle w:val="a7"/>
-                  <w:rFonts w:asciiTheme="minorHAnsi" w:hAnsiTheme="minorHAnsi" w:cstheme="minorHAnsi"/>
-                  <w:sz w:val="22"/>
-                  <w:szCs w:val="22"/>
+                  <w:bCs/>
+                </w:rPr>
+                <w:t>1</w:t>
+              </w:r>
+              <w:r>
+                <w:rPr>
+                  <w:rStyle w:val="a7"/>
+                  <w:bCs/>
+                </w:rPr>
+                <w:t>_org</w:t>
+              </w:r>
+              <w:r>
+                <w:rPr>
+                  <w:rStyle w:val="a7"/>
+                  <w:bCs/>
                 </w:rPr>
                 <w:t>2</w:t>
               </w:r>
               <w:r>
                 <w:rPr>
                   <w:rStyle w:val="a7"/>
-                  <w:rFonts w:asciiTheme="minorHAnsi" w:hAnsiTheme="minorHAnsi" w:cstheme="minorHAnsi"/>
-                  <w:sz w:val="22"/>
-                  <w:szCs w:val="22"/>
+                  <w:bCs/>
                 </w:rPr>
-                <w:t>.sh</w:t>
+                <w:t>.py</w:t>
               </w:r>
             </w:hyperlink>
           </w:p>
           <w:p>
             <w:pPr>
-              <w:pStyle w:val="HTML"/>
-              <w:rPr>
-                <w:rFonts w:asciiTheme="minorHAnsi" w:hAnsiTheme="minorHAnsi" w:cstheme="minorHAnsi"/>
-                <w:sz w:val="22"/>
-                <w:szCs w:val="22"/>
-              </w:rPr>
-            </w:pPr>
-            <w:r>
-              <w:rPr>
-                <w:rFonts w:asciiTheme="minorHAnsi" w:hAnsiTheme="minorHAnsi" w:cstheme="minorHAnsi"/>
-                <w:sz w:val="22"/>
-                <w:szCs w:val="22"/>
-              </w:rPr>
-              <w:t xml:space="preserve">$ vi </w:t>
-            </w:r>
-            <w:hyperlink r:id="rId90" w:anchor="file-prepare_sdk_peer0_org3-sh" w:history="1">
+              <w:rPr>
+                <w:bCs/>
+              </w:rPr>
+            </w:pPr>
+            <w:r>
+              <w:rPr>
+                <w:rFonts w:hint="eastAsia"/>
+                <w:bCs/>
+              </w:rPr>
+              <w:t>$</w:t>
+            </w:r>
+            <w:r>
+              <w:rPr>
+                <w:bCs/>
+              </w:rPr>
+              <w:t xml:space="preserve"> </w:t>
+            </w:r>
+            <w:hyperlink r:id="rId74" w:anchor="file-all-sh" w:history="1">
               <w:r>
                 <w:rPr>
                   <w:rStyle w:val="a7"/>
-                  <w:rFonts w:asciiTheme="minorHAnsi" w:hAnsiTheme="minorHAnsi" w:cstheme="minorHAnsi"/>
-                  <w:sz w:val="22"/>
-                  <w:szCs w:val="22"/>
+                  <w:bCs/>
                 </w:rPr>
-                <w:t>prepare_sdk_peer0_org</w:t>
+                <w:t>./all.sh</w:t>
               </w:r>
+            </w:hyperlink>
+          </w:p>
+          <w:p>
+            <w:pPr>
+              <w:rPr>
+                <w:bCs/>
+              </w:rPr>
+            </w:pPr>
+          </w:p>
+          <w:p>
+            <w:pPr>
+              <w:rPr>
+                <w:bCs/>
+              </w:rPr>
+            </w:pPr>
+            <w:r>
+              <w:rPr>
+                <w:bCs/>
+              </w:rPr>
+              <w:lastRenderedPageBreak/>
+              <w:t>$ cd $HOME/fabric-samples/demo-first/workload</w:t>
+            </w:r>
+          </w:p>
+          <w:p>
+            <w:pPr>
+              <w:rPr>
+                <w:rFonts w:hint="eastAsia"/>
+                <w:bCs/>
+              </w:rPr>
+            </w:pPr>
+            <w:r>
+              <w:rPr>
+                <w:rFonts w:hint="eastAsia"/>
+                <w:bCs/>
+              </w:rPr>
+              <w:t>$</w:t>
+            </w:r>
+            <w:r>
+              <w:rPr>
+                <w:bCs/>
+              </w:rPr>
+              <w:t xml:space="preserve"> vi </w:t>
+            </w:r>
+            <w:hyperlink r:id="rId75" w:anchor="file-invoke-js" w:history="1">
               <w:r>
                 <w:rPr>
                   <w:rStyle w:val="a7"/>
-                  <w:rFonts w:asciiTheme="minorHAnsi" w:hAnsiTheme="minorHAnsi" w:cstheme="minorHAnsi"/>
-                  <w:sz w:val="22"/>
-                  <w:szCs w:val="22"/>
+                  <w:bCs/>
                 </w:rPr>
-                <w:t>3</w:t>
+                <w:t>invoke.js</w:t>
               </w:r>
+            </w:hyperlink>
+          </w:p>
+          <w:p>
+            <w:pPr>
+              <w:rPr>
+                <w:bCs/>
+              </w:rPr>
+            </w:pPr>
+            <w:r>
+              <w:rPr>
+                <w:rFonts w:hint="eastAsia"/>
+                <w:bCs/>
+              </w:rPr>
+              <w:t>$</w:t>
+            </w:r>
+            <w:r>
+              <w:rPr>
+                <w:bCs/>
+              </w:rPr>
+              <w:t xml:space="preserve"> vi </w:t>
+            </w:r>
+            <w:hyperlink r:id="rId76" w:anchor="file-prepare_sdk_peer0_org1-sh" w:history="1">
               <w:r>
                 <w:rPr>
                   <w:rStyle w:val="a7"/>
-                  <w:rFonts w:asciiTheme="minorHAnsi" w:hAnsiTheme="minorHAnsi" w:cstheme="minorHAnsi"/>
-                  <w:sz w:val="22"/>
-                  <w:szCs w:val="22"/>
+                  <w:bCs/>
                 </w:rPr>
-                <w:t>.sh</w:t>
+                <w:t>prepare_sdk_peer0_org1.sh</w:t>
               </w:r>
             </w:hyperlink>
           </w:p>
           <w:p>
             <w:pPr>
-              <w:pStyle w:val="HTML"/>
-              <w:rPr>
-                <w:rFonts w:asciiTheme="minorHAnsi" w:hAnsiTheme="minorHAnsi" w:cstheme="minorHAnsi"/>
-                <w:sz w:val="22"/>
-                <w:szCs w:val="22"/>
-              </w:rPr>
-            </w:pPr>
-            <w:r>
-              <w:rPr>
-                <w:rFonts w:asciiTheme="minorHAnsi" w:hAnsiTheme="minorHAnsi" w:cstheme="minorHAnsi"/>
-                <w:sz w:val="22"/>
-                <w:szCs w:val="22"/>
-              </w:rPr>
-              <w:t xml:space="preserve">$ vi </w:t>
-            </w:r>
-            <w:hyperlink r:id="rId91" w:anchor="file-prepare_sdk_peer0_org4-sh" w:history="1">
+              <w:rPr>
+                <w:bCs/>
+              </w:rPr>
+            </w:pPr>
+            <w:r>
+              <w:rPr>
+                <w:rFonts w:hint="eastAsia"/>
+                <w:bCs/>
+              </w:rPr>
+              <w:t>$</w:t>
+            </w:r>
+            <w:r>
+              <w:rPr>
+                <w:bCs/>
+              </w:rPr>
+              <w:t xml:space="preserve"> vi </w:t>
+            </w:r>
+            <w:hyperlink r:id="rId77" w:anchor="file-prepare_sdk_peer0_org2-sh" w:history="1">
               <w:r>
                 <w:rPr>
                   <w:rStyle w:val="a7"/>
-                  <w:rFonts w:asciiTheme="minorHAnsi" w:hAnsiTheme="minorHAnsi" w:cstheme="minorHAnsi"/>
-                  <w:sz w:val="22"/>
-                  <w:szCs w:val="22"/>
+                  <w:bCs/>
                 </w:rPr>
-                <w:t>prepare_sdk_peer0_org</w:t>
+                <w:t>prepare_sdk_peer0_org2.sh</w:t>
               </w:r>
+            </w:hyperlink>
+          </w:p>
+          <w:p>
+            <w:pPr>
+              <w:rPr>
+                <w:rFonts w:hint="eastAsia"/>
+                <w:bCs/>
+              </w:rPr>
+            </w:pPr>
+            <w:r>
+              <w:rPr>
+                <w:rFonts w:hint="eastAsia"/>
+                <w:bCs/>
+              </w:rPr>
+              <w:t>$</w:t>
+            </w:r>
+            <w:r>
+              <w:rPr>
+                <w:bCs/>
+              </w:rPr>
+              <w:t xml:space="preserve"> </w:t>
+            </w:r>
+            <w:proofErr w:type="gramStart"/>
+            <w:r>
+              <w:rPr>
+                <w:bCs/>
+              </w:rPr>
+              <w:t>vi .</w:t>
+            </w:r>
+            <w:proofErr w:type="gramEnd"/>
+            <w:r>
+              <w:rPr>
+                <w:bCs/>
+              </w:rPr>
+              <w:t>/</w:t>
+            </w:r>
+            <w:hyperlink r:id="rId78" w:anchor="file-all-sh" w:history="1">
               <w:r>
                 <w:rPr>
                   <w:rStyle w:val="a7"/>
-                  <w:rFonts w:asciiTheme="minorHAnsi" w:hAnsiTheme="minorHAnsi" w:cstheme="minorHAnsi"/>
-                  <w:sz w:val="22"/>
-                  <w:szCs w:val="22"/>
-                </w:rPr>
-                <w:t>4</w:t>
-              </w:r>
-              <w:r>
-                <w:rPr>
-                  <w:rStyle w:val="a7"/>
-                  <w:rFonts w:asciiTheme="minorHAnsi" w:hAnsiTheme="minorHAnsi" w:cstheme="minorHAnsi"/>
-                  <w:sz w:val="22"/>
-                  <w:szCs w:val="22"/>
-                </w:rPr>
-                <w:t>.sh</w:t>
-              </w:r>
-            </w:hyperlink>
-          </w:p>
-          <w:p>
-            <w:pPr>
-              <w:pStyle w:val="HTML"/>
-              <w:rPr>
-                <w:rFonts w:asciiTheme="minorHAnsi" w:hAnsiTheme="minorHAnsi" w:cstheme="minorHAnsi"/>
-                <w:sz w:val="22"/>
-                <w:szCs w:val="22"/>
-              </w:rPr>
-            </w:pPr>
-            <w:r>
-              <w:rPr>
-                <w:rFonts w:asciiTheme="minorHAnsi" w:hAnsiTheme="minorHAnsi" w:cstheme="minorHAnsi"/>
-                <w:sz w:val="22"/>
-                <w:szCs w:val="22"/>
-              </w:rPr>
-              <w:t xml:space="preserve">$ vi </w:t>
-            </w:r>
-            <w:hyperlink r:id="rId92" w:anchor="file-prepare_sdk_peer0_org5-sh" w:history="1">
-              <w:r>
-                <w:rPr>
-                  <w:rStyle w:val="a7"/>
-                  <w:rFonts w:asciiTheme="minorHAnsi" w:hAnsiTheme="minorHAnsi" w:cstheme="minorHAnsi"/>
-                  <w:sz w:val="22"/>
-                  <w:szCs w:val="22"/>
-                </w:rPr>
-                <w:t>prepare_sdk_peer0_org</w:t>
-              </w:r>
-              <w:r>
-                <w:rPr>
-                  <w:rStyle w:val="a7"/>
-                  <w:rFonts w:asciiTheme="minorHAnsi" w:hAnsiTheme="minorHAnsi" w:cstheme="minorHAnsi"/>
-                  <w:sz w:val="22"/>
-                  <w:szCs w:val="22"/>
-                </w:rPr>
-                <w:t>5</w:t>
-              </w:r>
-              <w:r>
-                <w:rPr>
-                  <w:rStyle w:val="a7"/>
-                  <w:rFonts w:asciiTheme="minorHAnsi" w:hAnsiTheme="minorHAnsi" w:cstheme="minorHAnsi"/>
-                  <w:sz w:val="22"/>
-                  <w:szCs w:val="22"/>
-                </w:rPr>
-                <w:t>.sh</w:t>
-              </w:r>
-            </w:hyperlink>
-          </w:p>
-          <w:p>
-            <w:pPr>
-              <w:pStyle w:val="HTML"/>
-              <w:rPr>
-                <w:rFonts w:asciiTheme="minorHAnsi" w:hAnsiTheme="minorHAnsi" w:cstheme="minorHAnsi"/>
-                <w:sz w:val="22"/>
-                <w:szCs w:val="22"/>
-              </w:rPr>
-            </w:pPr>
-            <w:r>
-              <w:rPr>
-                <w:rFonts w:asciiTheme="minorHAnsi" w:hAnsiTheme="minorHAnsi" w:cstheme="minorHAnsi"/>
-                <w:sz w:val="22"/>
-                <w:szCs w:val="22"/>
-              </w:rPr>
-              <w:t xml:space="preserve">$ vi </w:t>
-            </w:r>
-            <w:hyperlink r:id="rId93" w:anchor="file-prepare_sdk_peer0_org6-sh" w:history="1">
-              <w:r>
-                <w:rPr>
-                  <w:rStyle w:val="a7"/>
-                  <w:rFonts w:asciiTheme="minorHAnsi" w:hAnsiTheme="minorHAnsi" w:cstheme="minorHAnsi"/>
-                  <w:sz w:val="22"/>
-                  <w:szCs w:val="22"/>
-                </w:rPr>
-                <w:t>prepare_sdk_peer0_org</w:t>
-              </w:r>
-              <w:r>
-                <w:rPr>
-                  <w:rStyle w:val="a7"/>
-                  <w:rFonts w:asciiTheme="minorHAnsi" w:hAnsiTheme="minorHAnsi" w:cstheme="minorHAnsi"/>
-                  <w:sz w:val="22"/>
-                  <w:szCs w:val="22"/>
-                </w:rPr>
-                <w:t>6</w:t>
-              </w:r>
-              <w:r>
-                <w:rPr>
-                  <w:rStyle w:val="a7"/>
-                  <w:rFonts w:asciiTheme="minorHAnsi" w:hAnsiTheme="minorHAnsi" w:cstheme="minorHAnsi"/>
-                  <w:sz w:val="22"/>
-                  <w:szCs w:val="22"/>
-                </w:rPr>
-                <w:t>.sh</w:t>
-              </w:r>
-            </w:hyperlink>
-          </w:p>
-          <w:p>
-            <w:pPr>
-              <w:pStyle w:val="HTML"/>
-              <w:rPr>
-                <w:rFonts w:asciiTheme="minorHAnsi" w:hAnsiTheme="minorHAnsi" w:cstheme="minorHAnsi"/>
-                <w:sz w:val="22"/>
-                <w:szCs w:val="22"/>
-              </w:rPr>
-            </w:pPr>
-            <w:r>
-              <w:rPr>
-                <w:rFonts w:asciiTheme="minorHAnsi" w:hAnsiTheme="minorHAnsi" w:cstheme="minorHAnsi"/>
-                <w:sz w:val="22"/>
-                <w:szCs w:val="22"/>
-              </w:rPr>
-              <w:t xml:space="preserve">$ vi </w:t>
-            </w:r>
-            <w:hyperlink r:id="rId94" w:anchor="file-prepare_sdk_peer0_org7-sh" w:history="1">
-              <w:r>
-                <w:rPr>
-                  <w:rStyle w:val="a7"/>
-                  <w:rFonts w:asciiTheme="minorHAnsi" w:hAnsiTheme="minorHAnsi" w:cstheme="minorHAnsi"/>
-                  <w:sz w:val="22"/>
-                  <w:szCs w:val="22"/>
-                </w:rPr>
-                <w:t>prepare_sdk_peer0_org</w:t>
-              </w:r>
-              <w:r>
-                <w:rPr>
-                  <w:rStyle w:val="a7"/>
-                  <w:rFonts w:asciiTheme="minorHAnsi" w:hAnsiTheme="minorHAnsi" w:cstheme="minorHAnsi"/>
-                  <w:sz w:val="22"/>
-                  <w:szCs w:val="22"/>
-                </w:rPr>
-                <w:t>7</w:t>
-              </w:r>
-              <w:r>
-                <w:rPr>
-                  <w:rStyle w:val="a7"/>
-                  <w:rFonts w:asciiTheme="minorHAnsi" w:hAnsiTheme="minorHAnsi" w:cstheme="minorHAnsi"/>
-                  <w:sz w:val="22"/>
-                  <w:szCs w:val="22"/>
-                </w:rPr>
-                <w:t>.sh</w:t>
-              </w:r>
-            </w:hyperlink>
-          </w:p>
-          <w:p>
-            <w:pPr>
-              <w:pStyle w:val="HTML"/>
-              <w:rPr>
-                <w:rFonts w:asciiTheme="minorHAnsi" w:hAnsiTheme="minorHAnsi" w:cstheme="minorHAnsi"/>
-                <w:sz w:val="22"/>
-                <w:szCs w:val="22"/>
-              </w:rPr>
-            </w:pPr>
-            <w:r>
-              <w:rPr>
-                <w:rFonts w:asciiTheme="minorHAnsi" w:hAnsiTheme="minorHAnsi" w:cstheme="minorHAnsi"/>
-                <w:sz w:val="22"/>
-                <w:szCs w:val="22"/>
-              </w:rPr>
-              <w:t xml:space="preserve">$ vi </w:t>
-            </w:r>
-            <w:hyperlink r:id="rId95" w:anchor="file-prepare_sdk_peer0_org8-sh" w:history="1">
-              <w:r>
-                <w:rPr>
-                  <w:rStyle w:val="a7"/>
-                  <w:rFonts w:asciiTheme="minorHAnsi" w:hAnsiTheme="minorHAnsi" w:cstheme="minorHAnsi"/>
-                  <w:sz w:val="22"/>
-                  <w:szCs w:val="22"/>
-                </w:rPr>
-                <w:t>prepare_sdk_peer0_org</w:t>
-              </w:r>
-              <w:r>
-                <w:rPr>
-                  <w:rStyle w:val="a7"/>
-                  <w:rFonts w:asciiTheme="minorHAnsi" w:hAnsiTheme="minorHAnsi" w:cstheme="minorHAnsi"/>
-                  <w:sz w:val="22"/>
-                  <w:szCs w:val="22"/>
-                </w:rPr>
-                <w:t>8</w:t>
-              </w:r>
-              <w:r>
-                <w:rPr>
-                  <w:rStyle w:val="a7"/>
-                  <w:rFonts w:asciiTheme="minorHAnsi" w:hAnsiTheme="minorHAnsi" w:cstheme="minorHAnsi"/>
-                  <w:sz w:val="22"/>
-                  <w:szCs w:val="22"/>
-                </w:rPr>
-                <w:t>.sh</w:t>
-              </w:r>
-            </w:hyperlink>
-          </w:p>
-          <w:p>
-            <w:pPr>
-              <w:pStyle w:val="HTML"/>
-              <w:rPr>
-                <w:rFonts w:asciiTheme="minorHAnsi" w:hAnsiTheme="minorHAnsi" w:cstheme="minorHAnsi"/>
-                <w:sz w:val="22"/>
-                <w:szCs w:val="22"/>
-              </w:rPr>
-            </w:pPr>
-            <w:proofErr w:type="gramStart"/>
-            <w:r>
-              <w:rPr>
-                <w:rFonts w:asciiTheme="minorHAnsi" w:hAnsiTheme="minorHAnsi" w:cstheme="minorHAnsi"/>
-                <w:sz w:val="22"/>
-                <w:szCs w:val="22"/>
-              </w:rPr>
-              <w:t>$ .</w:t>
-            </w:r>
-            <w:proofErr w:type="gramEnd"/>
-            <w:r>
-              <w:rPr>
-                <w:rFonts w:asciiTheme="minorHAnsi" w:hAnsiTheme="minorHAnsi" w:cstheme="minorHAnsi"/>
-                <w:sz w:val="22"/>
-                <w:szCs w:val="22"/>
-              </w:rPr>
-              <w:t>/</w:t>
-            </w:r>
-            <w:hyperlink r:id="rId96" w:anchor="file-all-sh" w:history="1">
-              <w:r>
-                <w:rPr>
-                  <w:rStyle w:val="a7"/>
-                  <w:rFonts w:asciiTheme="minorHAnsi" w:hAnsiTheme="minorHAnsi" w:cstheme="minorHAnsi"/>
-                  <w:sz w:val="22"/>
-                  <w:szCs w:val="22"/>
+                  <w:bCs/>
                 </w:rPr>
                 <w:t>all.sh</w:t>
               </w:r>
             </w:hyperlink>
           </w:p>
+          <w:p>
+            <w:pPr>
+              <w:rPr>
+                <w:rFonts w:hint="eastAsia"/>
+                <w:bCs/>
+              </w:rPr>
+            </w:pPr>
+          </w:p>
         </w:tc>
       </w:tr>
     </w:tbl>
-    <w:p/>
-    <w:p>
-      <w:r>
-        <w:rPr>
-          <w:rFonts w:hint="eastAsia"/>
+    <w:p>
+      <w:pPr>
+        <w:rPr>
+          <w:bCs/>
+        </w:rPr>
+      </w:pPr>
+    </w:p>
+    <w:p>
+      <w:pPr>
+        <w:rPr>
+          <w:bCs/>
+        </w:rPr>
+      </w:pPr>
+      <w:r>
+        <w:rPr>
           <w:b/>
         </w:rPr>
-        <w:lastRenderedPageBreak/>
-        <w:t>第二，</w:t>
-      </w:r>
-      <w:r>
-        <w:rPr>
-          <w:rFonts w:hint="eastAsia"/>
-        </w:rPr>
-        <w:t>准备</w:t>
-      </w:r>
-      <w:r>
-        <w:rPr>
-          <w:rFonts w:hint="eastAsia"/>
-        </w:rPr>
-        <w:t>Nodejs</w:t>
-      </w:r>
-      <w:r>
-        <w:t xml:space="preserve"> SDK</w:t>
-      </w:r>
-      <w:r>
-        <w:rPr>
-          <w:rFonts w:hint="eastAsia"/>
-        </w:rPr>
-        <w:t>的依赖包，如下，</w:t>
+        <w:t xml:space="preserve">Step </w:t>
+      </w:r>
+      <w:r>
+        <w:rPr>
+          <w:b/>
+        </w:rPr>
+        <w:t>2</w:t>
+      </w:r>
+      <w:r>
+        <w:rPr>
+          <w:b/>
+        </w:rPr>
+        <w:t xml:space="preserve">: </w:t>
+      </w:r>
+      <w:r>
+        <w:rPr>
+          <w:bCs/>
+        </w:rPr>
+        <w:t>Prepare the Nodejs SDK dependencies</w:t>
+      </w:r>
+      <w:r>
+        <w:rPr>
+          <w:bCs/>
+        </w:rPr>
+        <w:t xml:space="preserve"> on CLI</w:t>
+      </w:r>
+      <w:r>
+        <w:rPr>
+          <w:bCs/>
+        </w:rPr>
+        <w:t>,</w:t>
       </w:r>
     </w:p>
     <w:tbl>
@@ -21448,84 +21501,133 @@
           </w:tcPr>
           <w:p>
             <w:pPr>
-              <w:pStyle w:val="HTML"/>
-              <w:rPr>
-                <w:rFonts w:asciiTheme="minorHAnsi" w:hAnsiTheme="minorHAnsi" w:cstheme="minorHAnsi"/>
-                <w:sz w:val="22"/>
-                <w:szCs w:val="22"/>
-              </w:rPr>
-            </w:pPr>
-            <w:r>
-              <w:rPr>
-                <w:rFonts w:asciiTheme="minorHAnsi" w:hAnsiTheme="minorHAnsi" w:cstheme="minorHAnsi"/>
-                <w:sz w:val="22"/>
-                <w:szCs w:val="22"/>
-              </w:rPr>
-              <w:t>$ cd /home/t716/fabric-samples/demo-first/workload</w:t>
-            </w:r>
-            <w:r>
-              <w:rPr>
-                <w:rFonts w:asciiTheme="minorHAnsi" w:hAnsiTheme="minorHAnsi" w:cstheme="minorHAnsi"/>
-                <w:sz w:val="22"/>
-                <w:szCs w:val="22"/>
-              </w:rPr>
-              <w:br/>
-              <w:t xml:space="preserve">$ vi </w:t>
-            </w:r>
-            <w:hyperlink r:id="rId97" w:anchor="file-package-json" w:tgtFrame="_blank" w:history="1">
+              <w:rPr>
+                <w:bCs/>
+              </w:rPr>
+            </w:pPr>
+            <w:r>
+              <w:rPr>
+                <w:rFonts w:hint="eastAsia"/>
+                <w:bCs/>
+              </w:rPr>
+              <w:t>$</w:t>
+            </w:r>
+            <w:r>
+              <w:rPr>
+                <w:bCs/>
+              </w:rPr>
+              <w:t xml:space="preserve"> cd $HOME</w:t>
+            </w:r>
+            <w:r>
+              <w:rPr>
+                <w:rFonts w:cstheme="minorHAnsi"/>
+              </w:rPr>
+              <w:t>/fabric-samples/demo-first/workload</w:t>
+            </w:r>
+          </w:p>
+          <w:p>
+            <w:pPr>
+              <w:rPr>
+                <w:rFonts w:hint="eastAsia"/>
+                <w:bCs/>
+              </w:rPr>
+            </w:pPr>
+            <w:r>
+              <w:rPr>
+                <w:rFonts w:hint="eastAsia"/>
+                <w:bCs/>
+              </w:rPr>
+              <w:t>$</w:t>
+            </w:r>
+            <w:r>
+              <w:rPr>
+                <w:bCs/>
+              </w:rPr>
+              <w:t xml:space="preserve"> </w:t>
+            </w:r>
+            <w:r>
+              <w:rPr>
+                <w:bCs/>
+              </w:rPr>
+              <w:t xml:space="preserve">vi </w:t>
+            </w:r>
+            <w:hyperlink r:id="rId79" w:anchor="file-package-json" w:history="1">
+              <w:proofErr w:type="gramStart"/>
               <w:r>
                 <w:rPr>
                   <w:rStyle w:val="a7"/>
-                  <w:rFonts w:asciiTheme="minorHAnsi" w:hAnsiTheme="minorHAnsi" w:cstheme="minorHAnsi"/>
-                  <w:b/>
-                  <w:sz w:val="22"/>
-                  <w:szCs w:val="22"/>
+                  <w:bCs/>
                 </w:rPr>
                 <w:t>package.json</w:t>
               </w:r>
+              <w:proofErr w:type="gramEnd"/>
             </w:hyperlink>
-            <w:r>
-              <w:rPr>
-                <w:rFonts w:asciiTheme="minorHAnsi" w:hAnsiTheme="minorHAnsi" w:cstheme="minorHAnsi"/>
-                <w:sz w:val="22"/>
-                <w:szCs w:val="22"/>
-              </w:rPr>
-              <w:br/>
-              <w:t>$ npm install</w:t>
-            </w:r>
-            <w:r>
-              <w:rPr>
-                <w:rFonts w:asciiTheme="minorHAnsi" w:hAnsiTheme="minorHAnsi" w:cstheme="minorHAnsi"/>
-                <w:sz w:val="22"/>
-                <w:szCs w:val="22"/>
-              </w:rPr>
-              <w:br/>
-              <w:t xml:space="preserve">$ vi </w:t>
-            </w:r>
-            <w:r>
-              <w:rPr>
-                <w:rFonts w:asciiTheme="minorHAnsi" w:hAnsiTheme="minorHAnsi" w:cstheme="minorHAnsi"/>
-                <w:sz w:val="22"/>
-                <w:szCs w:val="22"/>
-              </w:rPr>
-              <w:t>$HOME</w:t>
-            </w:r>
-            <w:r>
-              <w:rPr>
-                <w:rFonts w:asciiTheme="minorHAnsi" w:hAnsiTheme="minorHAnsi" w:cstheme="minorHAnsi"/>
-                <w:sz w:val="22"/>
-                <w:szCs w:val="22"/>
-              </w:rPr>
-              <w:t>/fabric-samples/demo-first/workload/node_modules/fabric-network/lib/</w:t>
-            </w:r>
-            <w:hyperlink r:id="rId98" w:anchor="file-transaction-js" w:tgtFrame="_blank" w:history="1">
+          </w:p>
+          <w:p>
+            <w:pPr>
+              <w:rPr>
+                <w:bCs/>
+              </w:rPr>
+            </w:pPr>
+            <w:r>
+              <w:rPr>
+                <w:rFonts w:hint="eastAsia"/>
+                <w:bCs/>
+              </w:rPr>
+              <w:t>$</w:t>
+            </w:r>
+            <w:r>
+              <w:rPr>
+                <w:bCs/>
+              </w:rPr>
+              <w:t xml:space="preserve"> </w:t>
+            </w:r>
+            <w:proofErr w:type="spellStart"/>
+            <w:r>
+              <w:rPr>
+                <w:bCs/>
+              </w:rPr>
+              <w:t>npm</w:t>
+            </w:r>
+            <w:proofErr w:type="spellEnd"/>
+            <w:r>
+              <w:rPr>
+                <w:bCs/>
+              </w:rPr>
+              <w:t xml:space="preserve"> install</w:t>
+            </w:r>
+          </w:p>
+          <w:p>
+            <w:pPr>
+              <w:rPr>
+                <w:rFonts w:hint="eastAsia"/>
+                <w:bCs/>
+              </w:rPr>
+            </w:pPr>
+            <w:r>
+              <w:rPr>
+                <w:rFonts w:hint="eastAsia"/>
+                <w:bCs/>
+              </w:rPr>
+              <w:t>$</w:t>
+            </w:r>
+            <w:r>
+              <w:rPr>
+                <w:bCs/>
+              </w:rPr>
+              <w:t xml:space="preserve"> </w:t>
+            </w:r>
+            <w:r>
+              <w:rPr>
+                <w:bCs/>
+              </w:rPr>
+              <w:t>vi $HOME/fabric-samples/demo-first/workload/node_modules/fabric-network/lib/</w:t>
+            </w:r>
+            <w:hyperlink r:id="rId80" w:anchor="file-transaction-js" w:history="1">
               <w:r>
                 <w:rPr>
                   <w:rStyle w:val="a7"/>
-                  <w:rFonts w:asciiTheme="minorHAnsi" w:hAnsiTheme="minorHAnsi" w:cstheme="minorHAnsi"/>
-                  <w:b/>
-                  <w:sz w:val="22"/>
-                  <w:szCs w:val="22"/>
+                  <w:bCs/>
                 </w:rPr>
                 <w:t>transaction.js</w:t>
               </w:r>
@@ -21534,68 +21636,78 @@
         </w:tc>
       </w:tr>
     </w:tbl>
-    <w:p/>
-    <w:p>
-      <w:r>
-        <w:rPr>
-          <w:rFonts w:hint="eastAsia"/>
+    <w:p>
+      <w:pPr>
+        <w:rPr>
           <w:b/>
         </w:rPr>
-        <w:t>第三，</w:t>
-      </w:r>
-      <w:r>
-        <w:t>准备</w:t>
-      </w:r>
-      <w:r>
-        <w:rPr>
-          <w:rFonts w:hint="eastAsia"/>
-        </w:rPr>
-        <w:t>U</w:t>
-      </w:r>
-      <w:r>
-        <w:t>ser1@org1.example.com</w:t>
-      </w:r>
-      <w:r>
-        <w:rPr>
-          <w:rFonts w:hint="eastAsia"/>
-        </w:rPr>
-        <w:t>和</w:t>
-      </w:r>
-      <w:r>
-        <w:rPr>
-          <w:rFonts w:hint="eastAsia"/>
-        </w:rPr>
-        <w:t xml:space="preserve"> </w:t>
-      </w:r>
-      <w:r>
-        <w:rPr>
-          <w:rFonts w:hint="eastAsia"/>
-        </w:rPr>
-        <w:t>U</w:t>
-      </w:r>
-      <w:r>
-        <w:t>ser1@org1.example.com</w:t>
-      </w:r>
-      <w:r>
-        <w:rPr>
-          <w:rFonts w:hint="eastAsia"/>
-        </w:rPr>
-        <w:t>的</w:t>
-      </w:r>
-      <w:r>
-        <w:rPr>
-          <w:rFonts w:hint="eastAsia"/>
-        </w:rPr>
-        <w:t>w</w:t>
-      </w:r>
-      <w:r>
-        <w:t>allet</w:t>
-      </w:r>
-      <w:r>
-        <w:rPr>
-          <w:rFonts w:hint="eastAsia"/>
-        </w:rPr>
-        <w:t>，如下，</w:t>
+      </w:pPr>
+    </w:p>
+    <w:p>
+      <w:pPr>
+        <w:rPr>
+          <w:bCs/>
+        </w:rPr>
+      </w:pPr>
+      <w:r>
+        <w:rPr>
+          <w:b/>
+        </w:rPr>
+        <w:t xml:space="preserve">Step </w:t>
+      </w:r>
+      <w:r>
+        <w:rPr>
+          <w:b/>
+        </w:rPr>
+        <w:t>3</w:t>
+      </w:r>
+      <w:r>
+        <w:rPr>
+          <w:b/>
+        </w:rPr>
+        <w:t xml:space="preserve">: </w:t>
+      </w:r>
+      <w:r>
+        <w:rPr>
+          <w:bCs/>
+        </w:rPr>
+        <w:t xml:space="preserve">Prepare </w:t>
+      </w:r>
+      <w:r>
+        <w:rPr>
+          <w:bCs/>
+        </w:rPr>
+        <w:t xml:space="preserve">wallets of </w:t>
+      </w:r>
+      <w:hyperlink r:id="rId81" w:history="1">
+        <w:r>
+          <w:rPr>
+            <w:rStyle w:val="a7"/>
+            <w:bCs/>
+          </w:rPr>
+          <w:t>User1@org1.example.com</w:t>
+        </w:r>
+      </w:hyperlink>
+      <w:r>
+        <w:rPr>
+          <w:bCs/>
+        </w:rPr>
+        <w:t xml:space="preserve"> and </w:t>
+      </w:r>
+      <w:hyperlink r:id="rId82" w:history="1">
+        <w:r>
+          <w:rPr>
+            <w:rStyle w:val="a7"/>
+            <w:bCs/>
+          </w:rPr>
+          <w:t>User1@org1.example.com</w:t>
+        </w:r>
+      </w:hyperlink>
+      <w:r>
+        <w:rPr>
+          <w:bCs/>
+        </w:rPr>
+        <w:t xml:space="preserve"> on CLI,</w:t>
       </w:r>
     </w:p>
     <w:tbl>
@@ -21614,129 +21726,148 @@
           </w:tcPr>
           <w:p>
             <w:pPr>
-              <w:pStyle w:val="HTML"/>
-              <w:rPr>
-                <w:rFonts w:asciiTheme="minorHAnsi" w:hAnsiTheme="minorHAnsi" w:cstheme="minorHAnsi"/>
-                <w:sz w:val="22"/>
-                <w:szCs w:val="22"/>
-              </w:rPr>
-            </w:pPr>
-            <w:r>
-              <w:rPr>
-                <w:rFonts w:asciiTheme="minorHAnsi" w:hAnsiTheme="minorHAnsi" w:cstheme="minorHAnsi"/>
-                <w:sz w:val="22"/>
-                <w:szCs w:val="22"/>
-              </w:rPr>
-              <w:t>$ cd /home/t716/fabric-samples/demo-first/workload/wallet</w:t>
-            </w:r>
-            <w:r>
-              <w:rPr>
-                <w:rFonts w:asciiTheme="minorHAnsi" w:hAnsiTheme="minorHAnsi" w:cstheme="minorHAnsi"/>
-                <w:sz w:val="22"/>
-                <w:szCs w:val="22"/>
-              </w:rPr>
-              <w:br/>
-              <w:t>$ rm -rf *.id</w:t>
-            </w:r>
-            <w:r>
-              <w:rPr>
-                <w:rFonts w:asciiTheme="minorHAnsi" w:hAnsiTheme="minorHAnsi" w:cstheme="minorHAnsi"/>
-                <w:sz w:val="22"/>
-                <w:szCs w:val="22"/>
-              </w:rPr>
-              <w:br/>
-              <w:t xml:space="preserve">$ python </w:t>
-            </w:r>
-            <w:hyperlink r:id="rId99" w:anchor="file-prepare_wallet_user1_org1-py" w:tgtFrame="_blank" w:history="1">
-              <w:r>
-                <w:rPr>
-                  <w:rStyle w:val="a7"/>
-                  <w:rFonts w:asciiTheme="minorHAnsi" w:hAnsiTheme="minorHAnsi" w:cstheme="minorHAnsi"/>
-                  <w:b/>
-                  <w:sz w:val="22"/>
-                  <w:szCs w:val="22"/>
-                </w:rPr>
-                <w:t>prepare_wallet_user1_org1.py</w:t>
-              </w:r>
-            </w:hyperlink>
-            <w:r>
-              <w:rPr>
-                <w:rFonts w:asciiTheme="minorHAnsi" w:hAnsiTheme="minorHAnsi" w:cstheme="minorHAnsi"/>
-                <w:sz w:val="22"/>
-                <w:szCs w:val="22"/>
-              </w:rPr>
-              <w:br/>
-              <w:t xml:space="preserve">$ python </w:t>
-            </w:r>
-            <w:hyperlink r:id="rId100" w:anchor="file-prepare_wallet_user1_org2-py" w:tgtFrame="_blank" w:history="1">
-              <w:r>
-                <w:rPr>
-                  <w:rStyle w:val="a7"/>
-                  <w:rFonts w:asciiTheme="minorHAnsi" w:hAnsiTheme="minorHAnsi" w:cstheme="minorHAnsi"/>
-                  <w:b/>
-                  <w:sz w:val="22"/>
-                  <w:szCs w:val="22"/>
-                </w:rPr>
-                <w:t>prepare_wallet_user1_org2.py</w:t>
-              </w:r>
-            </w:hyperlink>
+              <w:rPr>
+                <w:bCs/>
+              </w:rPr>
+            </w:pPr>
+            <w:r>
+              <w:rPr>
+                <w:rFonts w:hint="eastAsia"/>
+                <w:bCs/>
+              </w:rPr>
+              <w:t>$</w:t>
+            </w:r>
+            <w:r>
+              <w:rPr>
+                <w:bCs/>
+              </w:rPr>
+              <w:t xml:space="preserve"> cd $HOME</w:t>
+            </w:r>
+            <w:r>
+              <w:rPr>
+                <w:bCs/>
+              </w:rPr>
+              <w:t>/fabric-samples/demo-first/workload/wallet</w:t>
+            </w:r>
+          </w:p>
+          <w:p>
+            <w:pPr>
+              <w:rPr>
+                <w:bCs/>
+              </w:rPr>
+            </w:pPr>
+            <w:r>
+              <w:rPr>
+                <w:rFonts w:hint="eastAsia"/>
+                <w:bCs/>
+              </w:rPr>
+              <w:t>$</w:t>
+            </w:r>
+            <w:r>
+              <w:rPr>
+                <w:bCs/>
+              </w:rPr>
+              <w:t xml:space="preserve"> </w:t>
+            </w:r>
+            <w:r>
+              <w:rPr>
+                <w:bCs/>
+              </w:rPr>
+              <w:t>rm -rf *.id</w:t>
+            </w:r>
+          </w:p>
+          <w:p>
+            <w:pPr>
+              <w:rPr>
+                <w:bCs/>
+              </w:rPr>
+            </w:pPr>
+            <w:r>
+              <w:rPr>
+                <w:rFonts w:hint="eastAsia"/>
+                <w:bCs/>
+              </w:rPr>
+              <w:t>$</w:t>
+            </w:r>
+            <w:r>
+              <w:rPr>
+                <w:bCs/>
+              </w:rPr>
+              <w:t xml:space="preserve"> python </w:t>
+            </w:r>
+            <w:r>
+              <w:rPr>
+                <w:bCs/>
+              </w:rPr>
+              <w:t>prepare_wallet_user1_org1.py</w:t>
+            </w:r>
+          </w:p>
+          <w:p>
+            <w:pPr>
+              <w:rPr>
+                <w:bCs/>
+              </w:rPr>
+            </w:pPr>
+            <w:r>
+              <w:rPr>
+                <w:rFonts w:hint="eastAsia"/>
+                <w:bCs/>
+              </w:rPr>
+              <w:t>$</w:t>
+            </w:r>
+            <w:r>
+              <w:rPr>
+                <w:bCs/>
+              </w:rPr>
+              <w:t xml:space="preserve"> python </w:t>
+            </w:r>
+            <w:r>
+              <w:rPr>
+                <w:bCs/>
+              </w:rPr>
+              <w:t>prepare_wallet_user1_org2.py</w:t>
+            </w:r>
           </w:p>
         </w:tc>
       </w:tr>
     </w:tbl>
-    <w:p/>
-    <w:p>
-      <w:r>
-        <w:rPr>
-          <w:rFonts w:hint="eastAsia"/>
+    <w:p>
+      <w:pPr>
+        <w:rPr>
+          <w:rFonts w:hint="eastAsia"/>
+          <w:bCs/>
+        </w:rPr>
+      </w:pPr>
+    </w:p>
+    <w:p>
+      <w:pPr>
+        <w:rPr>
+          <w:bCs/>
+        </w:rPr>
+      </w:pPr>
+      <w:r>
+        <w:rPr>
           <w:b/>
         </w:rPr>
-        <w:t>第四，</w:t>
-      </w:r>
-      <w:r>
-        <w:rPr>
-          <w:rFonts w:hint="eastAsia"/>
-        </w:rPr>
-        <w:t>Nodejs</w:t>
-      </w:r>
-      <w:r>
-        <w:t xml:space="preserve"> SDK</w:t>
-      </w:r>
-      <w:r>
-        <w:rPr>
-          <w:rFonts w:hint="eastAsia"/>
-        </w:rPr>
-        <w:t>进行</w:t>
-      </w:r>
-      <w:r>
-        <w:rPr>
-          <w:rFonts w:hint="eastAsia"/>
-        </w:rPr>
-        <w:t>i</w:t>
-      </w:r>
-      <w:r>
-        <w:t>nvoke</w:t>
-      </w:r>
-      <w:r>
-        <w:rPr>
-          <w:rFonts w:hint="eastAsia"/>
-        </w:rPr>
-        <w:t>和</w:t>
-      </w:r>
-      <w:r>
-        <w:rPr>
-          <w:rFonts w:hint="eastAsia"/>
-        </w:rPr>
-        <w:t>q</w:t>
-      </w:r>
-      <w:r>
-        <w:t>uery</w:t>
-      </w:r>
-      <w:r>
-        <w:rPr>
-          <w:rFonts w:hint="eastAsia"/>
-        </w:rPr>
-        <w:t>交易，如下，</w:t>
+        <w:t xml:space="preserve">Step </w:t>
+      </w:r>
+      <w:r>
+        <w:rPr>
+          <w:b/>
+        </w:rPr>
+        <w:t>4</w:t>
+      </w:r>
+      <w:r>
+        <w:rPr>
+          <w:b/>
+        </w:rPr>
+        <w:t xml:space="preserve">: </w:t>
+      </w:r>
+      <w:r>
+        <w:rPr>
+          <w:bCs/>
+        </w:rPr>
+        <w:t>Nodejs invoke and query transactions on CLI,</w:t>
       </w:r>
     </w:p>
     <w:tbl>
@@ -21756,1118 +21887,170 @@
           <w:p>
             <w:pPr>
               <w:rPr>
+                <w:bCs/>
+              </w:rPr>
+            </w:pPr>
+            <w:r>
+              <w:rPr>
+                <w:rFonts w:hint="eastAsia"/>
+                <w:bCs/>
+              </w:rPr>
+              <w:t>$</w:t>
+            </w:r>
+            <w:r>
+              <w:rPr>
+                <w:bCs/>
+              </w:rPr>
+              <w:t xml:space="preserve"> </w:t>
+            </w:r>
+            <w:r>
+              <w:rPr>
+                <w:bCs/>
+              </w:rPr>
+              <w:t xml:space="preserve">./scp.sh // </w:t>
+            </w:r>
+            <w:r>
+              <w:rPr>
+                <w:bCs/>
+              </w:rPr>
+              <w:t>CLI copies files to all machines</w:t>
+            </w:r>
+          </w:p>
+          <w:p>
+            <w:pPr>
+              <w:rPr>
+                <w:bCs/>
+              </w:rPr>
+            </w:pPr>
+          </w:p>
+          <w:p>
+            <w:pPr>
+              <w:rPr>
+                <w:bCs/>
+              </w:rPr>
+            </w:pPr>
+          </w:p>
+          <w:p>
+            <w:pPr>
+              <w:rPr>
+                <w:bCs/>
+              </w:rPr>
+            </w:pPr>
+          </w:p>
+          <w:p>
+            <w:pPr>
+              <w:rPr>
+                <w:bCs/>
+              </w:rPr>
+            </w:pPr>
+          </w:p>
+          <w:p>
+            <w:pPr>
+              <w:rPr>
+                <w:rFonts w:hint="eastAsia"/>
+                <w:bCs/>
+              </w:rPr>
+            </w:pPr>
+          </w:p>
+        </w:tc>
+      </w:tr>
+    </w:tbl>
+    <w:p>
+      <w:pPr>
+        <w:rPr>
+          <w:rFonts w:hint="eastAsia"/>
+          <w:bCs/>
+        </w:rPr>
+      </w:pPr>
+    </w:p>
+    <w:p/>
+    <w:p/>
+    <w:p>
+      <w:r>
+        <w:rPr>
+          <w:rFonts w:hint="eastAsia"/>
+          <w:b/>
+        </w:rPr>
+        <w:t>第四，</w:t>
+      </w:r>
+      <w:r>
+        <w:rPr>
+          <w:rFonts w:hint="eastAsia"/>
+        </w:rPr>
+        <w:t>Nodejs</w:t>
+      </w:r>
+      <w:r>
+        <w:t xml:space="preserve"> SDK</w:t>
+      </w:r>
+      <w:r>
+        <w:rPr>
+          <w:rFonts w:hint="eastAsia"/>
+        </w:rPr>
+        <w:t>进行</w:t>
+      </w:r>
+      <w:r>
+        <w:rPr>
+          <w:rFonts w:hint="eastAsia"/>
+        </w:rPr>
+        <w:t>i</w:t>
+      </w:r>
+      <w:r>
+        <w:t>nvoke</w:t>
+      </w:r>
+      <w:r>
+        <w:rPr>
+          <w:rFonts w:hint="eastAsia"/>
+        </w:rPr>
+        <w:t>和</w:t>
+      </w:r>
+      <w:r>
+        <w:rPr>
+          <w:rFonts w:hint="eastAsia"/>
+        </w:rPr>
+        <w:t>q</w:t>
+      </w:r>
+      <w:r>
+        <w:t>uery</w:t>
+      </w:r>
+      <w:r>
+        <w:rPr>
+          <w:rFonts w:hint="eastAsia"/>
+        </w:rPr>
+        <w:t>交易，如下，</w:t>
+      </w:r>
+    </w:p>
+    <w:tbl>
+      <w:tblPr>
+        <w:tblStyle w:val="a4"/>
+        <w:tblW w:w="0" w:type="auto"/>
+        <w:tblLook w:val="04A0" w:firstRow="1" w:lastRow="0" w:firstColumn="1" w:lastColumn="0" w:noHBand="0" w:noVBand="1"/>
+      </w:tblPr>
+      <w:tblGrid>
+        <w:gridCol w:w="9350"/>
+      </w:tblGrid>
+      <w:tr>
+        <w:tc>
+          <w:tcPr>
+            <w:tcW w:w="9350" w:type="dxa"/>
+          </w:tcPr>
+          <w:p>
+            <w:pPr>
+              <w:rPr>
                 <w:rFonts w:cstheme="minorHAnsi"/>
               </w:rPr>
             </w:pPr>
           </w:p>
           <w:p>
             <w:pPr>
+              <w:rPr>
+                <w:rFonts w:cstheme="minorHAnsi"/>
+              </w:rPr>
+            </w:pPr>
+          </w:p>
+          <w:p>
+            <w:pPr>
               <w:pStyle w:val="HTML"/>
               <w:rPr>
-                <w:rFonts w:asciiTheme="minorHAnsi" w:eastAsia="微软雅黑" w:hAnsiTheme="minorHAnsi" w:cstheme="minorHAnsi"/>
-                <w:sz w:val="22"/>
-                <w:szCs w:val="22"/>
-              </w:rPr>
-            </w:pPr>
-            <w:r>
-              <w:rPr>
-                <w:rFonts w:asciiTheme="minorHAnsi" w:hAnsiTheme="minorHAnsi" w:cstheme="minorHAnsi"/>
-                <w:sz w:val="22"/>
-                <w:szCs w:val="22"/>
-              </w:rPr>
-              <w:t>// master</w:t>
-            </w:r>
-            <w:r>
-              <w:rPr>
-                <w:rFonts w:asciiTheme="minorHAnsi" w:eastAsia="微软雅黑" w:hAnsiTheme="minorHAnsi" w:cstheme="minorHAnsi"/>
-                <w:sz w:val="22"/>
-                <w:szCs w:val="22"/>
-              </w:rPr>
-              <w:t>免密码登录</w:t>
-            </w:r>
-            <w:r>
-              <w:rPr>
-                <w:rFonts w:asciiTheme="minorHAnsi" w:hAnsiTheme="minorHAnsi" w:cstheme="minorHAnsi"/>
-                <w:sz w:val="22"/>
-                <w:szCs w:val="22"/>
-              </w:rPr>
-              <w:t>workers</w:t>
-            </w:r>
-            <w:r>
-              <w:rPr>
-                <w:rFonts w:asciiTheme="minorHAnsi" w:eastAsia="微软雅黑" w:hAnsiTheme="minorHAnsi" w:cstheme="minorHAnsi"/>
-                <w:sz w:val="22"/>
-                <w:szCs w:val="22"/>
-              </w:rPr>
-              <w:t>，如果没有</w:t>
-            </w:r>
-            <w:r>
-              <w:rPr>
-                <w:rFonts w:asciiTheme="minorHAnsi" w:hAnsiTheme="minorHAnsi" w:cstheme="minorHAnsi"/>
-                <w:sz w:val="22"/>
-                <w:szCs w:val="22"/>
-              </w:rPr>
-              <w:t>~/.ssh/id_rsa.pub</w:t>
-            </w:r>
-            <w:r>
-              <w:rPr>
-                <w:rFonts w:asciiTheme="minorHAnsi" w:eastAsia="微软雅黑" w:hAnsiTheme="minorHAnsi" w:cstheme="minorHAnsi"/>
-                <w:sz w:val="22"/>
-                <w:szCs w:val="22"/>
-              </w:rPr>
-              <w:t>文件，则通过</w:t>
-            </w:r>
-            <w:r>
-              <w:rPr>
-                <w:rFonts w:asciiTheme="minorHAnsi" w:hAnsiTheme="minorHAnsi" w:cstheme="minorHAnsi"/>
-                <w:sz w:val="22"/>
-                <w:szCs w:val="22"/>
-              </w:rPr>
-              <w:t>"ssh-keygen"</w:t>
-            </w:r>
-            <w:r>
-              <w:rPr>
-                <w:rFonts w:asciiTheme="minorHAnsi" w:eastAsia="微软雅黑" w:hAnsiTheme="minorHAnsi" w:cstheme="minorHAnsi"/>
-                <w:sz w:val="22"/>
-                <w:szCs w:val="22"/>
-              </w:rPr>
-              <w:t>命令进行生成</w:t>
-            </w:r>
-          </w:p>
-          <w:p>
-            <w:pPr>
-              <w:pStyle w:val="HTML"/>
-              <w:rPr>
-                <w:rFonts w:asciiTheme="minorHAnsi" w:eastAsia="微软雅黑" w:hAnsiTheme="minorHAnsi" w:cstheme="minorHAnsi"/>
-                <w:sz w:val="22"/>
-                <w:szCs w:val="22"/>
-              </w:rPr>
-            </w:pPr>
-            <w:r>
-              <w:rPr>
-                <w:rFonts w:asciiTheme="minorHAnsi" w:eastAsia="微软雅黑" w:hAnsiTheme="minorHAnsi" w:cstheme="minorHAnsi"/>
-                <w:sz w:val="22"/>
-                <w:szCs w:val="22"/>
-              </w:rPr>
-              <w:t>$ cd $HOME</w:t>
-            </w:r>
-          </w:p>
-          <w:p>
-            <w:pPr>
-              <w:pStyle w:val="HTML"/>
-              <w:rPr>
-                <w:rFonts w:asciiTheme="minorHAnsi" w:hAnsiTheme="minorHAnsi" w:cstheme="minorHAnsi"/>
-                <w:sz w:val="22"/>
-                <w:szCs w:val="22"/>
-              </w:rPr>
-            </w:pPr>
-            <w:r>
-              <w:rPr>
-                <w:rFonts w:asciiTheme="minorHAnsi" w:eastAsia="微软雅黑" w:hAnsiTheme="minorHAnsi" w:cstheme="minorHAnsi"/>
-                <w:sz w:val="22"/>
-                <w:szCs w:val="22"/>
-              </w:rPr>
-              <w:t xml:space="preserve">$ </w:t>
-            </w:r>
-            <w:r>
-              <w:rPr>
-                <w:rFonts w:asciiTheme="minorHAnsi" w:eastAsia="微软雅黑" w:hAnsiTheme="minorHAnsi" w:cstheme="minorHAnsi"/>
-                <w:sz w:val="22"/>
-                <w:szCs w:val="22"/>
-              </w:rPr>
-              <w:t>ssh-keygen -t rsa</w:t>
-            </w:r>
-            <w:r>
-              <w:rPr>
-                <w:rFonts w:asciiTheme="minorHAnsi" w:hAnsiTheme="minorHAnsi" w:cstheme="minorHAnsi"/>
-                <w:sz w:val="22"/>
-                <w:szCs w:val="22"/>
-              </w:rPr>
-              <w:br/>
-              <w:t xml:space="preserve">$ ssh </w:t>
-            </w:r>
-            <w:r>
-              <w:rPr>
-                <w:rFonts w:asciiTheme="minorHAnsi" w:hAnsiTheme="minorHAnsi" w:cstheme="minorHAnsi"/>
-                <w:sz w:val="22"/>
-                <w:szCs w:val="22"/>
-              </w:rPr>
-              <w:t>root</w:t>
-            </w:r>
-            <w:r>
-              <w:rPr>
-                <w:rFonts w:asciiTheme="minorHAnsi" w:hAnsiTheme="minorHAnsi" w:cstheme="minorHAnsi"/>
-                <w:sz w:val="22"/>
-                <w:szCs w:val="22"/>
-              </w:rPr>
-              <w:t>@192.168.0.101 'mkdir -p .ssh &amp;&amp; cat &gt; .ssh/authorized_keys' &lt; ~/.ssh/id_rsa.pub</w:t>
-            </w:r>
-            <w:r>
-              <w:rPr>
-                <w:rFonts w:asciiTheme="minorHAnsi" w:hAnsiTheme="minorHAnsi" w:cstheme="minorHAnsi"/>
-                <w:sz w:val="22"/>
-                <w:szCs w:val="22"/>
-              </w:rPr>
-              <w:br/>
-              <w:t xml:space="preserve">$ ssh </w:t>
-            </w:r>
-            <w:r>
-              <w:rPr>
-                <w:rFonts w:asciiTheme="minorHAnsi" w:hAnsiTheme="minorHAnsi" w:cstheme="minorHAnsi"/>
-                <w:sz w:val="22"/>
-                <w:szCs w:val="22"/>
-              </w:rPr>
-              <w:t>root</w:t>
-            </w:r>
-            <w:r>
-              <w:rPr>
-                <w:rFonts w:asciiTheme="minorHAnsi" w:hAnsiTheme="minorHAnsi" w:cstheme="minorHAnsi"/>
-                <w:sz w:val="22"/>
-                <w:szCs w:val="22"/>
-              </w:rPr>
-              <w:t>@192.168.0.102 'mkdir -p .ssh &amp;&amp; cat &gt; .ssh/authorized_keys' &lt; ~/.ssh/id_rsa.pub</w:t>
-            </w:r>
-            <w:r>
-              <w:rPr>
-                <w:rFonts w:asciiTheme="minorHAnsi" w:hAnsiTheme="minorHAnsi" w:cstheme="minorHAnsi"/>
-                <w:sz w:val="22"/>
-                <w:szCs w:val="22"/>
-              </w:rPr>
-              <w:br/>
-              <w:t xml:space="preserve">$ ssh </w:t>
-            </w:r>
-            <w:r>
-              <w:rPr>
-                <w:rFonts w:asciiTheme="minorHAnsi" w:hAnsiTheme="minorHAnsi" w:cstheme="minorHAnsi"/>
-                <w:sz w:val="22"/>
-                <w:szCs w:val="22"/>
-              </w:rPr>
-              <w:t>root</w:t>
-            </w:r>
-            <w:r>
-              <w:rPr>
-                <w:rFonts w:asciiTheme="minorHAnsi" w:hAnsiTheme="minorHAnsi" w:cstheme="minorHAnsi"/>
-                <w:sz w:val="22"/>
-                <w:szCs w:val="22"/>
-              </w:rPr>
-              <w:t>@192.168.0.134 'mkdir -p .ssh &amp;&amp; cat &gt; .ssh/authorized_keys' &lt; ~/.ssh/id_rsa.pub</w:t>
-            </w:r>
-            <w:r>
-              <w:rPr>
-                <w:rFonts w:asciiTheme="minorHAnsi" w:hAnsiTheme="minorHAnsi" w:cstheme="minorHAnsi"/>
-                <w:sz w:val="22"/>
-                <w:szCs w:val="22"/>
-              </w:rPr>
-              <w:br/>
-              <w:t xml:space="preserve">$ ssh </w:t>
-            </w:r>
-            <w:r>
-              <w:rPr>
-                <w:rFonts w:asciiTheme="minorHAnsi" w:hAnsiTheme="minorHAnsi" w:cstheme="minorHAnsi"/>
-                <w:sz w:val="22"/>
-                <w:szCs w:val="22"/>
-              </w:rPr>
-              <w:t>root</w:t>
-            </w:r>
-            <w:r>
-              <w:rPr>
-                <w:rFonts w:asciiTheme="minorHAnsi" w:hAnsiTheme="minorHAnsi" w:cstheme="minorHAnsi"/>
-                <w:sz w:val="22"/>
-                <w:szCs w:val="22"/>
-              </w:rPr>
-              <w:t>@192.168.0.140 'mkdir -p .ssh &amp;&amp; cat &gt; .ssh/authorized_keys' &lt; ~/.ssh/id_rsa.pub</w:t>
-            </w:r>
-            <w:r>
-              <w:rPr>
-                <w:rFonts w:asciiTheme="minorHAnsi" w:hAnsiTheme="minorHAnsi" w:cstheme="minorHAnsi"/>
-                <w:sz w:val="22"/>
-                <w:szCs w:val="22"/>
-              </w:rPr>
-              <w:br/>
-              <w:t xml:space="preserve">$ ssh </w:t>
-            </w:r>
-            <w:r>
-              <w:rPr>
-                <w:rFonts w:asciiTheme="minorHAnsi" w:hAnsiTheme="minorHAnsi" w:cstheme="minorHAnsi"/>
-                <w:sz w:val="22"/>
-                <w:szCs w:val="22"/>
-              </w:rPr>
-              <w:t>root</w:t>
-            </w:r>
-            <w:r>
-              <w:rPr>
-                <w:rFonts w:asciiTheme="minorHAnsi" w:hAnsiTheme="minorHAnsi" w:cstheme="minorHAnsi"/>
-                <w:sz w:val="22"/>
-                <w:szCs w:val="22"/>
-              </w:rPr>
-              <w:t>@192.168.0.141 'mkdir -p .ssh &amp;&amp; cat &gt; .ssh/authorized_keys' &lt; ~/.ssh/id_rsa.pub</w:t>
-            </w:r>
-            <w:r>
-              <w:rPr>
-                <w:rFonts w:asciiTheme="minorHAnsi" w:hAnsiTheme="minorHAnsi" w:cstheme="minorHAnsi"/>
-                <w:sz w:val="22"/>
-                <w:szCs w:val="22"/>
-              </w:rPr>
-              <w:br/>
-              <w:t xml:space="preserve">$ ssh </w:t>
-            </w:r>
-            <w:r>
-              <w:rPr>
-                <w:rFonts w:asciiTheme="minorHAnsi" w:hAnsiTheme="minorHAnsi" w:cstheme="minorHAnsi"/>
-                <w:sz w:val="22"/>
-                <w:szCs w:val="22"/>
-              </w:rPr>
-              <w:t>root</w:t>
-            </w:r>
-            <w:r>
-              <w:rPr>
-                <w:rFonts w:asciiTheme="minorHAnsi" w:hAnsiTheme="minorHAnsi" w:cstheme="minorHAnsi"/>
-                <w:sz w:val="22"/>
-                <w:szCs w:val="22"/>
-              </w:rPr>
-              <w:t>@192.168.0.151 'mkdir -p .ssh &amp;&amp; cat &gt; .ssh/autho</w:t>
-            </w:r>
-            <w:r>
-              <w:rPr>
-                <w:rFonts w:asciiTheme="minorHAnsi" w:hAnsiTheme="minorHAnsi" w:cstheme="minorHAnsi"/>
-                <w:sz w:val="22"/>
-                <w:szCs w:val="22"/>
-              </w:rPr>
-              <w:t>rized_keys' &lt; ~/.ssh/id_rsa.pub</w:t>
-            </w:r>
-          </w:p>
-          <w:p>
-            <w:pPr>
-              <w:pStyle w:val="HTML"/>
-              <w:rPr>
-                <w:rFonts w:asciiTheme="minorHAnsi" w:hAnsiTheme="minorHAnsi" w:cstheme="minorHAnsi"/>
-                <w:sz w:val="22"/>
-                <w:szCs w:val="22"/>
-              </w:rPr>
-            </w:pPr>
-            <w:r>
-              <w:rPr>
-                <w:rFonts w:asciiTheme="minorHAnsi" w:hAnsiTheme="minorHAnsi" w:cstheme="minorHAnsi"/>
-                <w:sz w:val="22"/>
-                <w:szCs w:val="22"/>
-              </w:rPr>
-              <w:t xml:space="preserve">$ ssh </w:t>
-            </w:r>
-            <w:r>
-              <w:rPr>
-                <w:rFonts w:asciiTheme="minorHAnsi" w:hAnsiTheme="minorHAnsi" w:cstheme="minorHAnsi"/>
-                <w:sz w:val="22"/>
-                <w:szCs w:val="22"/>
-              </w:rPr>
-              <w:t>root</w:t>
-            </w:r>
-            <w:r>
-              <w:rPr>
-                <w:rFonts w:asciiTheme="minorHAnsi" w:hAnsiTheme="minorHAnsi" w:cstheme="minorHAnsi"/>
-                <w:sz w:val="22"/>
-                <w:szCs w:val="22"/>
-              </w:rPr>
-              <w:t>@192.168.0.152 'mkdir -p .ssh &amp;&amp; cat &gt; .ssh/authorized_keys' &lt; ~/.ssh/id_rsa.pub</w:t>
-            </w:r>
-            <w:r>
-              <w:rPr>
-                <w:rFonts w:asciiTheme="minorHAnsi" w:hAnsiTheme="minorHAnsi" w:cstheme="minorHAnsi"/>
-                <w:sz w:val="22"/>
-                <w:szCs w:val="22"/>
-              </w:rPr>
-              <w:br/>
-              <w:t xml:space="preserve">$ ssh </w:t>
-            </w:r>
-            <w:r>
-              <w:rPr>
-                <w:rFonts w:asciiTheme="minorHAnsi" w:hAnsiTheme="minorHAnsi" w:cstheme="minorHAnsi"/>
-                <w:sz w:val="22"/>
-                <w:szCs w:val="22"/>
-              </w:rPr>
-              <w:t>root</w:t>
-            </w:r>
-            <w:r>
-              <w:rPr>
-                <w:rFonts w:asciiTheme="minorHAnsi" w:hAnsiTheme="minorHAnsi" w:cstheme="minorHAnsi"/>
-                <w:sz w:val="22"/>
-                <w:szCs w:val="22"/>
-              </w:rPr>
-              <w:t>@192.168.0.153 'mkdir -p .ssh &amp;&amp; cat &gt; .ssh/authorized_keys' &lt; ~/.ssh/id_rsa.pub</w:t>
-            </w:r>
-            <w:r>
-              <w:rPr>
-                <w:rFonts w:asciiTheme="minorHAnsi" w:hAnsiTheme="minorHAnsi" w:cstheme="minorHAnsi"/>
-                <w:sz w:val="22"/>
-                <w:szCs w:val="22"/>
-              </w:rPr>
-              <w:br/>
-              <w:t xml:space="preserve">$ ssh </w:t>
-            </w:r>
-            <w:r>
-              <w:rPr>
-                <w:rFonts w:asciiTheme="minorHAnsi" w:hAnsiTheme="minorHAnsi" w:cstheme="minorHAnsi"/>
-                <w:sz w:val="22"/>
-                <w:szCs w:val="22"/>
-              </w:rPr>
-              <w:t>root</w:t>
-            </w:r>
-            <w:r>
-              <w:rPr>
-                <w:rFonts w:asciiTheme="minorHAnsi" w:hAnsiTheme="minorHAnsi" w:cstheme="minorHAnsi"/>
-                <w:sz w:val="22"/>
-                <w:szCs w:val="22"/>
-              </w:rPr>
-              <w:t>@192.168.0.154 'mkdir -p .ssh &amp;&amp; cat &gt; .ssh/authorized_keys' &lt; ~/.ssh/id_rsa.pub</w:t>
-            </w:r>
-            <w:r>
-              <w:rPr>
-                <w:rFonts w:asciiTheme="minorHAnsi" w:hAnsiTheme="minorHAnsi" w:cstheme="minorHAnsi"/>
-                <w:sz w:val="22"/>
-                <w:szCs w:val="22"/>
-              </w:rPr>
-              <w:br/>
-              <w:t xml:space="preserve">$ ssh </w:t>
-            </w:r>
-            <w:r>
-              <w:rPr>
-                <w:rFonts w:asciiTheme="minorHAnsi" w:hAnsiTheme="minorHAnsi" w:cstheme="minorHAnsi"/>
-                <w:sz w:val="22"/>
-                <w:szCs w:val="22"/>
-              </w:rPr>
-              <w:t>root</w:t>
-            </w:r>
-            <w:r>
-              <w:rPr>
-                <w:rFonts w:asciiTheme="minorHAnsi" w:hAnsiTheme="minorHAnsi" w:cstheme="minorHAnsi"/>
-                <w:sz w:val="22"/>
-                <w:szCs w:val="22"/>
-              </w:rPr>
-              <w:t>@192.168.0.155 'mkdir -p .ssh &amp;&amp; cat &gt; .ssh/authorized_keys' &lt; ~/.ssh/id_rsa.pub</w:t>
-            </w:r>
-            <w:r>
-              <w:rPr>
-                <w:rFonts w:asciiTheme="minorHAnsi" w:hAnsiTheme="minorHAnsi" w:cstheme="minorHAnsi"/>
-                <w:sz w:val="22"/>
-                <w:szCs w:val="22"/>
-              </w:rPr>
-              <w:br/>
-              <w:t xml:space="preserve">$ ssh </w:t>
-            </w:r>
-            <w:r>
-              <w:rPr>
-                <w:rFonts w:asciiTheme="minorHAnsi" w:hAnsiTheme="minorHAnsi" w:cstheme="minorHAnsi"/>
-                <w:sz w:val="22"/>
-                <w:szCs w:val="22"/>
-              </w:rPr>
-              <w:t>root</w:t>
-            </w:r>
-            <w:r>
-              <w:rPr>
-                <w:rFonts w:asciiTheme="minorHAnsi" w:hAnsiTheme="minorHAnsi" w:cstheme="minorHAnsi"/>
-                <w:sz w:val="22"/>
-                <w:szCs w:val="22"/>
-              </w:rPr>
-              <w:t>@192.168.0.156 'mkdir -p .ssh &amp;&amp; cat &gt; .ssh/authorized_keys' &lt; ~/.ssh/id_rsa.pub</w:t>
-            </w:r>
-          </w:p>
-          <w:p>
-            <w:pPr>
-              <w:pStyle w:val="HTML"/>
-              <w:rPr>
-                <w:rFonts w:asciiTheme="minorHAnsi" w:hAnsiTheme="minorHAnsi" w:cstheme="minorHAnsi"/>
-                <w:sz w:val="22"/>
-                <w:szCs w:val="22"/>
-              </w:rPr>
-            </w:pPr>
-            <w:r>
-              <w:rPr>
-                <w:rFonts w:asciiTheme="minorHAnsi" w:hAnsiTheme="minorHAnsi" w:cstheme="minorHAnsi"/>
-                <w:sz w:val="22"/>
-                <w:szCs w:val="22"/>
-              </w:rPr>
-              <w:t xml:space="preserve">$ ssh </w:t>
-            </w:r>
-            <w:r>
-              <w:rPr>
-                <w:rFonts w:asciiTheme="minorHAnsi" w:hAnsiTheme="minorHAnsi" w:cstheme="minorHAnsi"/>
-                <w:sz w:val="22"/>
-                <w:szCs w:val="22"/>
-              </w:rPr>
-              <w:t>root@192.168.0.121</w:t>
-            </w:r>
-            <w:r>
-              <w:rPr>
-                <w:rFonts w:asciiTheme="minorHAnsi" w:hAnsiTheme="minorHAnsi" w:cstheme="minorHAnsi"/>
-                <w:sz w:val="22"/>
-                <w:szCs w:val="22"/>
-              </w:rPr>
-              <w:t xml:space="preserve"> 'mkdir -p .ssh &amp;&amp; cat &gt; .ssh/authorized_keys' &lt; ~/.ssh/id_rsa.pub</w:t>
-            </w:r>
-          </w:p>
-          <w:p>
-            <w:pPr>
-              <w:pStyle w:val="HTML"/>
-              <w:rPr>
-                <w:rFonts w:asciiTheme="minorHAnsi" w:hAnsiTheme="minorHAnsi" w:cstheme="minorHAnsi"/>
-                <w:sz w:val="22"/>
-                <w:szCs w:val="22"/>
-              </w:rPr>
-            </w:pPr>
-            <w:r>
-              <w:rPr>
-                <w:rFonts w:asciiTheme="minorHAnsi" w:hAnsiTheme="minorHAnsi" w:cstheme="minorHAnsi"/>
-                <w:sz w:val="22"/>
-                <w:szCs w:val="22"/>
-              </w:rPr>
-              <w:t xml:space="preserve">$ ssh </w:t>
-            </w:r>
-            <w:r>
-              <w:rPr>
-                <w:rFonts w:asciiTheme="minorHAnsi" w:hAnsiTheme="minorHAnsi" w:cstheme="minorHAnsi"/>
-                <w:sz w:val="22"/>
-                <w:szCs w:val="22"/>
-              </w:rPr>
-              <w:t>root</w:t>
-            </w:r>
-            <w:r>
-              <w:rPr>
-                <w:rFonts w:asciiTheme="minorHAnsi" w:hAnsiTheme="minorHAnsi" w:cstheme="minorHAnsi"/>
-                <w:sz w:val="22"/>
-                <w:szCs w:val="22"/>
-              </w:rPr>
-              <w:t>@192.168.0.123</w:t>
-            </w:r>
-            <w:r>
-              <w:rPr>
-                <w:rFonts w:asciiTheme="minorHAnsi" w:hAnsiTheme="minorHAnsi" w:cstheme="minorHAnsi"/>
-                <w:sz w:val="22"/>
-                <w:szCs w:val="22"/>
-              </w:rPr>
-              <w:t xml:space="preserve"> 'mkdir -p .ssh &amp;&amp; cat &gt; .ssh/authorized_keys' &lt; ~/.ssh/id_rsa.pub</w:t>
-            </w:r>
-          </w:p>
-          <w:p>
-            <w:pPr>
-              <w:pStyle w:val="HTML"/>
-              <w:rPr>
-                <w:rFonts w:asciiTheme="minorHAnsi" w:hAnsiTheme="minorHAnsi" w:cstheme="minorHAnsi"/>
-                <w:sz w:val="22"/>
-                <w:szCs w:val="22"/>
-              </w:rPr>
-            </w:pPr>
-            <w:r>
-              <w:rPr>
-                <w:rFonts w:asciiTheme="minorHAnsi" w:hAnsiTheme="minorHAnsi" w:cstheme="minorHAnsi"/>
-                <w:sz w:val="22"/>
-                <w:szCs w:val="22"/>
-              </w:rPr>
-              <w:t xml:space="preserve">$ ssh </w:t>
-            </w:r>
-            <w:r>
-              <w:rPr>
-                <w:rFonts w:asciiTheme="minorHAnsi" w:hAnsiTheme="minorHAnsi" w:cstheme="minorHAnsi"/>
-                <w:sz w:val="22"/>
-                <w:szCs w:val="22"/>
-              </w:rPr>
-              <w:t>root</w:t>
-            </w:r>
-            <w:r>
-              <w:rPr>
-                <w:rFonts w:asciiTheme="minorHAnsi" w:hAnsiTheme="minorHAnsi" w:cstheme="minorHAnsi"/>
-                <w:sz w:val="22"/>
-                <w:szCs w:val="22"/>
-              </w:rPr>
-              <w:t>@192.168.0.124</w:t>
-            </w:r>
-            <w:r>
-              <w:rPr>
-                <w:rFonts w:asciiTheme="minorHAnsi" w:hAnsiTheme="minorHAnsi" w:cstheme="minorHAnsi"/>
-                <w:sz w:val="22"/>
-                <w:szCs w:val="22"/>
-              </w:rPr>
-              <w:t xml:space="preserve"> 'mkdir -p .ssh &amp;&amp; cat &gt; .ssh/authorized_keys' &lt; ~/.ssh/id_rsa.pub</w:t>
-            </w:r>
-          </w:p>
-          <w:p>
-            <w:pPr>
-              <w:pStyle w:val="HTML"/>
-              <w:rPr>
-                <w:rFonts w:asciiTheme="minorHAnsi" w:hAnsiTheme="minorHAnsi" w:cstheme="minorHAnsi"/>
-                <w:sz w:val="22"/>
-                <w:szCs w:val="22"/>
-              </w:rPr>
-            </w:pPr>
-            <w:r>
-              <w:rPr>
-                <w:rFonts w:asciiTheme="minorHAnsi" w:hAnsiTheme="minorHAnsi" w:cstheme="minorHAnsi"/>
-                <w:sz w:val="22"/>
-                <w:szCs w:val="22"/>
-              </w:rPr>
-              <w:t xml:space="preserve">$ ssh </w:t>
-            </w:r>
-            <w:r>
-              <w:rPr>
-                <w:rFonts w:asciiTheme="minorHAnsi" w:hAnsiTheme="minorHAnsi" w:cstheme="minorHAnsi"/>
-                <w:sz w:val="22"/>
-                <w:szCs w:val="22"/>
-              </w:rPr>
-              <w:t>root</w:t>
-            </w:r>
-            <w:r>
-              <w:rPr>
-                <w:rFonts w:asciiTheme="minorHAnsi" w:hAnsiTheme="minorHAnsi" w:cstheme="minorHAnsi"/>
-                <w:sz w:val="22"/>
-                <w:szCs w:val="22"/>
-              </w:rPr>
-              <w:t>@192.168.0.125</w:t>
-            </w:r>
-            <w:r>
-              <w:rPr>
-                <w:rFonts w:asciiTheme="minorHAnsi" w:hAnsiTheme="minorHAnsi" w:cstheme="minorHAnsi"/>
-                <w:sz w:val="22"/>
-                <w:szCs w:val="22"/>
-              </w:rPr>
-              <w:t xml:space="preserve"> 'mkdir -p .ssh &amp;&amp; cat &gt; .ssh/authorized_keys' &lt; ~/.ssh/id_rsa.pub</w:t>
-            </w:r>
-          </w:p>
-          <w:p>
-            <w:pPr>
-              <w:pStyle w:val="HTML"/>
-              <w:rPr>
-                <w:rFonts w:asciiTheme="minorHAnsi" w:hAnsiTheme="minorHAnsi" w:cstheme="minorHAnsi"/>
-                <w:sz w:val="22"/>
-                <w:szCs w:val="22"/>
-              </w:rPr>
-            </w:pPr>
-            <w:r>
-              <w:rPr>
-                <w:rFonts w:asciiTheme="minorHAnsi" w:hAnsiTheme="minorHAnsi" w:cstheme="minorHAnsi"/>
-                <w:sz w:val="22"/>
-                <w:szCs w:val="22"/>
-              </w:rPr>
-              <w:t xml:space="preserve">$ ssh </w:t>
-            </w:r>
-            <w:r>
-              <w:rPr>
-                <w:rFonts w:asciiTheme="minorHAnsi" w:hAnsiTheme="minorHAnsi" w:cstheme="minorHAnsi"/>
-                <w:sz w:val="22"/>
-                <w:szCs w:val="22"/>
-              </w:rPr>
-              <w:t>root</w:t>
-            </w:r>
-            <w:r>
-              <w:rPr>
-                <w:rFonts w:asciiTheme="minorHAnsi" w:hAnsiTheme="minorHAnsi" w:cstheme="minorHAnsi"/>
-                <w:sz w:val="22"/>
-                <w:szCs w:val="22"/>
-              </w:rPr>
-              <w:t>@192.168.0.126</w:t>
-            </w:r>
-            <w:r>
-              <w:rPr>
-                <w:rFonts w:asciiTheme="minorHAnsi" w:hAnsiTheme="minorHAnsi" w:cstheme="minorHAnsi"/>
-                <w:sz w:val="22"/>
-                <w:szCs w:val="22"/>
-              </w:rPr>
-              <w:t xml:space="preserve"> 'mkdir -p .ssh &amp;&amp; cat &gt; .ssh/authorized_keys' &lt; ~/.ssh/id_rsa.pub</w:t>
-            </w:r>
-          </w:p>
-          <w:p>
-            <w:pPr>
-              <w:pStyle w:val="HTML"/>
-              <w:rPr>
-                <w:rFonts w:asciiTheme="minorHAnsi" w:hAnsiTheme="minorHAnsi" w:cstheme="minorHAnsi"/>
-                <w:sz w:val="22"/>
-                <w:szCs w:val="22"/>
-              </w:rPr>
-            </w:pPr>
-            <w:r>
-              <w:rPr>
-                <w:rFonts w:asciiTheme="minorHAnsi" w:hAnsiTheme="minorHAnsi" w:cstheme="minorHAnsi"/>
-                <w:sz w:val="22"/>
-                <w:szCs w:val="22"/>
-              </w:rPr>
-              <w:t xml:space="preserve">$ ssh </w:t>
-            </w:r>
-            <w:r>
-              <w:rPr>
-                <w:rFonts w:asciiTheme="minorHAnsi" w:hAnsiTheme="minorHAnsi" w:cstheme="minorHAnsi"/>
-                <w:sz w:val="22"/>
-                <w:szCs w:val="22"/>
-              </w:rPr>
-              <w:t>root</w:t>
-            </w:r>
-            <w:r>
-              <w:rPr>
-                <w:rFonts w:asciiTheme="minorHAnsi" w:hAnsiTheme="minorHAnsi" w:cstheme="minorHAnsi"/>
-                <w:sz w:val="22"/>
-                <w:szCs w:val="22"/>
-              </w:rPr>
-              <w:t>@192.168.0.127</w:t>
-            </w:r>
-            <w:r>
-              <w:rPr>
-                <w:rFonts w:asciiTheme="minorHAnsi" w:hAnsiTheme="minorHAnsi" w:cstheme="minorHAnsi"/>
-                <w:sz w:val="22"/>
-                <w:szCs w:val="22"/>
-              </w:rPr>
-              <w:t xml:space="preserve"> 'mkdir -p .ssh &amp;&amp; cat &gt; .ssh/authorized_keys' &lt; ~/.ssh/id_rsa.pub</w:t>
-            </w:r>
-          </w:p>
-          <w:p>
-            <w:pPr>
-              <w:pStyle w:val="HTML"/>
-              <w:rPr>
-                <w:rFonts w:asciiTheme="minorHAnsi" w:hAnsiTheme="minorHAnsi" w:cstheme="minorHAnsi"/>
-                <w:sz w:val="22"/>
-                <w:szCs w:val="22"/>
-              </w:rPr>
-            </w:pPr>
-            <w:r>
-              <w:rPr>
-                <w:rFonts w:asciiTheme="minorHAnsi" w:hAnsiTheme="minorHAnsi" w:cstheme="minorHAnsi"/>
-                <w:sz w:val="22"/>
-                <w:szCs w:val="22"/>
-              </w:rPr>
-              <w:t xml:space="preserve">$ ssh </w:t>
-            </w:r>
-            <w:r>
-              <w:rPr>
-                <w:rFonts w:asciiTheme="minorHAnsi" w:hAnsiTheme="minorHAnsi" w:cstheme="minorHAnsi"/>
-                <w:sz w:val="22"/>
-                <w:szCs w:val="22"/>
-              </w:rPr>
-              <w:t>root</w:t>
-            </w:r>
-            <w:r>
-              <w:rPr>
-                <w:rFonts w:asciiTheme="minorHAnsi" w:hAnsiTheme="minorHAnsi" w:cstheme="minorHAnsi"/>
-                <w:sz w:val="22"/>
-                <w:szCs w:val="22"/>
-              </w:rPr>
-              <w:t>@192.168.0.131</w:t>
-            </w:r>
-            <w:r>
-              <w:rPr>
-                <w:rFonts w:asciiTheme="minorHAnsi" w:hAnsiTheme="minorHAnsi" w:cstheme="minorHAnsi"/>
-                <w:sz w:val="22"/>
-                <w:szCs w:val="22"/>
-              </w:rPr>
-              <w:t xml:space="preserve"> 'mkdir -p .ssh &amp;&amp; cat &gt; .ssh/authorized_keys' &lt; ~/.ssh/id_rsa.pub</w:t>
-            </w:r>
-          </w:p>
-          <w:p>
-            <w:pPr>
-              <w:pStyle w:val="HTML"/>
-              <w:rPr>
-                <w:rFonts w:asciiTheme="minorHAnsi" w:hAnsiTheme="minorHAnsi" w:cstheme="minorHAnsi"/>
-                <w:sz w:val="22"/>
-                <w:szCs w:val="22"/>
-              </w:rPr>
-            </w:pPr>
-            <w:r>
-              <w:rPr>
-                <w:rFonts w:asciiTheme="minorHAnsi" w:hAnsiTheme="minorHAnsi" w:cstheme="minorHAnsi"/>
-                <w:sz w:val="22"/>
-                <w:szCs w:val="22"/>
-              </w:rPr>
-              <w:t xml:space="preserve">$ ssh </w:t>
-            </w:r>
-            <w:r>
-              <w:rPr>
-                <w:rFonts w:asciiTheme="minorHAnsi" w:hAnsiTheme="minorHAnsi" w:cstheme="minorHAnsi"/>
-                <w:sz w:val="22"/>
-                <w:szCs w:val="22"/>
-              </w:rPr>
-              <w:t>root</w:t>
-            </w:r>
-            <w:r>
-              <w:rPr>
-                <w:rFonts w:asciiTheme="minorHAnsi" w:hAnsiTheme="minorHAnsi" w:cstheme="minorHAnsi"/>
-                <w:sz w:val="22"/>
-                <w:szCs w:val="22"/>
-              </w:rPr>
-              <w:t>@192.168.0.132</w:t>
-            </w:r>
-            <w:r>
-              <w:rPr>
-                <w:rFonts w:asciiTheme="minorHAnsi" w:hAnsiTheme="minorHAnsi" w:cstheme="minorHAnsi"/>
-                <w:sz w:val="22"/>
-                <w:szCs w:val="22"/>
-              </w:rPr>
-              <w:t xml:space="preserve"> 'mkdir -p .ssh &amp;&amp; cat &gt; .ssh/authorized_keys' &lt; ~/.ssh/id_rsa.pub</w:t>
-            </w:r>
-          </w:p>
-          <w:p>
-            <w:pPr>
-              <w:pStyle w:val="HTML"/>
-              <w:rPr>
-                <w:rFonts w:asciiTheme="minorHAnsi" w:hAnsiTheme="minorHAnsi" w:cstheme="minorHAnsi"/>
-                <w:sz w:val="22"/>
-                <w:szCs w:val="22"/>
-              </w:rPr>
-            </w:pPr>
-            <w:r>
-              <w:rPr>
-                <w:rFonts w:asciiTheme="minorHAnsi" w:hAnsiTheme="minorHAnsi" w:cstheme="minorHAnsi"/>
-                <w:sz w:val="22"/>
-                <w:szCs w:val="22"/>
-              </w:rPr>
-              <w:t xml:space="preserve">$ ssh </w:t>
-            </w:r>
-            <w:r>
-              <w:rPr>
-                <w:rFonts w:asciiTheme="minorHAnsi" w:hAnsiTheme="minorHAnsi" w:cstheme="minorHAnsi"/>
-                <w:sz w:val="22"/>
-                <w:szCs w:val="22"/>
-              </w:rPr>
-              <w:t>root</w:t>
-            </w:r>
-            <w:r>
-              <w:rPr>
-                <w:rFonts w:asciiTheme="minorHAnsi" w:hAnsiTheme="minorHAnsi" w:cstheme="minorHAnsi"/>
-                <w:sz w:val="22"/>
-                <w:szCs w:val="22"/>
-              </w:rPr>
-              <w:t>@192.168.0.135</w:t>
-            </w:r>
-            <w:r>
-              <w:rPr>
-                <w:rFonts w:asciiTheme="minorHAnsi" w:hAnsiTheme="minorHAnsi" w:cstheme="minorHAnsi"/>
-                <w:sz w:val="22"/>
-                <w:szCs w:val="22"/>
-              </w:rPr>
-              <w:t xml:space="preserve"> 'mkdir -p .ssh &amp;&amp; cat &gt; .ssh/authorized_keys' &lt; ~/.ssh/id_rsa.pub</w:t>
-            </w:r>
-          </w:p>
-          <w:p>
-            <w:pPr>
-              <w:pStyle w:val="HTML"/>
-              <w:rPr>
-                <w:rFonts w:asciiTheme="minorHAnsi" w:hAnsiTheme="minorHAnsi" w:cstheme="minorHAnsi"/>
-                <w:sz w:val="22"/>
-                <w:szCs w:val="22"/>
-              </w:rPr>
-            </w:pPr>
-            <w:r>
-              <w:rPr>
-                <w:rFonts w:asciiTheme="minorHAnsi" w:hAnsiTheme="minorHAnsi" w:cstheme="minorHAnsi"/>
-                <w:sz w:val="22"/>
-                <w:szCs w:val="22"/>
-              </w:rPr>
-              <w:t xml:space="preserve">$ ssh </w:t>
-            </w:r>
-            <w:r>
-              <w:rPr>
-                <w:rFonts w:asciiTheme="minorHAnsi" w:hAnsiTheme="minorHAnsi" w:cstheme="minorHAnsi"/>
-                <w:sz w:val="22"/>
-                <w:szCs w:val="22"/>
-              </w:rPr>
-              <w:t>root</w:t>
-            </w:r>
-            <w:r>
-              <w:rPr>
-                <w:rFonts w:asciiTheme="minorHAnsi" w:hAnsiTheme="minorHAnsi" w:cstheme="minorHAnsi"/>
-                <w:sz w:val="22"/>
-                <w:szCs w:val="22"/>
-              </w:rPr>
-              <w:t>@192.168.0.136</w:t>
-            </w:r>
-            <w:r>
-              <w:rPr>
-                <w:rFonts w:asciiTheme="minorHAnsi" w:hAnsiTheme="minorHAnsi" w:cstheme="minorHAnsi"/>
-                <w:sz w:val="22"/>
-                <w:szCs w:val="22"/>
-              </w:rPr>
-              <w:t xml:space="preserve"> 'mkdir -p .ssh &amp;&amp; cat &gt; .ssh/authorized_keys' &lt; ~/.ssh/id_rsa.pub</w:t>
-            </w:r>
-          </w:p>
-          <w:p>
-            <w:pPr>
-              <w:rPr>
-                <w:rFonts w:cstheme="minorHAnsi"/>
-              </w:rPr>
-            </w:pPr>
-          </w:p>
-          <w:p>
-            <w:pPr>
-              <w:rPr>
-                <w:rFonts w:cstheme="minorHAnsi"/>
-              </w:rPr>
-            </w:pPr>
-          </w:p>
-          <w:p>
-            <w:pPr>
-              <w:pStyle w:val="HTML"/>
-              <w:rPr>
-                <w:rFonts w:asciiTheme="minorHAnsi" w:hAnsiTheme="minorHAnsi" w:cstheme="minorHAnsi"/>
-                <w:sz w:val="22"/>
-                <w:szCs w:val="22"/>
-              </w:rPr>
-            </w:pPr>
-            <w:r>
-              <w:rPr>
-                <w:rFonts w:asciiTheme="minorHAnsi" w:hAnsiTheme="minorHAnsi" w:cstheme="minorHAnsi"/>
-                <w:sz w:val="22"/>
-                <w:szCs w:val="22"/>
-              </w:rPr>
-              <w:t>$ ssh peer0.org1.example.com "echo 'hi'"</w:t>
-            </w:r>
-            <w:r>
-              <w:rPr>
-                <w:rFonts w:asciiTheme="minorHAnsi" w:hAnsiTheme="minorHAnsi" w:cstheme="minorHAnsi"/>
-                <w:sz w:val="22"/>
-                <w:szCs w:val="22"/>
-              </w:rPr>
-              <w:br/>
-              <w:t>$ ssh peer1.org1.example.com "echo 'hi'"</w:t>
-            </w:r>
-            <w:r>
-              <w:rPr>
-                <w:rFonts w:asciiTheme="minorHAnsi" w:hAnsiTheme="minorHAnsi" w:cstheme="minorHAnsi"/>
-                <w:sz w:val="22"/>
-                <w:szCs w:val="22"/>
-              </w:rPr>
-              <w:br/>
-            </w:r>
-            <w:r>
-              <w:rPr>
-                <w:rFonts w:asciiTheme="minorHAnsi" w:hAnsiTheme="minorHAnsi" w:cstheme="minorHAnsi"/>
-                <w:sz w:val="22"/>
-                <w:szCs w:val="22"/>
-              </w:rPr>
-              <w:lastRenderedPageBreak/>
-              <w:t>$ ssh peer2.org1.example.com "echo 'hi'"</w:t>
-            </w:r>
-            <w:r>
-              <w:rPr>
-                <w:rFonts w:asciiTheme="minorHAnsi" w:hAnsiTheme="minorHAnsi" w:cstheme="minorHAnsi"/>
-                <w:sz w:val="22"/>
-                <w:szCs w:val="22"/>
-              </w:rPr>
-              <w:br/>
-              <w:t xml:space="preserve">$ ssh peer0.org2.example.com "echo 'hi'" </w:t>
-            </w:r>
-            <w:r>
-              <w:rPr>
-                <w:rFonts w:asciiTheme="minorHAnsi" w:hAnsiTheme="minorHAnsi" w:cstheme="minorHAnsi"/>
-                <w:sz w:val="22"/>
-                <w:szCs w:val="22"/>
-              </w:rPr>
-              <w:br/>
-              <w:t>$ ssh peer1.org2.example.com "echo 'hi'"</w:t>
-            </w:r>
-            <w:r>
-              <w:rPr>
-                <w:rFonts w:asciiTheme="minorHAnsi" w:hAnsiTheme="minorHAnsi" w:cstheme="minorHAnsi"/>
-                <w:sz w:val="22"/>
-                <w:szCs w:val="22"/>
-              </w:rPr>
-              <w:br/>
-              <w:t>$ ssh peer2.org2.example.com "echo 'hi'"</w:t>
-            </w:r>
-          </w:p>
-          <w:p>
-            <w:pPr>
-              <w:rPr>
-                <w:rFonts w:cstheme="minorHAnsi"/>
-              </w:rPr>
-            </w:pPr>
-          </w:p>
-          <w:p>
-            <w:pPr>
-              <w:pStyle w:val="HTML"/>
-              <w:rPr>
-                <w:rFonts w:asciiTheme="minorHAnsi" w:hAnsiTheme="minorHAnsi" w:cstheme="minorHAnsi"/>
-                <w:sz w:val="22"/>
-                <w:szCs w:val="22"/>
-              </w:rPr>
-            </w:pPr>
-            <w:r>
-              <w:rPr>
-                <w:rFonts w:asciiTheme="minorHAnsi" w:hAnsiTheme="minorHAnsi" w:cstheme="minorHAnsi"/>
-                <w:sz w:val="22"/>
-                <w:szCs w:val="22"/>
-              </w:rPr>
-              <w:t>$ ssh client1.peer</w:t>
-            </w:r>
-            <w:r>
-              <w:rPr>
-                <w:rFonts w:asciiTheme="minorHAnsi" w:hAnsiTheme="minorHAnsi" w:cstheme="minorHAnsi"/>
-                <w:sz w:val="22"/>
-                <w:szCs w:val="22"/>
-              </w:rPr>
-              <w:t xml:space="preserve"> "echo 'h</w:t>
-            </w:r>
-            <w:r>
-              <w:rPr>
-                <w:rFonts w:asciiTheme="minorHAnsi" w:hAnsiTheme="minorHAnsi" w:cstheme="minorHAnsi"/>
-                <w:sz w:val="22"/>
-                <w:szCs w:val="22"/>
-              </w:rPr>
-              <w:t>i'"</w:t>
-            </w:r>
-            <w:r>
-              <w:rPr>
-                <w:rFonts w:asciiTheme="minorHAnsi" w:hAnsiTheme="minorHAnsi" w:cstheme="minorHAnsi"/>
-                <w:sz w:val="22"/>
-                <w:szCs w:val="22"/>
-              </w:rPr>
-              <w:br/>
-              <w:t>$ ssh client2.peer</w:t>
-            </w:r>
-            <w:r>
-              <w:rPr>
-                <w:rFonts w:asciiTheme="minorHAnsi" w:hAnsiTheme="minorHAnsi" w:cstheme="minorHAnsi"/>
-                <w:sz w:val="22"/>
-                <w:szCs w:val="22"/>
-              </w:rPr>
-              <w:t xml:space="preserve"> "echo 'h</w:t>
-            </w:r>
-            <w:r>
-              <w:rPr>
-                <w:rFonts w:asciiTheme="minorHAnsi" w:hAnsiTheme="minorHAnsi" w:cstheme="minorHAnsi"/>
-                <w:sz w:val="22"/>
-                <w:szCs w:val="22"/>
-              </w:rPr>
-              <w:t>i'"</w:t>
-            </w:r>
-            <w:r>
-              <w:rPr>
-                <w:rFonts w:asciiTheme="minorHAnsi" w:hAnsiTheme="minorHAnsi" w:cstheme="minorHAnsi"/>
-                <w:sz w:val="22"/>
-                <w:szCs w:val="22"/>
-              </w:rPr>
-              <w:br/>
-              <w:t>$ ssh client3.peer</w:t>
-            </w:r>
-            <w:r>
-              <w:rPr>
-                <w:rFonts w:asciiTheme="minorHAnsi" w:hAnsiTheme="minorHAnsi" w:cstheme="minorHAnsi"/>
-                <w:sz w:val="22"/>
-                <w:szCs w:val="22"/>
-              </w:rPr>
-              <w:t xml:space="preserve"> "echo 'h</w:t>
-            </w:r>
-            <w:r>
-              <w:rPr>
-                <w:rFonts w:asciiTheme="minorHAnsi" w:hAnsiTheme="minorHAnsi" w:cstheme="minorHAnsi"/>
-                <w:sz w:val="22"/>
-                <w:szCs w:val="22"/>
-              </w:rPr>
-              <w:t>i'"</w:t>
-            </w:r>
-            <w:r>
-              <w:rPr>
-                <w:rFonts w:asciiTheme="minorHAnsi" w:hAnsiTheme="minorHAnsi" w:cstheme="minorHAnsi"/>
-                <w:sz w:val="22"/>
-                <w:szCs w:val="22"/>
-              </w:rPr>
-              <w:br/>
-              <w:t>$ ssh client4.peer</w:t>
-            </w:r>
-            <w:r>
-              <w:rPr>
-                <w:rFonts w:asciiTheme="minorHAnsi" w:hAnsiTheme="minorHAnsi" w:cstheme="minorHAnsi"/>
-                <w:sz w:val="22"/>
-                <w:szCs w:val="22"/>
-              </w:rPr>
-              <w:t xml:space="preserve"> "echo 'hi'" </w:t>
-            </w:r>
-            <w:r>
-              <w:rPr>
-                <w:rFonts w:asciiTheme="minorHAnsi" w:hAnsiTheme="minorHAnsi" w:cstheme="minorHAnsi"/>
-                <w:sz w:val="22"/>
-                <w:szCs w:val="22"/>
-              </w:rPr>
-              <w:br/>
-            </w:r>
-            <w:r>
-              <w:rPr>
-                <w:rFonts w:asciiTheme="minorHAnsi" w:hAnsiTheme="minorHAnsi" w:cstheme="minorHAnsi"/>
-                <w:sz w:val="22"/>
-                <w:szCs w:val="22"/>
-              </w:rPr>
-              <w:t>$ ssh client5.peer</w:t>
-            </w:r>
-            <w:r>
-              <w:rPr>
-                <w:rFonts w:asciiTheme="minorHAnsi" w:hAnsiTheme="minorHAnsi" w:cstheme="minorHAnsi"/>
-                <w:sz w:val="22"/>
-                <w:szCs w:val="22"/>
-              </w:rPr>
-              <w:t xml:space="preserve"> "echo 'h</w:t>
-            </w:r>
-            <w:r>
-              <w:rPr>
-                <w:rFonts w:asciiTheme="minorHAnsi" w:hAnsiTheme="minorHAnsi" w:cstheme="minorHAnsi"/>
-                <w:sz w:val="22"/>
-                <w:szCs w:val="22"/>
-              </w:rPr>
-              <w:t>i'"</w:t>
-            </w:r>
-            <w:r>
-              <w:rPr>
-                <w:rFonts w:asciiTheme="minorHAnsi" w:hAnsiTheme="minorHAnsi" w:cstheme="minorHAnsi"/>
-                <w:sz w:val="22"/>
-                <w:szCs w:val="22"/>
-              </w:rPr>
-              <w:br/>
-              <w:t>$ ssh client6.peer</w:t>
-            </w:r>
-            <w:r>
-              <w:rPr>
-                <w:rFonts w:asciiTheme="minorHAnsi" w:hAnsiTheme="minorHAnsi" w:cstheme="minorHAnsi"/>
-                <w:sz w:val="22"/>
-                <w:szCs w:val="22"/>
-              </w:rPr>
-              <w:t xml:space="preserve"> "echo 'hi'"</w:t>
-            </w:r>
-          </w:p>
-          <w:p>
-            <w:pPr>
-              <w:pStyle w:val="HTML"/>
-              <w:rPr>
-                <w:rFonts w:asciiTheme="minorHAnsi" w:hAnsiTheme="minorHAnsi" w:cstheme="minorHAnsi"/>
-                <w:sz w:val="22"/>
-                <w:szCs w:val="22"/>
-              </w:rPr>
-            </w:pPr>
-            <w:r>
-              <w:rPr>
-                <w:rFonts w:asciiTheme="minorHAnsi" w:hAnsiTheme="minorHAnsi" w:cstheme="minorHAnsi"/>
-                <w:sz w:val="22"/>
-                <w:szCs w:val="22"/>
-              </w:rPr>
-              <w:t>$ ssh client7.peer</w:t>
-            </w:r>
-            <w:r>
-              <w:rPr>
-                <w:rFonts w:asciiTheme="minorHAnsi" w:hAnsiTheme="minorHAnsi" w:cstheme="minorHAnsi"/>
-                <w:sz w:val="22"/>
-                <w:szCs w:val="22"/>
-              </w:rPr>
-              <w:t xml:space="preserve"> "echo 'hi'"</w:t>
-            </w:r>
-          </w:p>
-          <w:p>
-            <w:pPr>
-              <w:rPr>
-                <w:rFonts w:cstheme="minorHAnsi"/>
-              </w:rPr>
-            </w:pPr>
-          </w:p>
-          <w:p>
-            <w:pPr>
-              <w:rPr>
-                <w:rFonts w:cstheme="minorHAnsi"/>
-              </w:rPr>
-            </w:pPr>
-          </w:p>
-          <w:p>
-            <w:pPr>
-              <w:pStyle w:val="HTML"/>
-              <w:rPr>
                 <w:rFonts w:asciiTheme="minorHAnsi" w:hAnsiTheme="minorHAnsi" w:cstheme="minorHAnsi"/>
                 <w:sz w:val="22"/>
                 <w:szCs w:val="22"/>
@@ -22891,7 +22074,7 @@
               </w:rPr>
               <w:t>/</w:t>
             </w:r>
-            <w:hyperlink r:id="rId101" w:anchor="file-scp-sh" w:history="1">
+            <w:hyperlink r:id="rId83" w:anchor="file-scp-sh" w:history="1">
               <w:r>
                 <w:rPr>
                   <w:rStyle w:val="a7"/>
@@ -22996,7 +22179,7 @@
               </w:rPr>
               <w:t>/</w:t>
             </w:r>
-            <w:hyperlink r:id="rId102" w:anchor="file-ssh-sh" w:history="1">
+            <w:hyperlink r:id="rId84" w:anchor="file-ssh-sh" w:history="1">
               <w:r>
                 <w:rPr>
                   <w:rStyle w:val="a7"/>
@@ -23042,7 +22225,7 @@
               <w:br/>
               <w:t xml:space="preserve">$ node </w:t>
             </w:r>
-            <w:hyperlink r:id="rId103" w:anchor="file-query-js" w:tgtFrame="_blank" w:history="1">
+            <w:hyperlink r:id="rId85" w:anchor="file-query-js" w:tgtFrame="_blank" w:history="1">
               <w:r>
                 <w:rPr>
                   <w:rStyle w:val="a7"/>
@@ -23059,7 +22242,7 @@
               <w:br/>
               <w:t xml:space="preserve">// $ node </w:t>
             </w:r>
-            <w:hyperlink r:id="rId104" w:anchor="file-invoke-js" w:tgtFrame="_blank" w:history="1">
+            <w:hyperlink r:id="rId86" w:anchor="file-invoke-js" w:tgtFrame="_blank" w:history="1">
               <w:r>
                 <w:rPr>
                   <w:rStyle w:val="a7"/>
@@ -23086,6 +22269,7 @@
           <w:rFonts w:hint="eastAsia"/>
           <w:b/>
         </w:rPr>
+        <w:lastRenderedPageBreak/>
         <w:t>第五，</w:t>
       </w:r>
       <w:r>
@@ -23150,7 +22334,7 @@
               <w:br/>
               <w:t xml:space="preserve">$ python </w:t>
             </w:r>
-            <w:hyperlink r:id="rId105" w:anchor="file-readthroughput_p1-py" w:tgtFrame="_blank" w:history="1">
+            <w:hyperlink r:id="rId87" w:anchor="file-readthroughput_p1-py" w:tgtFrame="_blank" w:history="1">
               <w:r>
                 <w:rPr>
                   <w:rStyle w:val="a7"/>
@@ -23179,7 +22363,7 @@
               <w:br/>
               <w:t xml:space="preserve">$ python </w:t>
             </w:r>
-            <w:hyperlink r:id="rId106" w:anchor="file-readdelay_p1-py" w:tgtFrame="_blank" w:history="1">
+            <w:hyperlink r:id="rId88" w:anchor="file-readdelay_p1-py" w:tgtFrame="_blank" w:history="1">
               <w:r>
                 <w:rPr>
                   <w:rStyle w:val="a7"/>
@@ -23313,7 +22497,7 @@
               <w:br/>
               <w:t xml:space="preserve">$ python </w:t>
             </w:r>
-            <w:hyperlink r:id="rId107" w:anchor="file-readthroughput_p2-py" w:tgtFrame="_blank" w:history="1">
+            <w:hyperlink r:id="rId89" w:anchor="file-readthroughput_p2-py" w:tgtFrame="_blank" w:history="1">
               <w:r>
                 <w:rPr>
                   <w:rStyle w:val="a7"/>
@@ -23489,7 +22673,7 @@
               </w:rPr>
               <w:t xml:space="preserve"> </w:t>
             </w:r>
-            <w:hyperlink r:id="rId108" w:anchor="file-readthroughput_p3-py" w:tgtFrame="_blank" w:history="1">
+            <w:hyperlink r:id="rId90" w:anchor="file-readthroughput_p3-py" w:tgtFrame="_blank" w:history="1">
               <w:r>
                 <w:rPr>
                   <w:rStyle w:val="a7"/>
@@ -23613,7 +22797,6 @@
                 <w:sz w:val="22"/>
                 <w:szCs w:val="22"/>
               </w:rPr>
-              <w:lastRenderedPageBreak/>
               <w:t>$ rm -rf benchlog</w:t>
             </w:r>
             <w:r>
@@ -23753,7 +22936,7 @@
               </w:rPr>
               <w:t>/</w:t>
             </w:r>
-            <w:hyperlink r:id="rId109" w:anchor="file-clean-sh" w:tgtFrame="_blank" w:history="1">
+            <w:hyperlink r:id="rId91" w:anchor="file-clean-sh" w:tgtFrame="_blank" w:history="1">
               <w:r>
                 <w:rPr>
                   <w:rStyle w:val="a7"/>
@@ -24023,7 +23206,7 @@
             <w:r>
               <w:t xml:space="preserve">$ docker-compose -f </w:t>
             </w:r>
-            <w:hyperlink r:id="rId110" w:anchor="file-test-yaml" w:history="1">
+            <w:hyperlink r:id="rId92" w:anchor="file-test-yaml" w:history="1">
               <w:proofErr w:type="gramStart"/>
               <w:r>
                 <w:rPr>
@@ -24138,7 +23321,6 @@
           </w:p>
           <w:p>
             <w:r>
-              <w:lastRenderedPageBreak/>
               <w:t>300000+0 records in</w:t>
             </w:r>
           </w:p>
@@ -24306,7 +23488,7 @@
             <w:r>
               <w:t xml:space="preserve">$ docker-compose -f </w:t>
             </w:r>
-            <w:hyperlink r:id="rId111" w:anchor="file-test-yaml" w:history="1">
+            <w:hyperlink r:id="rId93" w:anchor="file-test-yaml" w:history="1">
               <w:proofErr w:type="gramStart"/>
               <w:r>
                 <w:rPr>
@@ -24373,6 +23555,7 @@
         <w:rPr>
           <w:rFonts w:hint="eastAsia"/>
         </w:rPr>
+        <w:lastRenderedPageBreak/>
         <w:t>通过</w:t>
       </w:r>
       <w:r>
@@ -24671,7 +23854,6 @@
           </w:tcPr>
           <w:p>
             <w:r>
-              <w:lastRenderedPageBreak/>
               <w:t xml:space="preserve">$ </w:t>
             </w:r>
             <w:proofErr w:type="spellStart"/>
@@ -25116,6 +24298,7 @@
         <w:rPr>
           <w:noProof/>
         </w:rPr>
+        <w:lastRenderedPageBreak/>
         <w:drawing>
           <wp:inline distT="0" distB="0" distL="0" distR="0" wp14:anchorId="68E245A2" wp14:editId="4B964C5D">
             <wp:extent cx="2876550" cy="2133600"/>
@@ -25134,7 +24317,7 @@
                     </pic:cNvPicPr>
                   </pic:nvPicPr>
                   <pic:blipFill>
-                    <a:blip r:embed="rId112" cstate="print">
+                    <a:blip r:embed="rId94" cstate="print">
                       <a:extLst>
                         <a:ext uri="{28A0092B-C50C-407E-A947-70E740481C1C}">
                           <a14:useLocalDpi xmlns:a14="http://schemas.microsoft.com/office/drawing/2010/main" val="0"/>
@@ -25172,7 +24355,6 @@
         <w:rPr>
           <w:noProof/>
         </w:rPr>
-        <w:lastRenderedPageBreak/>
         <w:drawing>
           <wp:inline distT="0" distB="0" distL="0" distR="0" wp14:anchorId="5FFC76EE" wp14:editId="736B7EEB">
             <wp:extent cx="3009900" cy="2238375"/>
@@ -25191,7 +24373,7 @@
                     </pic:cNvPicPr>
                   </pic:nvPicPr>
                   <pic:blipFill>
-                    <a:blip r:embed="rId113" cstate="print">
+                    <a:blip r:embed="rId95" cstate="print">
                       <a:extLst>
                         <a:ext uri="{28A0092B-C50C-407E-A947-70E740481C1C}">
                           <a14:useLocalDpi xmlns:a14="http://schemas.microsoft.com/office/drawing/2010/main" val="0"/>
@@ -25248,7 +24430,7 @@
                     </pic:cNvPicPr>
                   </pic:nvPicPr>
                   <pic:blipFill>
-                    <a:blip r:embed="rId114" cstate="print">
+                    <a:blip r:embed="rId96" cstate="print">
                       <a:extLst>
                         <a:ext uri="{28A0092B-C50C-407E-A947-70E740481C1C}">
                           <a14:useLocalDpi xmlns:a14="http://schemas.microsoft.com/office/drawing/2010/main" val="0"/>
@@ -25287,6 +24469,7 @@
           <w:rFonts w:hint="eastAsia"/>
           <w:b/>
         </w:rPr>
+        <w:lastRenderedPageBreak/>
         <w:t>第七，</w:t>
       </w:r>
       <w:r>
@@ -25369,7 +24552,6 @@
         <w:rPr>
           <w:noProof/>
         </w:rPr>
-        <w:lastRenderedPageBreak/>
         <w:drawing>
           <wp:inline distT="0" distB="0" distL="0" distR="0" wp14:anchorId="0968FCA4" wp14:editId="1BB0C964">
             <wp:extent cx="2800350" cy="2143125"/>
@@ -25388,7 +24570,7 @@
                     </pic:cNvPicPr>
                   </pic:nvPicPr>
                   <pic:blipFill>
-                    <a:blip r:embed="rId115" cstate="print">
+                    <a:blip r:embed="rId97" cstate="print">
                       <a:extLst>
                         <a:ext uri="{28A0092B-C50C-407E-A947-70E740481C1C}">
                           <a14:useLocalDpi xmlns:a14="http://schemas.microsoft.com/office/drawing/2010/main" val="0"/>
@@ -25444,7 +24626,7 @@
                     </pic:cNvPicPr>
                   </pic:nvPicPr>
                   <pic:blipFill>
-                    <a:blip r:embed="rId116" cstate="print">
+                    <a:blip r:embed="rId98" cstate="print">
                       <a:extLst>
                         <a:ext uri="{28A0092B-C50C-407E-A947-70E740481C1C}">
                           <a14:useLocalDpi xmlns:a14="http://schemas.microsoft.com/office/drawing/2010/main" val="0"/>
@@ -25500,7 +24682,7 @@
                     </pic:cNvPicPr>
                   </pic:nvPicPr>
                   <pic:blipFill>
-                    <a:blip r:embed="rId117" cstate="print">
+                    <a:blip r:embed="rId99" cstate="print">
                       <a:extLst>
                         <a:ext uri="{28A0092B-C50C-407E-A947-70E740481C1C}">
                           <a14:useLocalDpi xmlns:a14="http://schemas.microsoft.com/office/drawing/2010/main" val="0"/>
@@ -25538,7 +24720,6 @@
         <w:rPr>
           <w:noProof/>
         </w:rPr>
-        <w:lastRenderedPageBreak/>
         <w:drawing>
           <wp:inline distT="0" distB="0" distL="0" distR="0" wp14:anchorId="6109EA2F" wp14:editId="5469F06E">
             <wp:extent cx="2971800" cy="2257425"/>
@@ -25557,7 +24738,7 @@
                     </pic:cNvPicPr>
                   </pic:nvPicPr>
                   <pic:blipFill>
-                    <a:blip r:embed="rId118" cstate="print">
+                    <a:blip r:embed="rId100" cstate="print">
                       <a:extLst>
                         <a:ext uri="{28A0092B-C50C-407E-A947-70E740481C1C}">
                           <a14:useLocalDpi xmlns:a14="http://schemas.microsoft.com/office/drawing/2010/main" val="0"/>
@@ -25614,7 +24795,7 @@
                     </pic:cNvPicPr>
                   </pic:nvPicPr>
                   <pic:blipFill>
-                    <a:blip r:embed="rId119" cstate="print">
+                    <a:blip r:embed="rId101" cstate="print">
                       <a:extLst>
                         <a:ext uri="{28A0092B-C50C-407E-A947-70E740481C1C}">
                           <a14:useLocalDpi xmlns:a14="http://schemas.microsoft.com/office/drawing/2010/main" val="0"/>
@@ -25719,7 +24900,6 @@
         <w:rPr>
           <w:b/>
         </w:rPr>
-        <w:lastRenderedPageBreak/>
         <w:t>Reference</w:t>
       </w:r>
     </w:p>
@@ -26047,7 +25227,7 @@
             <w:r>
               <w:t xml:space="preserve">$ cp –r </w:t>
             </w:r>
-            <w:hyperlink r:id="rId120" w:history="1">
+            <w:hyperlink r:id="rId102" w:history="1">
               <w:r>
                 <w:rPr>
                   <w:rStyle w:val="a7"/>
@@ -26145,6 +25325,7 @@
           </w:tcPr>
           <w:p>
             <w:r>
+              <w:lastRenderedPageBreak/>
               <w:t xml:space="preserve">$ </w:t>
             </w:r>
             <w:r>
@@ -26167,7 +25348,6 @@
           </w:p>
           <w:p>
             <w:r>
-              <w:lastRenderedPageBreak/>
               <w:t xml:space="preserve">$ </w:t>
             </w:r>
             <w:r>
